--- a/apostila/Apostila Space For Men.docx
+++ b/apostila/Apostila Space For Men.docx
@@ -427,11 +427,10 @@
           <w:sz w:val="24"/>
           <w:szCs w:val="24"/>
         </w:rPr>
-        <w:lastRenderedPageBreak/>
         <w:drawing>
           <wp:inline distT="0" distB="0" distL="0" distR="0" wp14:anchorId="3850EC13" wp14:editId="3B922ED4">
-            <wp:extent cx="6436429" cy="2376449"/>
-            <wp:effectExtent l="0" t="0" r="2540" b="5080"/>
+            <wp:extent cx="4928187" cy="1819578"/>
+            <wp:effectExtent l="0" t="0" r="6350" b="9525"/>
             <wp:docPr id="3" name="Imagem 3"/>
             <wp:cNvGraphicFramePr>
               <a:graphicFrameLocks xmlns:a="http://schemas.openxmlformats.org/drawingml/2006/main" noChangeAspect="1"/>
@@ -452,7 +451,7 @@
                   <pic:spPr>
                     <a:xfrm>
                       <a:off x="0" y="0"/>
-                      <a:ext cx="6508939" cy="2403221"/>
+                      <a:ext cx="5004924" cy="1847911"/>
                     </a:xfrm>
                     <a:prstGeom prst="rect">
                       <a:avLst/>
@@ -493,6 +492,7 @@
           <w:sz w:val="24"/>
           <w:szCs w:val="24"/>
         </w:rPr>
+        <w:lastRenderedPageBreak/>
         <w:t xml:space="preserve">2 </w:t>
       </w:r>
       <w:r>
@@ -821,7 +821,6 @@
           <w:sz w:val="24"/>
           <w:szCs w:val="24"/>
         </w:rPr>
-        <w:lastRenderedPageBreak/>
         <w:t>4- Adicionamos a imagem banner ao nosso site utilizando o seguinte comando:</w:t>
       </w:r>
       <w:r>
@@ -1007,6 +1006,7 @@
           <w:sz w:val="24"/>
           <w:szCs w:val="24"/>
         </w:rPr>
+        <w:lastRenderedPageBreak/>
         <w:drawing>
           <wp:inline distT="0" distB="0" distL="0" distR="0" wp14:anchorId="6245F465" wp14:editId="0F4F8FEA">
             <wp:extent cx="2648320" cy="1114581"/>
@@ -1384,7 +1384,6 @@
           <w:sz w:val="24"/>
           <w:szCs w:val="24"/>
         </w:rPr>
-        <w:lastRenderedPageBreak/>
         <w:drawing>
           <wp:inline distT="0" distB="0" distL="0" distR="0" wp14:anchorId="1CBBF734" wp14:editId="34135E47">
             <wp:extent cx="5315692" cy="3057952"/>
@@ -1450,6 +1449,7 @@
           <w:sz w:val="24"/>
           <w:szCs w:val="24"/>
         </w:rPr>
+        <w:lastRenderedPageBreak/>
         <w:t xml:space="preserve">9 </w:t>
       </w:r>
       <w:r>
@@ -1783,7 +1783,6 @@
           <w:sz w:val="24"/>
           <w:szCs w:val="24"/>
         </w:rPr>
-        <w:lastRenderedPageBreak/>
         <w:drawing>
           <wp:inline distT="0" distB="0" distL="0" distR="0" wp14:anchorId="2D9DBB84" wp14:editId="14152CFA">
             <wp:extent cx="8573696" cy="4096322"/>
@@ -1849,6 +1848,7 @@
           <w:sz w:val="24"/>
           <w:szCs w:val="24"/>
         </w:rPr>
+        <w:lastRenderedPageBreak/>
         <w:t xml:space="preserve">11-    </w:t>
       </w:r>
       <w:r>
@@ -2176,6 +2176,7 @@
           <w:sz w:val="24"/>
           <w:szCs w:val="24"/>
         </w:rPr>
+        <w:lastRenderedPageBreak/>
         <w:drawing>
           <wp:inline distT="0" distB="0" distL="0" distR="0" wp14:anchorId="43883715" wp14:editId="2A98B38E">
             <wp:extent cx="5066876" cy="2155825"/>
@@ -2296,7 +2297,6 @@
           <w:sz w:val="24"/>
           <w:szCs w:val="24"/>
         </w:rPr>
-        <w:lastRenderedPageBreak/>
         <w:drawing>
           <wp:inline distT="0" distB="0" distL="0" distR="0" wp14:anchorId="0E249081" wp14:editId="01CC254E">
             <wp:extent cx="6344535" cy="5534797"/>
@@ -2362,6 +2362,7 @@
           <w:sz w:val="24"/>
           <w:szCs w:val="24"/>
         </w:rPr>
+        <w:lastRenderedPageBreak/>
         <w:t xml:space="preserve">14 – Na </w:t>
       </w:r>
       <w:proofErr w:type="spellStart"/>
@@ -2513,7 +2514,6 @@
           <w:sz w:val="24"/>
           <w:szCs w:val="24"/>
         </w:rPr>
-        <w:lastRenderedPageBreak/>
         <w:drawing>
           <wp:inline distT="0" distB="0" distL="0" distR="0" wp14:anchorId="165A4C43" wp14:editId="3DCEF4FA">
             <wp:extent cx="2915057" cy="1228896"/>
@@ -2738,6 +2738,7 @@
           <w:sz w:val="24"/>
           <w:szCs w:val="24"/>
         </w:rPr>
+        <w:lastRenderedPageBreak/>
         <w:drawing>
           <wp:inline distT="0" distB="0" distL="0" distR="0" wp14:anchorId="449C3AD7" wp14:editId="02F88A99">
             <wp:extent cx="2467319" cy="3343742"/>
@@ -2896,7 +2897,6 @@
           <w:sz w:val="24"/>
           <w:szCs w:val="24"/>
         </w:rPr>
-        <w:lastRenderedPageBreak/>
         <w:drawing>
           <wp:inline distT="0" distB="0" distL="0" distR="0" wp14:anchorId="498233E3" wp14:editId="136F54AF">
             <wp:extent cx="6792273" cy="2353003"/>
@@ -2994,6 +2994,7 @@
           <w:sz w:val="24"/>
           <w:szCs w:val="24"/>
         </w:rPr>
+        <w:lastRenderedPageBreak/>
         <w:drawing>
           <wp:inline distT="0" distB="0" distL="0" distR="0" wp14:anchorId="50176E91" wp14:editId="584F669E">
             <wp:extent cx="4963218" cy="2038635"/>
@@ -3282,7 +3283,6 @@
           <w:sz w:val="24"/>
           <w:szCs w:val="24"/>
         </w:rPr>
-        <w:lastRenderedPageBreak/>
         <mc:AlternateContent>
           <mc:Choice Requires="wps">
             <w:drawing>
@@ -3564,6 +3564,7 @@
           <w:sz w:val="24"/>
           <w:szCs w:val="24"/>
         </w:rPr>
+        <w:lastRenderedPageBreak/>
         <w:drawing>
           <wp:inline distT="0" distB="0" distL="0" distR="0" wp14:anchorId="6CA1DEE4" wp14:editId="65572247">
             <wp:extent cx="3905795" cy="2591162"/>
@@ -13580,6 +13581,7 @@
       </w:pPr>
       <w:r>
         <w:rPr>
+          <w:noProof/>
           <w:sz w:val="24"/>
           <w:szCs w:val="24"/>
         </w:rPr>
@@ -13673,6 +13675,7 @@
       </w:pPr>
       <w:r>
         <w:rPr>
+          <w:noProof/>
           <w:sz w:val="24"/>
           <w:szCs w:val="24"/>
         </w:rPr>
@@ -13947,6 +13950,7 @@
       </w:pPr>
       <w:r>
         <w:rPr>
+          <w:noProof/>
           <w:sz w:val="24"/>
           <w:szCs w:val="24"/>
         </w:rPr>
@@ -14000,6 +14004,7 @@
       </w:pPr>
       <w:r>
         <w:rPr>
+          <w:noProof/>
           <w:sz w:val="24"/>
           <w:szCs w:val="24"/>
         </w:rPr>
@@ -14053,6 +14058,7 @@
       </w:pPr>
       <w:r>
         <w:rPr>
+          <w:noProof/>
           <w:sz w:val="24"/>
           <w:szCs w:val="24"/>
         </w:rPr>
@@ -14246,6 +14252,7 @@
       </w:r>
       <w:r>
         <w:rPr>
+          <w:noProof/>
           <w:sz w:val="24"/>
           <w:szCs w:val="24"/>
         </w:rPr>
@@ -14353,6 +14360,7 @@
       </w:pPr>
       <w:r>
         <w:rPr>
+          <w:noProof/>
           <w:sz w:val="24"/>
           <w:szCs w:val="24"/>
         </w:rPr>
@@ -14456,6 +14464,7 @@
       </w:pPr>
       <w:r>
         <w:rPr>
+          <w:noProof/>
           <w:sz w:val="24"/>
           <w:szCs w:val="24"/>
         </w:rPr>
@@ -14575,6 +14584,7 @@
       </w:pPr>
       <w:r>
         <w:rPr>
+          <w:noProof/>
           <w:sz w:val="24"/>
           <w:szCs w:val="24"/>
         </w:rPr>
@@ -14628,6 +14638,7 @@
       </w:pPr>
       <w:r>
         <w:rPr>
+          <w:noProof/>
           <w:sz w:val="24"/>
           <w:szCs w:val="24"/>
         </w:rPr>
@@ -14667,8 +14678,1142 @@
           </wp:inline>
         </w:drawing>
       </w:r>
+    </w:p>
+    <w:p>
+      <w:pPr>
+        <w:pStyle w:val="PargrafodaLista"/>
+        <w:tabs>
+          <w:tab w:val="left" w:pos="1275"/>
+        </w:tabs>
+        <w:rPr>
+          <w:sz w:val="24"/>
+          <w:szCs w:val="24"/>
+        </w:rPr>
+      </w:pPr>
+    </w:p>
+    <w:p>
+      <w:pPr>
+        <w:pStyle w:val="PargrafodaLista"/>
+        <w:tabs>
+          <w:tab w:val="left" w:pos="1275"/>
+        </w:tabs>
+        <w:rPr>
+          <w:sz w:val="24"/>
+          <w:szCs w:val="24"/>
+        </w:rPr>
+      </w:pPr>
+    </w:p>
+    <w:p>
+      <w:pPr>
+        <w:pStyle w:val="PargrafodaLista"/>
+        <w:tabs>
+          <w:tab w:val="left" w:pos="1275"/>
+        </w:tabs>
+        <w:rPr>
+          <w:sz w:val="24"/>
+          <w:szCs w:val="24"/>
+        </w:rPr>
+      </w:pPr>
+      <w:r>
+        <w:rPr>
+          <w:sz w:val="24"/>
+          <w:szCs w:val="24"/>
+        </w:rPr>
+        <w:t xml:space="preserve">71- Para colocar o texto ao lado da imagem utilizamos a técnica </w:t>
+      </w:r>
+      <w:proofErr w:type="spellStart"/>
+      <w:r>
+        <w:rPr>
+          <w:sz w:val="24"/>
+          <w:szCs w:val="24"/>
+        </w:rPr>
+        <w:t>float:left</w:t>
+      </w:r>
+      <w:proofErr w:type="spellEnd"/>
+      <w:r>
+        <w:rPr>
+          <w:sz w:val="24"/>
+          <w:szCs w:val="24"/>
+        </w:rPr>
+        <w:t xml:space="preserve"> que faz o seguinte:</w:t>
+      </w:r>
+    </w:p>
+    <w:p>
+      <w:pPr>
+        <w:pStyle w:val="PargrafodaLista"/>
+        <w:numPr>
+          <w:ilvl w:val="0"/>
+          <w:numId w:val="4"/>
+        </w:numPr>
+        <w:tabs>
+          <w:tab w:val="left" w:pos="1275"/>
+        </w:tabs>
+        <w:rPr>
+          <w:sz w:val="24"/>
+          <w:szCs w:val="24"/>
+        </w:rPr>
+      </w:pPr>
+      <w:r>
+        <w:rPr>
+          <w:sz w:val="24"/>
+          <w:szCs w:val="24"/>
+        </w:rPr>
+        <w:t xml:space="preserve">Como o nome indica </w:t>
+      </w:r>
+      <w:proofErr w:type="spellStart"/>
+      <w:r>
+        <w:rPr>
+          <w:sz w:val="24"/>
+          <w:szCs w:val="24"/>
+        </w:rPr>
+        <w:t>float</w:t>
+      </w:r>
+      <w:proofErr w:type="spellEnd"/>
+      <w:r>
+        <w:rPr>
+          <w:sz w:val="24"/>
+          <w:szCs w:val="24"/>
+        </w:rPr>
+        <w:t xml:space="preserve"> a imagem flutua e o texto a baixo sobe para ficar ao lado </w:t>
+      </w:r>
+    </w:p>
+    <w:p>
+      <w:pPr>
+        <w:pStyle w:val="PargrafodaLista"/>
+        <w:tabs>
+          <w:tab w:val="left" w:pos="1275"/>
+        </w:tabs>
+        <w:rPr>
+          <w:sz w:val="24"/>
+          <w:szCs w:val="24"/>
+        </w:rPr>
+      </w:pPr>
+    </w:p>
+    <w:p>
+      <w:pPr>
+        <w:pStyle w:val="PargrafodaLista"/>
+        <w:tabs>
+          <w:tab w:val="left" w:pos="1275"/>
+        </w:tabs>
+        <w:rPr>
+          <w:sz w:val="24"/>
+          <w:szCs w:val="24"/>
+        </w:rPr>
+      </w:pPr>
+      <w:r>
+        <w:rPr>
+          <w:noProof/>
+          <w:sz w:val="24"/>
+          <w:szCs w:val="24"/>
+        </w:rPr>
+        <mc:AlternateContent>
+          <mc:Choice Requires="wps">
+            <w:drawing>
+              <wp:anchor distT="0" distB="0" distL="114300" distR="114300" simplePos="0" relativeHeight="251692032" behindDoc="0" locked="0" layoutInCell="1" allowOverlap="1">
+                <wp:simplePos x="0" y="0"/>
+                <wp:positionH relativeFrom="column">
+                  <wp:posOffset>2490001</wp:posOffset>
+                </wp:positionH>
+                <wp:positionV relativeFrom="paragraph">
+                  <wp:posOffset>29762</wp:posOffset>
+                </wp:positionV>
+                <wp:extent cx="985961" cy="731520"/>
+                <wp:effectExtent l="38100" t="0" r="24130" b="49530"/>
+                <wp:wrapNone/>
+                <wp:docPr id="134" name="Conector de Seta Reta 134"/>
+                <wp:cNvGraphicFramePr/>
+                <a:graphic xmlns:a="http://schemas.openxmlformats.org/drawingml/2006/main">
+                  <a:graphicData uri="http://schemas.microsoft.com/office/word/2010/wordprocessingShape">
+                    <wps:wsp>
+                      <wps:cNvCnPr/>
+                      <wps:spPr>
+                        <a:xfrm flipH="1">
+                          <a:off x="0" y="0"/>
+                          <a:ext cx="985961" cy="731520"/>
+                        </a:xfrm>
+                        <a:prstGeom prst="straightConnector1">
+                          <a:avLst/>
+                        </a:prstGeom>
+                        <a:ln>
+                          <a:tailEnd type="triangle"/>
+                        </a:ln>
+                      </wps:spPr>
+                      <wps:style>
+                        <a:lnRef idx="1">
+                          <a:schemeClr val="accent1"/>
+                        </a:lnRef>
+                        <a:fillRef idx="0">
+                          <a:schemeClr val="accent1"/>
+                        </a:fillRef>
+                        <a:effectRef idx="0">
+                          <a:schemeClr val="accent1"/>
+                        </a:effectRef>
+                        <a:fontRef idx="minor">
+                          <a:schemeClr val="tx1"/>
+                        </a:fontRef>
+                      </wps:style>
+                      <wps:bodyPr/>
+                    </wps:wsp>
+                  </a:graphicData>
+                </a:graphic>
+              </wp:anchor>
+            </w:drawing>
+          </mc:Choice>
+          <mc:Fallback>
+            <w:pict>
+              <v:shapetype w14:anchorId="1FA5CF4B" id="_x0000_t32" coordsize="21600,21600" o:spt="32" o:oned="t" path="m,l21600,21600e" filled="f">
+                <v:path arrowok="t" fillok="f" o:connecttype="none"/>
+                <o:lock v:ext="edit" shapetype="t"/>
+              </v:shapetype>
+              <v:shape id="Conector de Seta Reta 134" o:spid="_x0000_s1026" type="#_x0000_t32" style="position:absolute;margin-left:196.05pt;margin-top:2.35pt;width:77.65pt;height:57.6pt;flip:x;z-index:251692032;visibility:visible;mso-wrap-style:square;mso-wrap-distance-left:9pt;mso-wrap-distance-top:0;mso-wrap-distance-right:9pt;mso-wrap-distance-bottom:0;mso-position-horizontal:absolute;mso-position-horizontal-relative:text;mso-position-vertical:absolute;mso-position-vertical-relative:text" o:gfxdata="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" strokecolor="#4472c4 [3204]" strokeweight=".5pt">
+                <v:stroke endarrow="block" joinstyle="miter"/>
+              </v:shape>
+            </w:pict>
+          </mc:Fallback>
+        </mc:AlternateContent>
+      </w:r>
+      <w:r>
+        <w:rPr>
+          <w:sz w:val="24"/>
+          <w:szCs w:val="24"/>
+        </w:rPr>
+        <w:drawing>
+          <wp:inline distT="0" distB="0" distL="0" distR="0" wp14:anchorId="4A407C84" wp14:editId="43B47525">
+            <wp:extent cx="3038899" cy="1457528"/>
+            <wp:effectExtent l="0" t="0" r="9525" b="9525"/>
+            <wp:docPr id="133" name="Imagem 133"/>
+            <wp:cNvGraphicFramePr>
+              <a:graphicFrameLocks xmlns:a="http://schemas.openxmlformats.org/drawingml/2006/main" noChangeAspect="1"/>
+            </wp:cNvGraphicFramePr>
+            <a:graphic xmlns:a="http://schemas.openxmlformats.org/drawingml/2006/main">
+              <a:graphicData uri="http://schemas.openxmlformats.org/drawingml/2006/picture">
+                <pic:pic xmlns:pic="http://schemas.openxmlformats.org/drawingml/2006/picture">
+                  <pic:nvPicPr>
+                    <pic:cNvPr id="1" name=""/>
+                    <pic:cNvPicPr/>
+                  </pic:nvPicPr>
+                  <pic:blipFill>
+                    <a:blip r:embed="rId109"/>
+                    <a:stretch>
+                      <a:fillRect/>
+                    </a:stretch>
+                  </pic:blipFill>
+                  <pic:spPr>
+                    <a:xfrm>
+                      <a:off x="0" y="0"/>
+                      <a:ext cx="3038899" cy="1457528"/>
+                    </a:xfrm>
+                    <a:prstGeom prst="rect">
+                      <a:avLst/>
+                    </a:prstGeom>
+                  </pic:spPr>
+                </pic:pic>
+              </a:graphicData>
+            </a:graphic>
+          </wp:inline>
+        </w:drawing>
+      </w:r>
+    </w:p>
+    <w:p>
+      <w:pPr>
+        <w:pStyle w:val="PargrafodaLista"/>
+        <w:tabs>
+          <w:tab w:val="left" w:pos="1275"/>
+        </w:tabs>
+        <w:rPr>
+          <w:sz w:val="24"/>
+          <w:szCs w:val="24"/>
+        </w:rPr>
+      </w:pPr>
+      <w:r>
+        <w:rPr>
+          <w:sz w:val="24"/>
+          <w:szCs w:val="24"/>
+        </w:rPr>
+        <w:drawing>
+          <wp:inline distT="0" distB="0" distL="0" distR="0" wp14:anchorId="4ECA3194" wp14:editId="3DDCE2EB">
+            <wp:extent cx="5400040" cy="891540"/>
+            <wp:effectExtent l="0" t="0" r="0" b="3810"/>
+            <wp:docPr id="135" name="Imagem 135"/>
+            <wp:cNvGraphicFramePr>
+              <a:graphicFrameLocks xmlns:a="http://schemas.openxmlformats.org/drawingml/2006/main" noChangeAspect="1"/>
+            </wp:cNvGraphicFramePr>
+            <a:graphic xmlns:a="http://schemas.openxmlformats.org/drawingml/2006/main">
+              <a:graphicData uri="http://schemas.openxmlformats.org/drawingml/2006/picture">
+                <pic:pic xmlns:pic="http://schemas.openxmlformats.org/drawingml/2006/picture">
+                  <pic:nvPicPr>
+                    <pic:cNvPr id="1" name=""/>
+                    <pic:cNvPicPr/>
+                  </pic:nvPicPr>
+                  <pic:blipFill>
+                    <a:blip r:embed="rId110"/>
+                    <a:stretch>
+                      <a:fillRect/>
+                    </a:stretch>
+                  </pic:blipFill>
+                  <pic:spPr>
+                    <a:xfrm>
+                      <a:off x="0" y="0"/>
+                      <a:ext cx="5400040" cy="891540"/>
+                    </a:xfrm>
+                    <a:prstGeom prst="rect">
+                      <a:avLst/>
+                    </a:prstGeom>
+                  </pic:spPr>
+                </pic:pic>
+              </a:graphicData>
+            </a:graphic>
+          </wp:inline>
+        </w:drawing>
+      </w:r>
+    </w:p>
+    <w:p>
+      <w:pPr>
+        <w:pStyle w:val="PargrafodaLista"/>
+        <w:tabs>
+          <w:tab w:val="left" w:pos="1275"/>
+        </w:tabs>
+        <w:rPr>
+          <w:sz w:val="24"/>
+          <w:szCs w:val="24"/>
+        </w:rPr>
+      </w:pPr>
+    </w:p>
+    <w:p>
+      <w:pPr>
+        <w:pStyle w:val="PargrafodaLista"/>
+        <w:tabs>
+          <w:tab w:val="left" w:pos="1275"/>
+        </w:tabs>
+        <w:rPr>
+          <w:sz w:val="24"/>
+          <w:szCs w:val="24"/>
+        </w:rPr>
+      </w:pPr>
+    </w:p>
+    <w:p>
+      <w:pPr>
+        <w:pStyle w:val="PargrafodaLista"/>
+        <w:tabs>
+          <w:tab w:val="left" w:pos="1275"/>
+        </w:tabs>
+        <w:rPr>
+          <w:sz w:val="24"/>
+          <w:szCs w:val="24"/>
+        </w:rPr>
+      </w:pPr>
+    </w:p>
+    <w:p>
+      <w:pPr>
+        <w:pStyle w:val="PargrafodaLista"/>
+        <w:tabs>
+          <w:tab w:val="left" w:pos="1275"/>
+        </w:tabs>
+        <w:rPr>
+          <w:sz w:val="24"/>
+          <w:szCs w:val="24"/>
+        </w:rPr>
+      </w:pPr>
+      <w:r>
+        <w:rPr>
+          <w:sz w:val="24"/>
+          <w:szCs w:val="24"/>
+        </w:rPr>
+        <w:lastRenderedPageBreak/>
+        <w:t xml:space="preserve">72- Utilizamos o </w:t>
+      </w:r>
+      <w:proofErr w:type="spellStart"/>
+      <w:r>
+        <w:rPr>
+          <w:sz w:val="24"/>
+          <w:szCs w:val="24"/>
+        </w:rPr>
+        <w:t>clear:left</w:t>
+      </w:r>
+      <w:proofErr w:type="spellEnd"/>
+      <w:r>
+        <w:rPr>
+          <w:sz w:val="24"/>
+          <w:szCs w:val="24"/>
+        </w:rPr>
+        <w:t xml:space="preserve"> para retornar </w:t>
+      </w:r>
+      <w:proofErr w:type="gramStart"/>
+      <w:r>
+        <w:rPr>
+          <w:sz w:val="24"/>
+          <w:szCs w:val="24"/>
+        </w:rPr>
+        <w:t>a</w:t>
+      </w:r>
+      <w:proofErr w:type="gramEnd"/>
+      <w:r>
+        <w:rPr>
+          <w:sz w:val="24"/>
+          <w:szCs w:val="24"/>
+        </w:rPr>
+        <w:t xml:space="preserve"> posição dos elementos abaixo da imagem que utilizamos o </w:t>
+      </w:r>
+      <w:proofErr w:type="spellStart"/>
+      <w:r>
+        <w:rPr>
+          <w:sz w:val="24"/>
+          <w:szCs w:val="24"/>
+        </w:rPr>
+        <w:t>float:left</w:t>
+      </w:r>
+      <w:proofErr w:type="spellEnd"/>
+      <w:r>
+        <w:rPr>
+          <w:sz w:val="24"/>
+          <w:szCs w:val="24"/>
+        </w:rPr>
+        <w:t xml:space="preserve"> ou seja</w:t>
+      </w:r>
+      <w:r>
+        <w:rPr>
+          <w:sz w:val="24"/>
+          <w:szCs w:val="24"/>
+        </w:rPr>
+        <w:t>.</w:t>
+      </w:r>
+    </w:p>
+    <w:p>
+      <w:pPr>
+        <w:pStyle w:val="PargrafodaLista"/>
+        <w:tabs>
+          <w:tab w:val="left" w:pos="1275"/>
+        </w:tabs>
+        <w:rPr>
+          <w:sz w:val="24"/>
+          <w:szCs w:val="24"/>
+        </w:rPr>
+      </w:pPr>
+      <w:r>
+        <w:rPr>
+          <w:sz w:val="24"/>
+          <w:szCs w:val="24"/>
+        </w:rPr>
+        <w:t xml:space="preserve">Quando utilizamos o </w:t>
+      </w:r>
+      <w:proofErr w:type="spellStart"/>
+      <w:r>
+        <w:rPr>
+          <w:sz w:val="24"/>
+          <w:szCs w:val="24"/>
+        </w:rPr>
+        <w:t>float</w:t>
+      </w:r>
+      <w:proofErr w:type="spellEnd"/>
+      <w:r>
+        <w:rPr>
+          <w:sz w:val="24"/>
+          <w:szCs w:val="24"/>
+        </w:rPr>
+        <w:t xml:space="preserve"> </w:t>
+      </w:r>
+      <w:proofErr w:type="spellStart"/>
+      <w:r>
+        <w:rPr>
+          <w:sz w:val="24"/>
+          <w:szCs w:val="24"/>
+        </w:rPr>
+        <w:t>left</w:t>
+      </w:r>
+      <w:proofErr w:type="spellEnd"/>
+      <w:r>
+        <w:rPr>
+          <w:sz w:val="24"/>
+          <w:szCs w:val="24"/>
+        </w:rPr>
+        <w:t xml:space="preserve"> ele sobe </w:t>
+      </w:r>
+      <w:r>
+        <w:rPr>
+          <w:sz w:val="24"/>
+          <w:szCs w:val="24"/>
+        </w:rPr>
+        <w:t>todos elementos</w:t>
+      </w:r>
+      <w:r>
+        <w:rPr>
+          <w:sz w:val="24"/>
+          <w:szCs w:val="24"/>
+        </w:rPr>
+        <w:t xml:space="preserve">  a baixo para retornar utilizamos </w:t>
+      </w:r>
+      <w:proofErr w:type="spellStart"/>
+      <w:r>
+        <w:rPr>
+          <w:sz w:val="24"/>
+          <w:szCs w:val="24"/>
+        </w:rPr>
+        <w:t>clear:left</w:t>
+      </w:r>
+      <w:proofErr w:type="spellEnd"/>
+      <w:r>
+        <w:rPr>
+          <w:sz w:val="24"/>
+          <w:szCs w:val="24"/>
+        </w:rPr>
+        <w:t>.</w:t>
+      </w:r>
+    </w:p>
+    <w:p>
+      <w:pPr>
+        <w:pStyle w:val="PargrafodaLista"/>
+        <w:tabs>
+          <w:tab w:val="left" w:pos="1275"/>
+        </w:tabs>
+        <w:rPr>
+          <w:sz w:val="24"/>
+          <w:szCs w:val="24"/>
+        </w:rPr>
+      </w:pPr>
+    </w:p>
+    <w:p>
+      <w:pPr>
+        <w:pStyle w:val="PargrafodaLista"/>
+        <w:tabs>
+          <w:tab w:val="left" w:pos="1275"/>
+        </w:tabs>
+        <w:rPr>
+          <w:sz w:val="24"/>
+          <w:szCs w:val="24"/>
+        </w:rPr>
+      </w:pPr>
+      <w:r>
+        <w:rPr>
+          <w:noProof/>
+          <w:sz w:val="24"/>
+          <w:szCs w:val="24"/>
+        </w:rPr>
+        <mc:AlternateContent>
+          <mc:Choice Requires="wps">
+            <w:drawing>
+              <wp:anchor distT="0" distB="0" distL="114300" distR="114300" simplePos="0" relativeHeight="251693056" behindDoc="0" locked="0" layoutInCell="1" allowOverlap="1">
+                <wp:simplePos x="0" y="0"/>
+                <wp:positionH relativeFrom="column">
+                  <wp:posOffset>2482049</wp:posOffset>
+                </wp:positionH>
+                <wp:positionV relativeFrom="paragraph">
+                  <wp:posOffset>1292694</wp:posOffset>
+                </wp:positionV>
+                <wp:extent cx="922352" cy="230588"/>
+                <wp:effectExtent l="38100" t="0" r="30480" b="74295"/>
+                <wp:wrapNone/>
+                <wp:docPr id="138" name="Conector de Seta Reta 138"/>
+                <wp:cNvGraphicFramePr/>
+                <a:graphic xmlns:a="http://schemas.openxmlformats.org/drawingml/2006/main">
+                  <a:graphicData uri="http://schemas.microsoft.com/office/word/2010/wordprocessingShape">
+                    <wps:wsp>
+                      <wps:cNvCnPr/>
+                      <wps:spPr>
+                        <a:xfrm flipH="1">
+                          <a:off x="0" y="0"/>
+                          <a:ext cx="922352" cy="230588"/>
+                        </a:xfrm>
+                        <a:prstGeom prst="straightConnector1">
+                          <a:avLst/>
+                        </a:prstGeom>
+                        <a:ln>
+                          <a:tailEnd type="triangle"/>
+                        </a:ln>
+                      </wps:spPr>
+                      <wps:style>
+                        <a:lnRef idx="1">
+                          <a:schemeClr val="accent1"/>
+                        </a:lnRef>
+                        <a:fillRef idx="0">
+                          <a:schemeClr val="accent1"/>
+                        </a:fillRef>
+                        <a:effectRef idx="0">
+                          <a:schemeClr val="accent1"/>
+                        </a:effectRef>
+                        <a:fontRef idx="minor">
+                          <a:schemeClr val="tx1"/>
+                        </a:fontRef>
+                      </wps:style>
+                      <wps:bodyPr/>
+                    </wps:wsp>
+                  </a:graphicData>
+                </a:graphic>
+              </wp:anchor>
+            </w:drawing>
+          </mc:Choice>
+          <mc:Fallback>
+            <w:pict>
+              <v:shape w14:anchorId="68B4F274" id="Conector de Seta Reta 138" o:spid="_x0000_s1026" type="#_x0000_t32" style="position:absolute;margin-left:195.45pt;margin-top:101.8pt;width:72.65pt;height:18.15pt;flip:x;z-index:251693056;visibility:visible;mso-wrap-style:square;mso-wrap-distance-left:9pt;mso-wrap-distance-top:0;mso-wrap-distance-right:9pt;mso-wrap-distance-bottom:0;mso-position-horizontal:absolute;mso-position-horizontal-relative:text;mso-position-vertical:absolute;mso-position-vertical-relative:text" o:gfxdata="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" strokecolor="#4472c4 [3204]" strokeweight=".5pt">
+                <v:stroke endarrow="block" joinstyle="miter"/>
+              </v:shape>
+            </w:pict>
+          </mc:Fallback>
+        </mc:AlternateContent>
+      </w:r>
+      <w:r>
+        <w:rPr>
+          <w:sz w:val="24"/>
+          <w:szCs w:val="24"/>
+        </w:rPr>
+        <w:drawing>
+          <wp:inline distT="0" distB="0" distL="0" distR="0" wp14:anchorId="2AD8BA75" wp14:editId="5EC4D856">
+            <wp:extent cx="3048425" cy="2267266"/>
+            <wp:effectExtent l="0" t="0" r="0" b="0"/>
+            <wp:docPr id="137" name="Imagem 137"/>
+            <wp:cNvGraphicFramePr>
+              <a:graphicFrameLocks xmlns:a="http://schemas.openxmlformats.org/drawingml/2006/main" noChangeAspect="1"/>
+            </wp:cNvGraphicFramePr>
+            <a:graphic xmlns:a="http://schemas.openxmlformats.org/drawingml/2006/main">
+              <a:graphicData uri="http://schemas.openxmlformats.org/drawingml/2006/picture">
+                <pic:pic xmlns:pic="http://schemas.openxmlformats.org/drawingml/2006/picture">
+                  <pic:nvPicPr>
+                    <pic:cNvPr id="1" name=""/>
+                    <pic:cNvPicPr/>
+                  </pic:nvPicPr>
+                  <pic:blipFill>
+                    <a:blip r:embed="rId111"/>
+                    <a:stretch>
+                      <a:fillRect/>
+                    </a:stretch>
+                  </pic:blipFill>
+                  <pic:spPr>
+                    <a:xfrm>
+                      <a:off x="0" y="0"/>
+                      <a:ext cx="3048425" cy="2267266"/>
+                    </a:xfrm>
+                    <a:prstGeom prst="rect">
+                      <a:avLst/>
+                    </a:prstGeom>
+                  </pic:spPr>
+                </pic:pic>
+              </a:graphicData>
+            </a:graphic>
+          </wp:inline>
+        </w:drawing>
+      </w:r>
+    </w:p>
+    <w:p>
+      <w:pPr>
+        <w:pStyle w:val="PargrafodaLista"/>
+        <w:tabs>
+          <w:tab w:val="left" w:pos="1275"/>
+        </w:tabs>
+        <w:rPr>
+          <w:sz w:val="24"/>
+          <w:szCs w:val="24"/>
+        </w:rPr>
+      </w:pPr>
+    </w:p>
+    <w:p>
+      <w:pPr>
+        <w:pStyle w:val="PargrafodaLista"/>
+        <w:tabs>
+          <w:tab w:val="left" w:pos="1275"/>
+        </w:tabs>
+        <w:rPr>
+          <w:sz w:val="24"/>
+          <w:szCs w:val="24"/>
+        </w:rPr>
+      </w:pPr>
+    </w:p>
+    <w:p>
+      <w:pPr>
+        <w:pStyle w:val="PargrafodaLista"/>
+        <w:tabs>
+          <w:tab w:val="left" w:pos="1275"/>
+        </w:tabs>
+        <w:rPr>
+          <w:sz w:val="24"/>
+          <w:szCs w:val="24"/>
+        </w:rPr>
+      </w:pPr>
+      <w:r>
+        <w:rPr>
+          <w:sz w:val="24"/>
+          <w:szCs w:val="24"/>
+        </w:rPr>
+        <w:t xml:space="preserve">73 - </w:t>
+      </w:r>
+      <w:r>
+        <w:rPr>
+          <w:sz w:val="24"/>
+          <w:szCs w:val="24"/>
+        </w:rPr>
+        <w:t xml:space="preserve"> Para troca a fonte dos sites realizamos os seguintes passos:</w:t>
+      </w:r>
+    </w:p>
+    <w:p>
+      <w:pPr>
+        <w:pStyle w:val="PargrafodaLista"/>
+        <w:tabs>
+          <w:tab w:val="left" w:pos="1275"/>
+        </w:tabs>
+        <w:rPr>
+          <w:sz w:val="24"/>
+          <w:szCs w:val="24"/>
+        </w:rPr>
+      </w:pPr>
+    </w:p>
+    <w:p>
+      <w:pPr>
+        <w:pStyle w:val="PargrafodaLista"/>
+        <w:numPr>
+          <w:ilvl w:val="0"/>
+          <w:numId w:val="4"/>
+        </w:numPr>
+        <w:tabs>
+          <w:tab w:val="left" w:pos="1275"/>
+        </w:tabs>
+        <w:rPr>
+          <w:sz w:val="24"/>
+          <w:szCs w:val="24"/>
+        </w:rPr>
+      </w:pPr>
+      <w:r>
+        <w:rPr>
+          <w:sz w:val="24"/>
+          <w:szCs w:val="24"/>
+        </w:rPr>
+        <w:t xml:space="preserve">Entra no site do </w:t>
+      </w:r>
+      <w:proofErr w:type="spellStart"/>
+      <w:r>
+        <w:rPr>
+          <w:sz w:val="24"/>
+          <w:szCs w:val="24"/>
+        </w:rPr>
+        <w:t>google</w:t>
+      </w:r>
+      <w:proofErr w:type="spellEnd"/>
+      <w:r>
+        <w:rPr>
+          <w:sz w:val="24"/>
+          <w:szCs w:val="24"/>
+        </w:rPr>
+        <w:t xml:space="preserve"> </w:t>
+      </w:r>
+      <w:proofErr w:type="spellStart"/>
+      <w:r>
+        <w:rPr>
+          <w:sz w:val="24"/>
+          <w:szCs w:val="24"/>
+        </w:rPr>
+        <w:t>fonts</w:t>
+      </w:r>
+      <w:proofErr w:type="spellEnd"/>
+      <w:r>
+        <w:rPr>
+          <w:sz w:val="24"/>
+          <w:szCs w:val="24"/>
+        </w:rPr>
+        <w:t>(</w:t>
+      </w:r>
+      <w:hyperlink r:id="rId112" w:history="1">
+        <w:r>
+          <w:rPr>
+            <w:rStyle w:val="Hyperlink"/>
+            <w:sz w:val="24"/>
+            <w:szCs w:val="24"/>
+          </w:rPr>
+          <w:t>https://fonts.google.com</w:t>
+        </w:r>
+      </w:hyperlink>
+      <w:r>
+        <w:rPr>
+          <w:sz w:val="24"/>
+          <w:szCs w:val="24"/>
+        </w:rPr>
+        <w:t>)</w:t>
+      </w:r>
+    </w:p>
+    <w:p>
+      <w:pPr>
+        <w:pStyle w:val="PargrafodaLista"/>
+        <w:numPr>
+          <w:ilvl w:val="0"/>
+          <w:numId w:val="4"/>
+        </w:numPr>
+        <w:tabs>
+          <w:tab w:val="left" w:pos="1275"/>
+        </w:tabs>
+        <w:rPr>
+          <w:sz w:val="24"/>
+          <w:szCs w:val="24"/>
+        </w:rPr>
+      </w:pPr>
+      <w:r>
+        <w:rPr>
+          <w:sz w:val="24"/>
+          <w:szCs w:val="24"/>
+        </w:rPr>
+        <w:t xml:space="preserve">Escolhe a </w:t>
+      </w:r>
+      <w:proofErr w:type="spellStart"/>
+      <w:r>
+        <w:rPr>
+          <w:sz w:val="24"/>
+          <w:szCs w:val="24"/>
+        </w:rPr>
+        <w:t>font</w:t>
+      </w:r>
+      <w:proofErr w:type="spellEnd"/>
+      <w:r>
+        <w:rPr>
+          <w:sz w:val="24"/>
+          <w:szCs w:val="24"/>
+        </w:rPr>
+        <w:t xml:space="preserve"> desejada para aplicar ao site.</w:t>
+      </w:r>
+    </w:p>
+    <w:p>
+      <w:pPr>
+        <w:pStyle w:val="PargrafodaLista"/>
+        <w:numPr>
+          <w:ilvl w:val="0"/>
+          <w:numId w:val="4"/>
+        </w:numPr>
+        <w:tabs>
+          <w:tab w:val="left" w:pos="1275"/>
+        </w:tabs>
+        <w:rPr>
+          <w:sz w:val="24"/>
+          <w:szCs w:val="24"/>
+        </w:rPr>
+      </w:pPr>
+      <w:r>
+        <w:rPr>
+          <w:sz w:val="24"/>
+          <w:szCs w:val="24"/>
+        </w:rPr>
+        <w:t xml:space="preserve">Clicar no botão </w:t>
+      </w:r>
+      <w:proofErr w:type="spellStart"/>
+      <w:r>
+        <w:rPr>
+          <w:sz w:val="24"/>
+          <w:szCs w:val="24"/>
+        </w:rPr>
+        <w:t>get</w:t>
+      </w:r>
+      <w:proofErr w:type="spellEnd"/>
+      <w:r>
+        <w:rPr>
+          <w:sz w:val="24"/>
+          <w:szCs w:val="24"/>
+        </w:rPr>
+        <w:t xml:space="preserve"> </w:t>
+      </w:r>
+      <w:proofErr w:type="spellStart"/>
+      <w:r>
+        <w:rPr>
+          <w:sz w:val="24"/>
+          <w:szCs w:val="24"/>
+        </w:rPr>
+        <w:t>fonts</w:t>
+      </w:r>
+      <w:proofErr w:type="spellEnd"/>
+      <w:r>
+        <w:rPr>
+          <w:sz w:val="24"/>
+          <w:szCs w:val="24"/>
+        </w:rPr>
+        <w:t xml:space="preserve"> para copiar o link que será colado no </w:t>
+      </w:r>
+      <w:proofErr w:type="spellStart"/>
+      <w:r>
+        <w:rPr>
+          <w:sz w:val="24"/>
+          <w:szCs w:val="24"/>
+        </w:rPr>
+        <w:t>head</w:t>
+      </w:r>
+      <w:proofErr w:type="spellEnd"/>
+      <w:r>
+        <w:rPr>
+          <w:sz w:val="24"/>
+          <w:szCs w:val="24"/>
+        </w:rPr>
+        <w:t xml:space="preserve"> do </w:t>
+      </w:r>
+      <w:proofErr w:type="spellStart"/>
+      <w:r>
+        <w:rPr>
+          <w:sz w:val="24"/>
+          <w:szCs w:val="24"/>
+        </w:rPr>
+        <w:t>html</w:t>
+      </w:r>
+      <w:proofErr w:type="spellEnd"/>
+      <w:r>
+        <w:rPr>
+          <w:sz w:val="24"/>
+          <w:szCs w:val="24"/>
+        </w:rPr>
+        <w:t>.</w:t>
+      </w:r>
+    </w:p>
+    <w:p>
+      <w:pPr>
+        <w:pStyle w:val="PargrafodaLista"/>
+        <w:numPr>
+          <w:ilvl w:val="0"/>
+          <w:numId w:val="4"/>
+        </w:numPr>
+        <w:tabs>
+          <w:tab w:val="left" w:pos="1275"/>
+        </w:tabs>
+        <w:rPr>
+          <w:sz w:val="24"/>
+          <w:szCs w:val="24"/>
+        </w:rPr>
+      </w:pPr>
+      <w:r>
+        <w:rPr>
+          <w:sz w:val="24"/>
+          <w:szCs w:val="24"/>
+        </w:rPr>
+        <w:t xml:space="preserve">Depois copiamos o link que será colocado no </w:t>
+      </w:r>
+      <w:proofErr w:type="spellStart"/>
+      <w:r>
+        <w:rPr>
+          <w:sz w:val="24"/>
+          <w:szCs w:val="24"/>
+        </w:rPr>
+        <w:t>Css</w:t>
+      </w:r>
+      <w:proofErr w:type="spellEnd"/>
+      <w:r>
+        <w:rPr>
+          <w:sz w:val="24"/>
+          <w:szCs w:val="24"/>
+        </w:rPr>
+        <w:t>.</w:t>
+      </w:r>
+    </w:p>
+    <w:p>
+      <w:pPr>
+        <w:pStyle w:val="PargrafodaLista"/>
+        <w:tabs>
+          <w:tab w:val="left" w:pos="1275"/>
+        </w:tabs>
+        <w:rPr>
+          <w:sz w:val="24"/>
+          <w:szCs w:val="24"/>
+        </w:rPr>
+      </w:pPr>
+      <w:r>
+        <w:rPr>
+          <w:noProof/>
+          <w:sz w:val="24"/>
+          <w:szCs w:val="24"/>
+        </w:rPr>
+        <mc:AlternateContent>
+          <mc:Choice Requires="wps">
+            <w:drawing>
+              <wp:anchor distT="0" distB="0" distL="114300" distR="114300" simplePos="0" relativeHeight="251694080" behindDoc="0" locked="0" layoutInCell="1" allowOverlap="1">
+                <wp:simplePos x="0" y="0"/>
+                <wp:positionH relativeFrom="column">
+                  <wp:posOffset>1877750</wp:posOffset>
+                </wp:positionH>
+                <wp:positionV relativeFrom="paragraph">
+                  <wp:posOffset>131941</wp:posOffset>
+                </wp:positionV>
+                <wp:extent cx="3824578" cy="1017767"/>
+                <wp:effectExtent l="38100" t="0" r="24130" b="68580"/>
+                <wp:wrapNone/>
+                <wp:docPr id="140" name="Conector de Seta Reta 140"/>
+                <wp:cNvGraphicFramePr/>
+                <a:graphic xmlns:a="http://schemas.openxmlformats.org/drawingml/2006/main">
+                  <a:graphicData uri="http://schemas.microsoft.com/office/word/2010/wordprocessingShape">
+                    <wps:wsp>
+                      <wps:cNvCnPr/>
+                      <wps:spPr>
+                        <a:xfrm flipH="1">
+                          <a:off x="0" y="0"/>
+                          <a:ext cx="3824578" cy="1017767"/>
+                        </a:xfrm>
+                        <a:prstGeom prst="straightConnector1">
+                          <a:avLst/>
+                        </a:prstGeom>
+                        <a:ln>
+                          <a:tailEnd type="triangle"/>
+                        </a:ln>
+                      </wps:spPr>
+                      <wps:style>
+                        <a:lnRef idx="1">
+                          <a:schemeClr val="accent1"/>
+                        </a:lnRef>
+                        <a:fillRef idx="0">
+                          <a:schemeClr val="accent1"/>
+                        </a:fillRef>
+                        <a:effectRef idx="0">
+                          <a:schemeClr val="accent1"/>
+                        </a:effectRef>
+                        <a:fontRef idx="minor">
+                          <a:schemeClr val="tx1"/>
+                        </a:fontRef>
+                      </wps:style>
+                      <wps:bodyPr/>
+                    </wps:wsp>
+                  </a:graphicData>
+                </a:graphic>
+              </wp:anchor>
+            </w:drawing>
+          </mc:Choice>
+          <mc:Fallback>
+            <w:pict>
+              <v:shape w14:anchorId="29EC322B" id="Conector de Seta Reta 140" o:spid="_x0000_s1026" type="#_x0000_t32" style="position:absolute;margin-left:147.85pt;margin-top:10.4pt;width:301.15pt;height:80.15pt;flip:x;z-index:251694080;visibility:visible;mso-wrap-style:square;mso-wrap-distance-left:9pt;mso-wrap-distance-top:0;mso-wrap-distance-right:9pt;mso-wrap-distance-bottom:0;mso-position-horizontal:absolute;mso-position-horizontal-relative:text;mso-position-vertical:absolute;mso-position-vertical-relative:text" o:gfxdata="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" strokecolor="#4472c4 [3204]" strokeweight=".5pt">
+                <v:stroke endarrow="block" joinstyle="miter"/>
+              </v:shape>
+            </w:pict>
+          </mc:Fallback>
+        </mc:AlternateContent>
+      </w:r>
+      <w:r>
+        <w:rPr>
+          <w:sz w:val="24"/>
+          <w:szCs w:val="24"/>
+        </w:rPr>
+        <w:drawing>
+          <wp:inline distT="0" distB="0" distL="0" distR="0" wp14:anchorId="35EE393A" wp14:editId="0F16252A">
+            <wp:extent cx="5400040" cy="1489075"/>
+            <wp:effectExtent l="0" t="0" r="0" b="0"/>
+            <wp:docPr id="139" name="Imagem 139"/>
+            <wp:cNvGraphicFramePr>
+              <a:graphicFrameLocks xmlns:a="http://schemas.openxmlformats.org/drawingml/2006/main" noChangeAspect="1"/>
+            </wp:cNvGraphicFramePr>
+            <a:graphic xmlns:a="http://schemas.openxmlformats.org/drawingml/2006/main">
+              <a:graphicData uri="http://schemas.openxmlformats.org/drawingml/2006/picture">
+                <pic:pic xmlns:pic="http://schemas.openxmlformats.org/drawingml/2006/picture">
+                  <pic:nvPicPr>
+                    <pic:cNvPr id="1" name=""/>
+                    <pic:cNvPicPr/>
+                  </pic:nvPicPr>
+                  <pic:blipFill>
+                    <a:blip r:embed="rId113"/>
+                    <a:stretch>
+                      <a:fillRect/>
+                    </a:stretch>
+                  </pic:blipFill>
+                  <pic:spPr>
+                    <a:xfrm>
+                      <a:off x="0" y="0"/>
+                      <a:ext cx="5400040" cy="1489075"/>
+                    </a:xfrm>
+                    <a:prstGeom prst="rect">
+                      <a:avLst/>
+                    </a:prstGeom>
+                  </pic:spPr>
+                </pic:pic>
+              </a:graphicData>
+            </a:graphic>
+          </wp:inline>
+        </w:drawing>
+      </w:r>
+    </w:p>
+    <w:p>
+      <w:pPr>
+        <w:pStyle w:val="PargrafodaLista"/>
+        <w:tabs>
+          <w:tab w:val="left" w:pos="1275"/>
+        </w:tabs>
+        <w:rPr>
+          <w:sz w:val="24"/>
+          <w:szCs w:val="24"/>
+        </w:rPr>
+      </w:pPr>
       <w:bookmarkStart w:id="0" w:name="_GoBack"/>
+      <w:r>
+        <w:rPr>
+          <w:sz w:val="24"/>
+          <w:szCs w:val="24"/>
+        </w:rPr>
+        <w:drawing>
+          <wp:inline distT="0" distB="0" distL="0" distR="0" wp14:anchorId="4DB34B6C" wp14:editId="72615CD3">
+            <wp:extent cx="5210902" cy="1152686"/>
+            <wp:effectExtent l="0" t="0" r="0" b="9525"/>
+            <wp:docPr id="141" name="Imagem 141"/>
+            <wp:cNvGraphicFramePr>
+              <a:graphicFrameLocks xmlns:a="http://schemas.openxmlformats.org/drawingml/2006/main" noChangeAspect="1"/>
+            </wp:cNvGraphicFramePr>
+            <a:graphic xmlns:a="http://schemas.openxmlformats.org/drawingml/2006/main">
+              <a:graphicData uri="http://schemas.openxmlformats.org/drawingml/2006/picture">
+                <pic:pic xmlns:pic="http://schemas.openxmlformats.org/drawingml/2006/picture">
+                  <pic:nvPicPr>
+                    <pic:cNvPr id="1" name=""/>
+                    <pic:cNvPicPr/>
+                  </pic:nvPicPr>
+                  <pic:blipFill>
+                    <a:blip r:embed="rId114"/>
+                    <a:stretch>
+                      <a:fillRect/>
+                    </a:stretch>
+                  </pic:blipFill>
+                  <pic:spPr>
+                    <a:xfrm>
+                      <a:off x="0" y="0"/>
+                      <a:ext cx="5210902" cy="1152686"/>
+                    </a:xfrm>
+                    <a:prstGeom prst="rect">
+                      <a:avLst/>
+                    </a:prstGeom>
+                  </pic:spPr>
+                </pic:pic>
+              </a:graphicData>
+            </a:graphic>
+          </wp:inline>
+        </w:drawing>
+      </w:r>
       <w:bookmarkEnd w:id="0"/>
+    </w:p>
+    <w:p>
+      <w:pPr>
+        <w:pStyle w:val="PargrafodaLista"/>
+        <w:tabs>
+          <w:tab w:val="left" w:pos="1275"/>
+        </w:tabs>
+        <w:rPr>
+          <w:sz w:val="24"/>
+          <w:szCs w:val="24"/>
+        </w:rPr>
+      </w:pPr>
+    </w:p>
+    <w:p>
+      <w:pPr>
+        <w:pStyle w:val="PargrafodaLista"/>
+        <w:tabs>
+          <w:tab w:val="left" w:pos="1275"/>
+        </w:tabs>
+        <w:rPr>
+          <w:sz w:val="24"/>
+          <w:szCs w:val="24"/>
+        </w:rPr>
+      </w:pPr>
+    </w:p>
+    <w:p>
+      <w:pPr>
+        <w:pStyle w:val="PargrafodaLista"/>
+        <w:tabs>
+          <w:tab w:val="left" w:pos="1275"/>
+        </w:tabs>
+        <w:rPr>
+          <w:sz w:val="24"/>
+          <w:szCs w:val="24"/>
+        </w:rPr>
+      </w:pPr>
+    </w:p>
+    <w:p>
+      <w:pPr>
+        <w:pStyle w:val="PargrafodaLista"/>
+        <w:tabs>
+          <w:tab w:val="left" w:pos="1275"/>
+        </w:tabs>
+        <w:rPr>
+          <w:sz w:val="24"/>
+          <w:szCs w:val="24"/>
+        </w:rPr>
+      </w:pPr>
     </w:p>
     <w:p>
       <w:pPr>
@@ -16028,7 +17173,7 @@
 </file>
 
 <file path=customXml/itemProps1.xml><?xml version="1.0" encoding="utf-8"?>
-<ds:datastoreItem xmlns:ds="http://schemas.openxmlformats.org/officeDocument/2006/customXml" ds:itemID="{7DDB40CD-73D9-4280-A234-ADC0A15691D6}">
+<ds:datastoreItem xmlns:ds="http://schemas.openxmlformats.org/officeDocument/2006/customXml" ds:itemID="{3E60E94C-D4A8-47CE-9611-464D2EC5D635}">
   <ds:schemaRefs>
     <ds:schemaRef ds:uri="http://schemas.openxmlformats.org/officeDocument/2006/bibliography"/>
   </ds:schemaRefs>

--- a/apostila/Apostila Space For Men.docx
+++ b/apostila/Apostila Space For Men.docx
@@ -14874,6 +14874,7 @@
       </w:r>
       <w:r>
         <w:rPr>
+          <w:noProof/>
           <w:sz w:val="24"/>
           <w:szCs w:val="24"/>
         </w:rPr>
@@ -14927,6 +14928,7 @@
       </w:pPr>
       <w:r>
         <w:rPr>
+          <w:noProof/>
           <w:sz w:val="24"/>
           <w:szCs w:val="24"/>
         </w:rPr>
@@ -15252,6 +15254,7 @@
       </w:r>
       <w:r>
         <w:rPr>
+          <w:noProof/>
           <w:sz w:val="24"/>
           <w:szCs w:val="24"/>
         </w:rPr>
@@ -15672,6 +15675,7 @@
       </w:r>
       <w:r>
         <w:rPr>
+          <w:noProof/>
           <w:sz w:val="24"/>
           <w:szCs w:val="24"/>
         </w:rPr>
@@ -15723,9 +15727,9 @@
           <w:szCs w:val="24"/>
         </w:rPr>
       </w:pPr>
-      <w:bookmarkStart w:id="0" w:name="_GoBack"/>
-      <w:r>
-        <w:rPr>
+      <w:r>
+        <w:rPr>
+          <w:noProof/>
           <w:sz w:val="24"/>
           <w:szCs w:val="24"/>
         </w:rPr>
@@ -15765,67 +15769,1566 @@
           </wp:inline>
         </w:drawing>
       </w:r>
+    </w:p>
+    <w:p>
+      <w:pPr>
+        <w:pStyle w:val="PargrafodaLista"/>
+        <w:tabs>
+          <w:tab w:val="left" w:pos="1275"/>
+        </w:tabs>
+        <w:rPr>
+          <w:sz w:val="24"/>
+          <w:szCs w:val="24"/>
+        </w:rPr>
+      </w:pPr>
+    </w:p>
+    <w:p>
+      <w:pPr>
+        <w:pStyle w:val="PargrafodaLista"/>
+        <w:tabs>
+          <w:tab w:val="left" w:pos="1275"/>
+        </w:tabs>
+        <w:rPr>
+          <w:sz w:val="24"/>
+          <w:szCs w:val="24"/>
+        </w:rPr>
+      </w:pPr>
+    </w:p>
+    <w:p>
+      <w:pPr>
+        <w:pStyle w:val="PargrafodaLista"/>
+        <w:tabs>
+          <w:tab w:val="left" w:pos="1275"/>
+        </w:tabs>
+        <w:rPr>
+          <w:sz w:val="24"/>
+          <w:szCs w:val="24"/>
+        </w:rPr>
+      </w:pPr>
+    </w:p>
+    <w:p>
+      <w:pPr>
+        <w:pStyle w:val="PargrafodaLista"/>
+        <w:tabs>
+          <w:tab w:val="left" w:pos="1275"/>
+        </w:tabs>
+        <w:rPr>
+          <w:sz w:val="24"/>
+          <w:szCs w:val="24"/>
+        </w:rPr>
+      </w:pPr>
+    </w:p>
+    <w:p>
+      <w:pPr>
+        <w:pStyle w:val="PargrafodaLista"/>
+        <w:tabs>
+          <w:tab w:val="left" w:pos="1275"/>
+        </w:tabs>
+        <w:rPr>
+          <w:sz w:val="24"/>
+          <w:szCs w:val="24"/>
+        </w:rPr>
+      </w:pPr>
+    </w:p>
+    <w:p>
+      <w:pPr>
+        <w:pStyle w:val="PargrafodaLista"/>
+        <w:tabs>
+          <w:tab w:val="left" w:pos="1275"/>
+        </w:tabs>
+        <w:rPr>
+          <w:sz w:val="24"/>
+          <w:szCs w:val="24"/>
+        </w:rPr>
+      </w:pPr>
+      <w:r>
+        <w:rPr>
+          <w:sz w:val="24"/>
+          <w:szCs w:val="24"/>
+        </w:rPr>
+        <w:lastRenderedPageBreak/>
+        <w:t xml:space="preserve">74 – Para adicionar o mapa vamos ao </w:t>
+      </w:r>
+      <w:proofErr w:type="spellStart"/>
+      <w:r>
+        <w:rPr>
+          <w:sz w:val="24"/>
+          <w:szCs w:val="24"/>
+        </w:rPr>
+        <w:t>google</w:t>
+      </w:r>
+      <w:proofErr w:type="spellEnd"/>
+      <w:r>
+        <w:rPr>
+          <w:sz w:val="24"/>
+          <w:szCs w:val="24"/>
+        </w:rPr>
+        <w:t xml:space="preserve"> </w:t>
+      </w:r>
+      <w:proofErr w:type="spellStart"/>
+      <w:r>
+        <w:rPr>
+          <w:sz w:val="24"/>
+          <w:szCs w:val="24"/>
+        </w:rPr>
+        <w:t>maps</w:t>
+      </w:r>
+      <w:proofErr w:type="spellEnd"/>
+      <w:r>
+        <w:rPr>
+          <w:sz w:val="24"/>
+          <w:szCs w:val="24"/>
+        </w:rPr>
+        <w:t>(</w:t>
+      </w:r>
+      <w:r>
+        <w:rPr>
+          <w:sz w:val="24"/>
+          <w:szCs w:val="24"/>
+        </w:rPr>
+        <w:t xml:space="preserve"> </w:t>
+      </w:r>
+      <w:hyperlink r:id="rId115" w:history="1">
+        <w:r>
+          <w:rPr>
+            <w:rStyle w:val="Hyperlink"/>
+            <w:sz w:val="24"/>
+            <w:szCs w:val="24"/>
+          </w:rPr>
+          <w:t>https://www.google.com/maps</w:t>
+        </w:r>
+      </w:hyperlink>
+      <w:r>
+        <w:rPr>
+          <w:sz w:val="24"/>
+          <w:szCs w:val="24"/>
+        </w:rPr>
+        <w:t xml:space="preserve"> </w:t>
+      </w:r>
+      <w:r>
+        <w:rPr>
+          <w:sz w:val="24"/>
+          <w:szCs w:val="24"/>
+        </w:rPr>
+        <w:t>)</w:t>
+      </w:r>
+      <w:r>
+        <w:rPr>
+          <w:sz w:val="24"/>
+          <w:szCs w:val="24"/>
+        </w:rPr>
+        <w:t xml:space="preserve"> </w:t>
+      </w:r>
+      <w:r>
+        <w:rPr>
+          <w:sz w:val="24"/>
+          <w:szCs w:val="24"/>
+        </w:rPr>
+        <w:t>e digitamos o</w:t>
+      </w:r>
+      <w:r>
+        <w:rPr>
+          <w:sz w:val="24"/>
+          <w:szCs w:val="24"/>
+        </w:rPr>
+        <w:t xml:space="preserve"> </w:t>
+      </w:r>
+      <w:r>
+        <w:rPr>
+          <w:sz w:val="24"/>
+          <w:szCs w:val="24"/>
+        </w:rPr>
+        <w:t>nome desejado na pesquisa.</w:t>
+      </w:r>
+    </w:p>
+    <w:p>
+      <w:pPr>
+        <w:pStyle w:val="PargrafodaLista"/>
+        <w:tabs>
+          <w:tab w:val="left" w:pos="1275"/>
+        </w:tabs>
+        <w:rPr>
+          <w:sz w:val="24"/>
+          <w:szCs w:val="24"/>
+        </w:rPr>
+      </w:pPr>
+      <w:r>
+        <w:rPr>
+          <w:sz w:val="24"/>
+          <w:szCs w:val="24"/>
+        </w:rPr>
+        <w:drawing>
+          <wp:inline distT="0" distB="0" distL="0" distR="0" wp14:anchorId="1653F049" wp14:editId="49DB2A8E">
+            <wp:extent cx="5400040" cy="4822190"/>
+            <wp:effectExtent l="0" t="0" r="0" b="0"/>
+            <wp:docPr id="136" name="Imagem 136"/>
+            <wp:cNvGraphicFramePr>
+              <a:graphicFrameLocks xmlns:a="http://schemas.openxmlformats.org/drawingml/2006/main" noChangeAspect="1"/>
+            </wp:cNvGraphicFramePr>
+            <a:graphic xmlns:a="http://schemas.openxmlformats.org/drawingml/2006/main">
+              <a:graphicData uri="http://schemas.openxmlformats.org/drawingml/2006/picture">
+                <pic:pic xmlns:pic="http://schemas.openxmlformats.org/drawingml/2006/picture">
+                  <pic:nvPicPr>
+                    <pic:cNvPr id="1" name=""/>
+                    <pic:cNvPicPr/>
+                  </pic:nvPicPr>
+                  <pic:blipFill>
+                    <a:blip r:embed="rId116"/>
+                    <a:stretch>
+                      <a:fillRect/>
+                    </a:stretch>
+                  </pic:blipFill>
+                  <pic:spPr>
+                    <a:xfrm>
+                      <a:off x="0" y="0"/>
+                      <a:ext cx="5400040" cy="4822190"/>
+                    </a:xfrm>
+                    <a:prstGeom prst="rect">
+                      <a:avLst/>
+                    </a:prstGeom>
+                  </pic:spPr>
+                </pic:pic>
+              </a:graphicData>
+            </a:graphic>
+          </wp:inline>
+        </w:drawing>
+      </w:r>
+    </w:p>
+    <w:p>
+      <w:pPr>
+        <w:pStyle w:val="PargrafodaLista"/>
+        <w:tabs>
+          <w:tab w:val="left" w:pos="1275"/>
+        </w:tabs>
+        <w:rPr>
+          <w:sz w:val="24"/>
+          <w:szCs w:val="24"/>
+        </w:rPr>
+      </w:pPr>
+    </w:p>
+    <w:p>
+      <w:pPr>
+        <w:pStyle w:val="PargrafodaLista"/>
+        <w:tabs>
+          <w:tab w:val="left" w:pos="1275"/>
+        </w:tabs>
+        <w:rPr>
+          <w:sz w:val="24"/>
+          <w:szCs w:val="24"/>
+        </w:rPr>
+      </w:pPr>
+    </w:p>
+    <w:p>
+      <w:pPr>
+        <w:pStyle w:val="PargrafodaLista"/>
+        <w:tabs>
+          <w:tab w:val="left" w:pos="1275"/>
+        </w:tabs>
+        <w:rPr>
+          <w:sz w:val="24"/>
+          <w:szCs w:val="24"/>
+        </w:rPr>
+      </w:pPr>
+    </w:p>
+    <w:p>
+      <w:pPr>
+        <w:pStyle w:val="PargrafodaLista"/>
+        <w:tabs>
+          <w:tab w:val="left" w:pos="1275"/>
+        </w:tabs>
+        <w:rPr>
+          <w:sz w:val="24"/>
+          <w:szCs w:val="24"/>
+        </w:rPr>
+      </w:pPr>
+    </w:p>
+    <w:p>
+      <w:pPr>
+        <w:pStyle w:val="PargrafodaLista"/>
+        <w:tabs>
+          <w:tab w:val="left" w:pos="1275"/>
+        </w:tabs>
+        <w:rPr>
+          <w:sz w:val="24"/>
+          <w:szCs w:val="24"/>
+        </w:rPr>
+      </w:pPr>
+    </w:p>
+    <w:p>
+      <w:pPr>
+        <w:pStyle w:val="PargrafodaLista"/>
+        <w:tabs>
+          <w:tab w:val="left" w:pos="1275"/>
+        </w:tabs>
+        <w:rPr>
+          <w:sz w:val="24"/>
+          <w:szCs w:val="24"/>
+        </w:rPr>
+      </w:pPr>
+    </w:p>
+    <w:p>
+      <w:pPr>
+        <w:pStyle w:val="PargrafodaLista"/>
+        <w:tabs>
+          <w:tab w:val="left" w:pos="1275"/>
+        </w:tabs>
+        <w:rPr>
+          <w:sz w:val="24"/>
+          <w:szCs w:val="24"/>
+        </w:rPr>
+      </w:pPr>
+    </w:p>
+    <w:p>
+      <w:pPr>
+        <w:pStyle w:val="PargrafodaLista"/>
+        <w:tabs>
+          <w:tab w:val="left" w:pos="1275"/>
+        </w:tabs>
+        <w:rPr>
+          <w:sz w:val="24"/>
+          <w:szCs w:val="24"/>
+        </w:rPr>
+      </w:pPr>
+    </w:p>
+    <w:p>
+      <w:pPr>
+        <w:pStyle w:val="PargrafodaLista"/>
+        <w:tabs>
+          <w:tab w:val="left" w:pos="1275"/>
+        </w:tabs>
+        <w:rPr>
+          <w:sz w:val="24"/>
+          <w:szCs w:val="24"/>
+        </w:rPr>
+      </w:pPr>
+    </w:p>
+    <w:p>
+      <w:pPr>
+        <w:pStyle w:val="PargrafodaLista"/>
+        <w:tabs>
+          <w:tab w:val="left" w:pos="1275"/>
+        </w:tabs>
+        <w:rPr>
+          <w:sz w:val="24"/>
+          <w:szCs w:val="24"/>
+        </w:rPr>
+      </w:pPr>
+    </w:p>
+    <w:p>
+      <w:pPr>
+        <w:pStyle w:val="PargrafodaLista"/>
+        <w:tabs>
+          <w:tab w:val="left" w:pos="1275"/>
+        </w:tabs>
+        <w:rPr>
+          <w:sz w:val="24"/>
+          <w:szCs w:val="24"/>
+        </w:rPr>
+      </w:pPr>
+    </w:p>
+    <w:p>
+      <w:pPr>
+        <w:pStyle w:val="PargrafodaLista"/>
+        <w:tabs>
+          <w:tab w:val="left" w:pos="1275"/>
+        </w:tabs>
+        <w:rPr>
+          <w:sz w:val="24"/>
+          <w:szCs w:val="24"/>
+        </w:rPr>
+      </w:pPr>
+    </w:p>
+    <w:p>
+      <w:pPr>
+        <w:pStyle w:val="PargrafodaLista"/>
+        <w:tabs>
+          <w:tab w:val="left" w:pos="1275"/>
+        </w:tabs>
+        <w:rPr>
+          <w:sz w:val="24"/>
+          <w:szCs w:val="24"/>
+        </w:rPr>
+      </w:pPr>
+    </w:p>
+    <w:p>
+      <w:pPr>
+        <w:pStyle w:val="PargrafodaLista"/>
+        <w:tabs>
+          <w:tab w:val="left" w:pos="1275"/>
+        </w:tabs>
+        <w:rPr>
+          <w:sz w:val="24"/>
+          <w:szCs w:val="24"/>
+        </w:rPr>
+      </w:pPr>
+    </w:p>
+    <w:p>
+      <w:pPr>
+        <w:pStyle w:val="PargrafodaLista"/>
+        <w:tabs>
+          <w:tab w:val="left" w:pos="1275"/>
+        </w:tabs>
+        <w:rPr>
+          <w:sz w:val="24"/>
+          <w:szCs w:val="24"/>
+        </w:rPr>
+      </w:pPr>
+    </w:p>
+    <w:p>
+      <w:pPr>
+        <w:pStyle w:val="PargrafodaLista"/>
+        <w:tabs>
+          <w:tab w:val="left" w:pos="1275"/>
+        </w:tabs>
+        <w:rPr>
+          <w:sz w:val="24"/>
+          <w:szCs w:val="24"/>
+        </w:rPr>
+      </w:pPr>
+    </w:p>
+    <w:p>
+      <w:pPr>
+        <w:pStyle w:val="PargrafodaLista"/>
+        <w:tabs>
+          <w:tab w:val="left" w:pos="1275"/>
+        </w:tabs>
+        <w:rPr>
+          <w:sz w:val="24"/>
+          <w:szCs w:val="24"/>
+        </w:rPr>
+      </w:pPr>
+    </w:p>
+    <w:p>
+      <w:pPr>
+        <w:pStyle w:val="PargrafodaLista"/>
+        <w:tabs>
+          <w:tab w:val="left" w:pos="1275"/>
+        </w:tabs>
+        <w:rPr>
+          <w:sz w:val="24"/>
+          <w:szCs w:val="24"/>
+        </w:rPr>
+      </w:pPr>
+    </w:p>
+    <w:p>
+      <w:pPr>
+        <w:pStyle w:val="PargrafodaLista"/>
+        <w:tabs>
+          <w:tab w:val="left" w:pos="1275"/>
+        </w:tabs>
+        <w:rPr>
+          <w:sz w:val="24"/>
+          <w:szCs w:val="24"/>
+        </w:rPr>
+      </w:pPr>
+    </w:p>
+    <w:p>
+      <w:pPr>
+        <w:pStyle w:val="PargrafodaLista"/>
+        <w:tabs>
+          <w:tab w:val="left" w:pos="1275"/>
+        </w:tabs>
+        <w:rPr>
+          <w:sz w:val="24"/>
+          <w:szCs w:val="24"/>
+        </w:rPr>
+      </w:pPr>
+      <w:r>
+        <w:rPr>
+          <w:sz w:val="24"/>
+          <w:szCs w:val="24"/>
+        </w:rPr>
+        <w:t xml:space="preserve">75 </w:t>
+      </w:r>
+      <w:r>
+        <w:rPr>
+          <w:sz w:val="24"/>
+          <w:szCs w:val="24"/>
+        </w:rPr>
+        <w:t>–</w:t>
+      </w:r>
+      <w:r>
+        <w:rPr>
+          <w:sz w:val="24"/>
+          <w:szCs w:val="24"/>
+        </w:rPr>
+        <w:t xml:space="preserve"> </w:t>
+      </w:r>
+      <w:r>
+        <w:rPr>
+          <w:sz w:val="24"/>
+          <w:szCs w:val="24"/>
+        </w:rPr>
+        <w:t xml:space="preserve">No campo parecido com 3 pontinho ou </w:t>
+      </w:r>
+      <w:r>
+        <w:rPr>
+          <w:sz w:val="24"/>
+          <w:szCs w:val="24"/>
+        </w:rPr>
+        <w:t>três linhas</w:t>
+      </w:r>
+      <w:r>
+        <w:rPr>
+          <w:sz w:val="24"/>
+          <w:szCs w:val="24"/>
+        </w:rPr>
+        <w:t xml:space="preserve"> clicar</w:t>
+      </w:r>
+    </w:p>
+    <w:p>
+      <w:pPr>
+        <w:pStyle w:val="PargrafodaLista"/>
+        <w:tabs>
+          <w:tab w:val="left" w:pos="1275"/>
+        </w:tabs>
+        <w:rPr>
+          <w:sz w:val="24"/>
+          <w:szCs w:val="24"/>
+        </w:rPr>
+      </w:pPr>
+      <w:r>
+        <w:rPr>
+          <w:noProof/>
+          <w:sz w:val="24"/>
+          <w:szCs w:val="24"/>
+        </w:rPr>
+        <mc:AlternateContent>
+          <mc:Choice Requires="wps">
+            <w:drawing>
+              <wp:anchor distT="0" distB="0" distL="114300" distR="114300" simplePos="0" relativeHeight="251695104" behindDoc="0" locked="0" layoutInCell="1" allowOverlap="1">
+                <wp:simplePos x="0" y="0"/>
+                <wp:positionH relativeFrom="column">
+                  <wp:posOffset>1193938</wp:posOffset>
+                </wp:positionH>
+                <wp:positionV relativeFrom="paragraph">
+                  <wp:posOffset>34704</wp:posOffset>
+                </wp:positionV>
+                <wp:extent cx="2226365" cy="548640"/>
+                <wp:effectExtent l="38100" t="0" r="21590" b="80010"/>
+                <wp:wrapNone/>
+                <wp:docPr id="143" name="Conector de Seta Reta 143"/>
+                <wp:cNvGraphicFramePr/>
+                <a:graphic xmlns:a="http://schemas.openxmlformats.org/drawingml/2006/main">
+                  <a:graphicData uri="http://schemas.microsoft.com/office/word/2010/wordprocessingShape">
+                    <wps:wsp>
+                      <wps:cNvCnPr/>
+                      <wps:spPr>
+                        <a:xfrm flipH="1">
+                          <a:off x="0" y="0"/>
+                          <a:ext cx="2226365" cy="548640"/>
+                        </a:xfrm>
+                        <a:prstGeom prst="straightConnector1">
+                          <a:avLst/>
+                        </a:prstGeom>
+                        <a:ln>
+                          <a:tailEnd type="triangle"/>
+                        </a:ln>
+                      </wps:spPr>
+                      <wps:style>
+                        <a:lnRef idx="1">
+                          <a:schemeClr val="accent1"/>
+                        </a:lnRef>
+                        <a:fillRef idx="0">
+                          <a:schemeClr val="accent1"/>
+                        </a:fillRef>
+                        <a:effectRef idx="0">
+                          <a:schemeClr val="accent1"/>
+                        </a:effectRef>
+                        <a:fontRef idx="minor">
+                          <a:schemeClr val="tx1"/>
+                        </a:fontRef>
+                      </wps:style>
+                      <wps:bodyPr/>
+                    </wps:wsp>
+                  </a:graphicData>
+                </a:graphic>
+              </wp:anchor>
+            </w:drawing>
+          </mc:Choice>
+          <mc:Fallback>
+            <w:pict>
+              <v:shapetype w14:anchorId="1E2DF011" id="_x0000_t32" coordsize="21600,21600" o:spt="32" o:oned="t" path="m,l21600,21600e" filled="f">
+                <v:path arrowok="t" fillok="f" o:connecttype="none"/>
+                <o:lock v:ext="edit" shapetype="t"/>
+              </v:shapetype>
+              <v:shape id="Conector de Seta Reta 143" o:spid="_x0000_s1026" type="#_x0000_t32" style="position:absolute;margin-left:94pt;margin-top:2.75pt;width:175.3pt;height:43.2pt;flip:x;z-index:251695104;visibility:visible;mso-wrap-style:square;mso-wrap-distance-left:9pt;mso-wrap-distance-top:0;mso-wrap-distance-right:9pt;mso-wrap-distance-bottom:0;mso-position-horizontal:absolute;mso-position-horizontal-relative:text;mso-position-vertical:absolute;mso-position-vertical-relative:text" o:gfxdata="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" strokecolor="#4472c4 [3204]" strokeweight=".5pt">
+                <v:stroke endarrow="block" joinstyle="miter"/>
+              </v:shape>
+            </w:pict>
+          </mc:Fallback>
+        </mc:AlternateContent>
+      </w:r>
+    </w:p>
+    <w:p>
+      <w:pPr>
+        <w:pStyle w:val="PargrafodaLista"/>
+        <w:tabs>
+          <w:tab w:val="left" w:pos="1275"/>
+        </w:tabs>
+        <w:rPr>
+          <w:sz w:val="24"/>
+          <w:szCs w:val="24"/>
+        </w:rPr>
+      </w:pPr>
+      <w:r>
+        <w:rPr>
+          <w:sz w:val="24"/>
+          <w:szCs w:val="24"/>
+        </w:rPr>
+        <w:drawing>
+          <wp:inline distT="0" distB="0" distL="0" distR="0" wp14:anchorId="185A30F8" wp14:editId="30E5731A">
+            <wp:extent cx="5400040" cy="3325495"/>
+            <wp:effectExtent l="0" t="0" r="0" b="8255"/>
+            <wp:docPr id="142" name="Imagem 142"/>
+            <wp:cNvGraphicFramePr>
+              <a:graphicFrameLocks xmlns:a="http://schemas.openxmlformats.org/drawingml/2006/main" noChangeAspect="1"/>
+            </wp:cNvGraphicFramePr>
+            <a:graphic xmlns:a="http://schemas.openxmlformats.org/drawingml/2006/main">
+              <a:graphicData uri="http://schemas.openxmlformats.org/drawingml/2006/picture">
+                <pic:pic xmlns:pic="http://schemas.openxmlformats.org/drawingml/2006/picture">
+                  <pic:nvPicPr>
+                    <pic:cNvPr id="1" name=""/>
+                    <pic:cNvPicPr/>
+                  </pic:nvPicPr>
+                  <pic:blipFill>
+                    <a:blip r:embed="rId117"/>
+                    <a:stretch>
+                      <a:fillRect/>
+                    </a:stretch>
+                  </pic:blipFill>
+                  <pic:spPr>
+                    <a:xfrm>
+                      <a:off x="0" y="0"/>
+                      <a:ext cx="5400040" cy="3325495"/>
+                    </a:xfrm>
+                    <a:prstGeom prst="rect">
+                      <a:avLst/>
+                    </a:prstGeom>
+                  </pic:spPr>
+                </pic:pic>
+              </a:graphicData>
+            </a:graphic>
+          </wp:inline>
+        </w:drawing>
+      </w:r>
+    </w:p>
+    <w:p>
+      <w:pPr>
+        <w:pStyle w:val="PargrafodaLista"/>
+        <w:tabs>
+          <w:tab w:val="left" w:pos="1275"/>
+        </w:tabs>
+        <w:rPr>
+          <w:sz w:val="24"/>
+          <w:szCs w:val="24"/>
+        </w:rPr>
+      </w:pPr>
+    </w:p>
+    <w:p>
+      <w:pPr>
+        <w:pStyle w:val="PargrafodaLista"/>
+        <w:tabs>
+          <w:tab w:val="left" w:pos="1275"/>
+        </w:tabs>
+        <w:rPr>
+          <w:sz w:val="24"/>
+          <w:szCs w:val="24"/>
+        </w:rPr>
+      </w:pPr>
+      <w:r>
+        <w:rPr>
+          <w:sz w:val="24"/>
+          <w:szCs w:val="24"/>
+        </w:rPr>
+        <w:t xml:space="preserve">76- Vai aparecer a seguinte tela no campo compartilhar ou incorporar </w:t>
+      </w:r>
+      <w:r>
+        <w:rPr>
+          <w:sz w:val="24"/>
+          <w:szCs w:val="24"/>
+        </w:rPr>
+        <w:t>ma</w:t>
+      </w:r>
+      <w:r>
+        <w:rPr>
+          <w:sz w:val="24"/>
+          <w:szCs w:val="24"/>
+        </w:rPr>
+        <w:t>pa</w:t>
+      </w:r>
+    </w:p>
+    <w:p>
+      <w:pPr>
+        <w:pStyle w:val="PargrafodaLista"/>
+        <w:tabs>
+          <w:tab w:val="left" w:pos="1275"/>
+        </w:tabs>
+        <w:rPr>
+          <w:sz w:val="24"/>
+          <w:szCs w:val="24"/>
+        </w:rPr>
+      </w:pPr>
+      <w:r>
+        <w:rPr>
+          <w:noProof/>
+          <w:sz w:val="24"/>
+          <w:szCs w:val="24"/>
+        </w:rPr>
+        <mc:AlternateContent>
+          <mc:Choice Requires="wps">
+            <w:drawing>
+              <wp:anchor distT="0" distB="0" distL="114300" distR="114300" simplePos="0" relativeHeight="251697152" behindDoc="0" locked="0" layoutInCell="1" allowOverlap="1">
+                <wp:simplePos x="0" y="0"/>
+                <wp:positionH relativeFrom="column">
+                  <wp:posOffset>2504313</wp:posOffset>
+                </wp:positionH>
+                <wp:positionV relativeFrom="paragraph">
+                  <wp:posOffset>2531288</wp:posOffset>
+                </wp:positionV>
+                <wp:extent cx="1938528" cy="51206"/>
+                <wp:effectExtent l="0" t="19050" r="100330" b="101600"/>
+                <wp:wrapNone/>
+                <wp:docPr id="149" name="Conector de Seta Reta 149"/>
+                <wp:cNvGraphicFramePr/>
+                <a:graphic xmlns:a="http://schemas.openxmlformats.org/drawingml/2006/main">
+                  <a:graphicData uri="http://schemas.microsoft.com/office/word/2010/wordprocessingShape">
+                    <wps:wsp>
+                      <wps:cNvCnPr/>
+                      <wps:spPr>
+                        <a:xfrm>
+                          <a:off x="0" y="0"/>
+                          <a:ext cx="1938528" cy="51206"/>
+                        </a:xfrm>
+                        <a:prstGeom prst="straightConnector1">
+                          <a:avLst/>
+                        </a:prstGeom>
+                        <a:ln>
+                          <a:tailEnd type="triangle"/>
+                        </a:ln>
+                      </wps:spPr>
+                      <wps:style>
+                        <a:lnRef idx="1">
+                          <a:schemeClr val="accent1"/>
+                        </a:lnRef>
+                        <a:fillRef idx="0">
+                          <a:schemeClr val="accent1"/>
+                        </a:fillRef>
+                        <a:effectRef idx="0">
+                          <a:schemeClr val="accent1"/>
+                        </a:effectRef>
+                        <a:fontRef idx="minor">
+                          <a:schemeClr val="tx1"/>
+                        </a:fontRef>
+                      </wps:style>
+                      <wps:bodyPr/>
+                    </wps:wsp>
+                  </a:graphicData>
+                </a:graphic>
+              </wp:anchor>
+            </w:drawing>
+          </mc:Choice>
+          <mc:Fallback>
+            <w:pict>
+              <v:shape w14:anchorId="557110D9" id="Conector de Seta Reta 149" o:spid="_x0000_s1026" type="#_x0000_t32" style="position:absolute;margin-left:197.2pt;margin-top:199.3pt;width:152.65pt;height:4.05pt;z-index:251697152;visibility:visible;mso-wrap-style:square;mso-wrap-distance-left:9pt;mso-wrap-distance-top:0;mso-wrap-distance-right:9pt;mso-wrap-distance-bottom:0;mso-position-horizontal:absolute;mso-position-horizontal-relative:text;mso-position-vertical:absolute;mso-position-vertical-relative:text" o:gfxdata="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" strokecolor="#4472c4 [3204]" strokeweight=".5pt">
+                <v:stroke endarrow="block" joinstyle="miter"/>
+              </v:shape>
+            </w:pict>
+          </mc:Fallback>
+        </mc:AlternateContent>
+      </w:r>
+      <w:r>
+        <w:rPr>
+          <w:noProof/>
+          <w:sz w:val="24"/>
+          <w:szCs w:val="24"/>
+        </w:rPr>
+        <mc:AlternateContent>
+          <mc:Choice Requires="wps">
+            <w:drawing>
+              <wp:anchor distT="0" distB="0" distL="114300" distR="114300" simplePos="0" relativeHeight="251696128" behindDoc="0" locked="0" layoutInCell="1" allowOverlap="1">
+                <wp:simplePos x="0" y="0"/>
+                <wp:positionH relativeFrom="column">
+                  <wp:posOffset>2365324</wp:posOffset>
+                </wp:positionH>
+                <wp:positionV relativeFrom="paragraph">
+                  <wp:posOffset>7544</wp:posOffset>
+                </wp:positionV>
+                <wp:extent cx="1704442" cy="2413660"/>
+                <wp:effectExtent l="38100" t="0" r="29210" b="62865"/>
+                <wp:wrapNone/>
+                <wp:docPr id="146" name="Conector de Seta Reta 146"/>
+                <wp:cNvGraphicFramePr/>
+                <a:graphic xmlns:a="http://schemas.openxmlformats.org/drawingml/2006/main">
+                  <a:graphicData uri="http://schemas.microsoft.com/office/word/2010/wordprocessingShape">
+                    <wps:wsp>
+                      <wps:cNvCnPr/>
+                      <wps:spPr>
+                        <a:xfrm flipH="1">
+                          <a:off x="0" y="0"/>
+                          <a:ext cx="1704442" cy="2413660"/>
+                        </a:xfrm>
+                        <a:prstGeom prst="straightConnector1">
+                          <a:avLst/>
+                        </a:prstGeom>
+                        <a:ln>
+                          <a:tailEnd type="triangle"/>
+                        </a:ln>
+                      </wps:spPr>
+                      <wps:style>
+                        <a:lnRef idx="1">
+                          <a:schemeClr val="accent1"/>
+                        </a:lnRef>
+                        <a:fillRef idx="0">
+                          <a:schemeClr val="accent1"/>
+                        </a:fillRef>
+                        <a:effectRef idx="0">
+                          <a:schemeClr val="accent1"/>
+                        </a:effectRef>
+                        <a:fontRef idx="minor">
+                          <a:schemeClr val="tx1"/>
+                        </a:fontRef>
+                      </wps:style>
+                      <wps:bodyPr/>
+                    </wps:wsp>
+                  </a:graphicData>
+                </a:graphic>
+                <wp14:sizeRelH relativeFrom="margin">
+                  <wp14:pctWidth>0</wp14:pctWidth>
+                </wp14:sizeRelH>
+                <wp14:sizeRelV relativeFrom="margin">
+                  <wp14:pctHeight>0</wp14:pctHeight>
+                </wp14:sizeRelV>
+              </wp:anchor>
+            </w:drawing>
+          </mc:Choice>
+          <mc:Fallback>
+            <w:pict>
+              <v:shape w14:anchorId="20132DFD" id="Conector de Seta Reta 146" o:spid="_x0000_s1026" type="#_x0000_t32" style="position:absolute;margin-left:186.25pt;margin-top:.6pt;width:134.2pt;height:190.05pt;flip:x;z-index:251696128;visibility:visible;mso-wrap-style:square;mso-width-percent:0;mso-height-percent:0;mso-wrap-distance-left:9pt;mso-wrap-distance-top:0;mso-wrap-distance-right:9pt;mso-wrap-distance-bottom:0;mso-position-horizontal:absolute;mso-position-horizontal-relative:text;mso-position-vertical:absolute;mso-position-vertical-relative:text;mso-width-percent:0;mso-height-percent:0;mso-width-relative:margin;mso-height-relative:margin" o:gfxdata="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" strokecolor="#4472c4 [3204]" strokeweight=".5pt">
+                <v:stroke endarrow="block" joinstyle="miter"/>
+              </v:shape>
+            </w:pict>
+          </mc:Fallback>
+        </mc:AlternateContent>
+      </w:r>
+      <w:r>
+        <w:rPr>
+          <w:sz w:val="24"/>
+          <w:szCs w:val="24"/>
+        </w:rPr>
+        <w:drawing>
+          <wp:inline distT="0" distB="0" distL="0" distR="0" wp14:anchorId="6E31E7FE" wp14:editId="2B4D6784">
+            <wp:extent cx="2588272" cy="3018765"/>
+            <wp:effectExtent l="0" t="0" r="2540" b="0"/>
+            <wp:docPr id="145" name="Imagem 145"/>
+            <wp:cNvGraphicFramePr>
+              <a:graphicFrameLocks xmlns:a="http://schemas.openxmlformats.org/drawingml/2006/main" noChangeAspect="1"/>
+            </wp:cNvGraphicFramePr>
+            <a:graphic xmlns:a="http://schemas.openxmlformats.org/drawingml/2006/main">
+              <a:graphicData uri="http://schemas.openxmlformats.org/drawingml/2006/picture">
+                <pic:pic xmlns:pic="http://schemas.openxmlformats.org/drawingml/2006/picture">
+                  <pic:nvPicPr>
+                    <pic:cNvPr id="1" name=""/>
+                    <pic:cNvPicPr/>
+                  </pic:nvPicPr>
+                  <pic:blipFill>
+                    <a:blip r:embed="rId118"/>
+                    <a:stretch>
+                      <a:fillRect/>
+                    </a:stretch>
+                  </pic:blipFill>
+                  <pic:spPr>
+                    <a:xfrm>
+                      <a:off x="0" y="0"/>
+                      <a:ext cx="2619257" cy="3054903"/>
+                    </a:xfrm>
+                    <a:prstGeom prst="rect">
+                      <a:avLst/>
+                    </a:prstGeom>
+                  </pic:spPr>
+                </pic:pic>
+              </a:graphicData>
+            </a:graphic>
+          </wp:inline>
+        </w:drawing>
+      </w:r>
+      <w:r>
+        <w:rPr>
+          <w:sz w:val="24"/>
+          <w:szCs w:val="24"/>
+        </w:rPr>
+        <w:drawing>
+          <wp:inline distT="0" distB="0" distL="0" distR="0" wp14:anchorId="6A5B8DE7" wp14:editId="555FB926">
+            <wp:extent cx="1922780" cy="2262357"/>
+            <wp:effectExtent l="0" t="0" r="1270" b="5080"/>
+            <wp:docPr id="148" name="Imagem 148"/>
+            <wp:cNvGraphicFramePr>
+              <a:graphicFrameLocks xmlns:a="http://schemas.openxmlformats.org/drawingml/2006/main" noChangeAspect="1"/>
+            </wp:cNvGraphicFramePr>
+            <a:graphic xmlns:a="http://schemas.openxmlformats.org/drawingml/2006/main">
+              <a:graphicData uri="http://schemas.openxmlformats.org/drawingml/2006/picture">
+                <pic:pic xmlns:pic="http://schemas.openxmlformats.org/drawingml/2006/picture">
+                  <pic:nvPicPr>
+                    <pic:cNvPr id="1" name=""/>
+                    <pic:cNvPicPr/>
+                  </pic:nvPicPr>
+                  <pic:blipFill>
+                    <a:blip r:embed="rId119"/>
+                    <a:stretch>
+                      <a:fillRect/>
+                    </a:stretch>
+                  </pic:blipFill>
+                  <pic:spPr>
+                    <a:xfrm>
+                      <a:off x="0" y="0"/>
+                      <a:ext cx="1922780" cy="2262357"/>
+                    </a:xfrm>
+                    <a:prstGeom prst="rect">
+                      <a:avLst/>
+                    </a:prstGeom>
+                  </pic:spPr>
+                </pic:pic>
+              </a:graphicData>
+            </a:graphic>
+          </wp:inline>
+        </w:drawing>
+      </w:r>
+    </w:p>
+    <w:p>
+      <w:pPr>
+        <w:pStyle w:val="PargrafodaLista"/>
+        <w:tabs>
+          <w:tab w:val="left" w:pos="1275"/>
+        </w:tabs>
+        <w:rPr>
+          <w:sz w:val="24"/>
+          <w:szCs w:val="24"/>
+        </w:rPr>
+      </w:pPr>
+    </w:p>
+    <w:p>
+      <w:pPr>
+        <w:pStyle w:val="PargrafodaLista"/>
+        <w:tabs>
+          <w:tab w:val="left" w:pos="1275"/>
+        </w:tabs>
+        <w:rPr>
+          <w:sz w:val="24"/>
+          <w:szCs w:val="24"/>
+        </w:rPr>
+      </w:pPr>
+    </w:p>
+    <w:p>
+      <w:pPr>
+        <w:pStyle w:val="PargrafodaLista"/>
+        <w:tabs>
+          <w:tab w:val="left" w:pos="1275"/>
+        </w:tabs>
+        <w:rPr>
+          <w:sz w:val="24"/>
+          <w:szCs w:val="24"/>
+        </w:rPr>
+      </w:pPr>
+    </w:p>
+    <w:p>
+      <w:pPr>
+        <w:pStyle w:val="PargrafodaLista"/>
+        <w:tabs>
+          <w:tab w:val="left" w:pos="1275"/>
+        </w:tabs>
+        <w:rPr>
+          <w:sz w:val="24"/>
+          <w:szCs w:val="24"/>
+        </w:rPr>
+      </w:pPr>
+    </w:p>
+    <w:p>
+      <w:pPr>
+        <w:pStyle w:val="PargrafodaLista"/>
+        <w:tabs>
+          <w:tab w:val="left" w:pos="1275"/>
+        </w:tabs>
+        <w:rPr>
+          <w:sz w:val="24"/>
+          <w:szCs w:val="24"/>
+        </w:rPr>
+      </w:pPr>
+    </w:p>
+    <w:p>
+      <w:pPr>
+        <w:pStyle w:val="PargrafodaLista"/>
+        <w:tabs>
+          <w:tab w:val="left" w:pos="1275"/>
+        </w:tabs>
+        <w:rPr>
+          <w:sz w:val="24"/>
+          <w:szCs w:val="24"/>
+        </w:rPr>
+      </w:pPr>
+    </w:p>
+    <w:p>
+      <w:pPr>
+        <w:pStyle w:val="PargrafodaLista"/>
+        <w:tabs>
+          <w:tab w:val="left" w:pos="1275"/>
+        </w:tabs>
+        <w:rPr>
+          <w:sz w:val="24"/>
+          <w:szCs w:val="24"/>
+        </w:rPr>
+      </w:pPr>
+    </w:p>
+    <w:p>
+      <w:pPr>
+        <w:pStyle w:val="PargrafodaLista"/>
+        <w:tabs>
+          <w:tab w:val="left" w:pos="1275"/>
+        </w:tabs>
+        <w:rPr>
+          <w:sz w:val="24"/>
+          <w:szCs w:val="24"/>
+        </w:rPr>
+      </w:pPr>
+      <w:r>
+        <w:rPr>
+          <w:sz w:val="24"/>
+          <w:szCs w:val="24"/>
+        </w:rPr>
+        <w:lastRenderedPageBreak/>
+        <w:t xml:space="preserve">77 </w:t>
+      </w:r>
+      <w:r>
+        <w:rPr>
+          <w:sz w:val="24"/>
+          <w:szCs w:val="24"/>
+        </w:rPr>
+        <w:t>–</w:t>
+      </w:r>
+      <w:r>
+        <w:rPr>
+          <w:sz w:val="24"/>
+          <w:szCs w:val="24"/>
+        </w:rPr>
+        <w:t xml:space="preserve"> </w:t>
+      </w:r>
+      <w:r>
+        <w:rPr>
+          <w:sz w:val="24"/>
+          <w:szCs w:val="24"/>
+        </w:rPr>
+        <w:t xml:space="preserve">E no texto que se encontra copiar </w:t>
+      </w:r>
+      <w:proofErr w:type="spellStart"/>
+      <w:r>
+        <w:rPr>
+          <w:sz w:val="24"/>
+          <w:szCs w:val="24"/>
+        </w:rPr>
+        <w:t>html</w:t>
+      </w:r>
+      <w:proofErr w:type="spellEnd"/>
+      <w:r>
+        <w:rPr>
+          <w:sz w:val="24"/>
+          <w:szCs w:val="24"/>
+        </w:rPr>
+        <w:t xml:space="preserve"> vamos clicar e colar </w:t>
+      </w:r>
+      <w:r>
+        <w:rPr>
+          <w:sz w:val="24"/>
+          <w:szCs w:val="24"/>
+        </w:rPr>
+        <w:t>na</w:t>
+      </w:r>
+      <w:r>
+        <w:rPr>
+          <w:sz w:val="24"/>
+          <w:szCs w:val="24"/>
+        </w:rPr>
+        <w:t xml:space="preserve"> nossa pagina index.html conforme imagem</w:t>
+      </w:r>
+    </w:p>
+    <w:p>
+      <w:pPr>
+        <w:pStyle w:val="PargrafodaLista"/>
+        <w:tabs>
+          <w:tab w:val="left" w:pos="1275"/>
+        </w:tabs>
+        <w:rPr>
+          <w:sz w:val="24"/>
+          <w:szCs w:val="24"/>
+        </w:rPr>
+      </w:pPr>
+    </w:p>
+    <w:p>
+      <w:pPr>
+        <w:pStyle w:val="PargrafodaLista"/>
+        <w:tabs>
+          <w:tab w:val="left" w:pos="1275"/>
+        </w:tabs>
+        <w:rPr>
+          <w:sz w:val="24"/>
+          <w:szCs w:val="24"/>
+        </w:rPr>
+      </w:pPr>
+      <w:r>
+        <w:rPr>
+          <w:sz w:val="24"/>
+          <w:szCs w:val="24"/>
+        </w:rPr>
+        <w:drawing>
+          <wp:inline distT="0" distB="0" distL="0" distR="0" wp14:anchorId="07A9DC5D" wp14:editId="416B2005">
+            <wp:extent cx="4997704" cy="2404822"/>
+            <wp:effectExtent l="0" t="0" r="0" b="0"/>
+            <wp:docPr id="150" name="Imagem 150"/>
+            <wp:cNvGraphicFramePr>
+              <a:graphicFrameLocks xmlns:a="http://schemas.openxmlformats.org/drawingml/2006/main" noChangeAspect="1"/>
+            </wp:cNvGraphicFramePr>
+            <a:graphic xmlns:a="http://schemas.openxmlformats.org/drawingml/2006/main">
+              <a:graphicData uri="http://schemas.openxmlformats.org/drawingml/2006/picture">
+                <pic:pic xmlns:pic="http://schemas.openxmlformats.org/drawingml/2006/picture">
+                  <pic:nvPicPr>
+                    <pic:cNvPr id="1" name=""/>
+                    <pic:cNvPicPr/>
+                  </pic:nvPicPr>
+                  <pic:blipFill>
+                    <a:blip r:embed="rId120"/>
+                    <a:stretch>
+                      <a:fillRect/>
+                    </a:stretch>
+                  </pic:blipFill>
+                  <pic:spPr>
+                    <a:xfrm>
+                      <a:off x="0" y="0"/>
+                      <a:ext cx="5015850" cy="2413554"/>
+                    </a:xfrm>
+                    <a:prstGeom prst="rect">
+                      <a:avLst/>
+                    </a:prstGeom>
+                  </pic:spPr>
+                </pic:pic>
+              </a:graphicData>
+            </a:graphic>
+          </wp:inline>
+        </w:drawing>
+      </w:r>
+    </w:p>
+    <w:p>
+      <w:pPr>
+        <w:pStyle w:val="PargrafodaLista"/>
+        <w:tabs>
+          <w:tab w:val="left" w:pos="1275"/>
+        </w:tabs>
+        <w:rPr>
+          <w:sz w:val="24"/>
+          <w:szCs w:val="24"/>
+        </w:rPr>
+      </w:pPr>
+      <w:r>
+        <w:rPr>
+          <w:noProof/>
+          <w:sz w:val="24"/>
+          <w:szCs w:val="24"/>
+        </w:rPr>
+        <mc:AlternateContent>
+          <mc:Choice Requires="wps">
+            <w:drawing>
+              <wp:anchor distT="0" distB="0" distL="114300" distR="114300" simplePos="0" relativeHeight="251699200" behindDoc="0" locked="0" layoutInCell="1" allowOverlap="1">
+                <wp:simplePos x="0" y="0"/>
+                <wp:positionH relativeFrom="column">
+                  <wp:posOffset>2387270</wp:posOffset>
+                </wp:positionH>
+                <wp:positionV relativeFrom="paragraph">
+                  <wp:posOffset>1301293</wp:posOffset>
+                </wp:positionV>
+                <wp:extent cx="643737" cy="1170432"/>
+                <wp:effectExtent l="38100" t="38100" r="23495" b="29845"/>
+                <wp:wrapNone/>
+                <wp:docPr id="153" name="Conector de Seta Reta 153"/>
+                <wp:cNvGraphicFramePr/>
+                <a:graphic xmlns:a="http://schemas.openxmlformats.org/drawingml/2006/main">
+                  <a:graphicData uri="http://schemas.microsoft.com/office/word/2010/wordprocessingShape">
+                    <wps:wsp>
+                      <wps:cNvCnPr/>
+                      <wps:spPr>
+                        <a:xfrm flipH="1" flipV="1">
+                          <a:off x="0" y="0"/>
+                          <a:ext cx="643737" cy="1170432"/>
+                        </a:xfrm>
+                        <a:prstGeom prst="straightConnector1">
+                          <a:avLst/>
+                        </a:prstGeom>
+                        <a:ln>
+                          <a:tailEnd type="triangle"/>
+                        </a:ln>
+                      </wps:spPr>
+                      <wps:style>
+                        <a:lnRef idx="1">
+                          <a:schemeClr val="accent1"/>
+                        </a:lnRef>
+                        <a:fillRef idx="0">
+                          <a:schemeClr val="accent1"/>
+                        </a:fillRef>
+                        <a:effectRef idx="0">
+                          <a:schemeClr val="accent1"/>
+                        </a:effectRef>
+                        <a:fontRef idx="minor">
+                          <a:schemeClr val="tx1"/>
+                        </a:fontRef>
+                      </wps:style>
+                      <wps:bodyPr/>
+                    </wps:wsp>
+                  </a:graphicData>
+                </a:graphic>
+              </wp:anchor>
+            </w:drawing>
+          </mc:Choice>
+          <mc:Fallback>
+            <w:pict>
+              <v:shape w14:anchorId="1E4F64F7" id="Conector de Seta Reta 153" o:spid="_x0000_s1026" type="#_x0000_t32" style="position:absolute;margin-left:187.95pt;margin-top:102.45pt;width:50.7pt;height:92.15pt;flip:x y;z-index:251699200;visibility:visible;mso-wrap-style:square;mso-wrap-distance-left:9pt;mso-wrap-distance-top:0;mso-wrap-distance-right:9pt;mso-wrap-distance-bottom:0;mso-position-horizontal:absolute;mso-position-horizontal-relative:text;mso-position-vertical:absolute;mso-position-vertical-relative:text" o:gfxdata="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" strokecolor="#4472c4 [3204]" strokeweight=".5pt">
+                <v:stroke endarrow="block" joinstyle="miter"/>
+              </v:shape>
+            </w:pict>
+          </mc:Fallback>
+        </mc:AlternateContent>
+      </w:r>
+      <w:r>
+        <w:rPr>
+          <w:noProof/>
+          <w:sz w:val="24"/>
+          <w:szCs w:val="24"/>
+        </w:rPr>
+        <mc:AlternateContent>
+          <mc:Choice Requires="wps">
+            <w:drawing>
+              <wp:anchor distT="0" distB="0" distL="114300" distR="114300" simplePos="0" relativeHeight="251698176" behindDoc="0" locked="0" layoutInCell="1" allowOverlap="1">
+                <wp:simplePos x="0" y="0"/>
+                <wp:positionH relativeFrom="column">
+                  <wp:posOffset>1670380</wp:posOffset>
+                </wp:positionH>
+                <wp:positionV relativeFrom="paragraph">
+                  <wp:posOffset>1330554</wp:posOffset>
+                </wp:positionV>
+                <wp:extent cx="365760" cy="1119225"/>
+                <wp:effectExtent l="38100" t="38100" r="34290" b="24130"/>
+                <wp:wrapNone/>
+                <wp:docPr id="152" name="Conector de Seta Reta 152"/>
+                <wp:cNvGraphicFramePr/>
+                <a:graphic xmlns:a="http://schemas.openxmlformats.org/drawingml/2006/main">
+                  <a:graphicData uri="http://schemas.microsoft.com/office/word/2010/wordprocessingShape">
+                    <wps:wsp>
+                      <wps:cNvCnPr/>
+                      <wps:spPr>
+                        <a:xfrm flipH="1" flipV="1">
+                          <a:off x="0" y="0"/>
+                          <a:ext cx="365760" cy="1119225"/>
+                        </a:xfrm>
+                        <a:prstGeom prst="straightConnector1">
+                          <a:avLst/>
+                        </a:prstGeom>
+                        <a:ln>
+                          <a:tailEnd type="triangle"/>
+                        </a:ln>
+                      </wps:spPr>
+                      <wps:style>
+                        <a:lnRef idx="1">
+                          <a:schemeClr val="accent1"/>
+                        </a:lnRef>
+                        <a:fillRef idx="0">
+                          <a:schemeClr val="accent1"/>
+                        </a:fillRef>
+                        <a:effectRef idx="0">
+                          <a:schemeClr val="accent1"/>
+                        </a:effectRef>
+                        <a:fontRef idx="minor">
+                          <a:schemeClr val="tx1"/>
+                        </a:fontRef>
+                      </wps:style>
+                      <wps:bodyPr/>
+                    </wps:wsp>
+                  </a:graphicData>
+                </a:graphic>
+              </wp:anchor>
+            </w:drawing>
+          </mc:Choice>
+          <mc:Fallback>
+            <w:pict>
+              <v:shape w14:anchorId="35E92C0E" id="Conector de Seta Reta 152" o:spid="_x0000_s1026" type="#_x0000_t32" style="position:absolute;margin-left:131.55pt;margin-top:104.75pt;width:28.8pt;height:88.15pt;flip:x y;z-index:251698176;visibility:visible;mso-wrap-style:square;mso-wrap-distance-left:9pt;mso-wrap-distance-top:0;mso-wrap-distance-right:9pt;mso-wrap-distance-bottom:0;mso-position-horizontal:absolute;mso-position-horizontal-relative:text;mso-position-vertical:absolute;mso-position-vertical-relative:text" o:gfxdata="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" strokecolor="#4472c4 [3204]" strokeweight=".5pt">
+                <v:stroke endarrow="block" joinstyle="miter"/>
+              </v:shape>
+            </w:pict>
+          </mc:Fallback>
+        </mc:AlternateContent>
+      </w:r>
+      <w:r>
+        <w:rPr>
+          <w:sz w:val="24"/>
+          <w:szCs w:val="24"/>
+        </w:rPr>
+        <w:drawing>
+          <wp:inline distT="0" distB="0" distL="0" distR="0" wp14:anchorId="4F6F617C" wp14:editId="0698FD52">
+            <wp:extent cx="5400040" cy="1924685"/>
+            <wp:effectExtent l="0" t="0" r="0" b="0"/>
+            <wp:docPr id="151" name="Imagem 151"/>
+            <wp:cNvGraphicFramePr>
+              <a:graphicFrameLocks xmlns:a="http://schemas.openxmlformats.org/drawingml/2006/main" noChangeAspect="1"/>
+            </wp:cNvGraphicFramePr>
+            <a:graphic xmlns:a="http://schemas.openxmlformats.org/drawingml/2006/main">
+              <a:graphicData uri="http://schemas.openxmlformats.org/drawingml/2006/picture">
+                <pic:pic xmlns:pic="http://schemas.openxmlformats.org/drawingml/2006/picture">
+                  <pic:nvPicPr>
+                    <pic:cNvPr id="1" name=""/>
+                    <pic:cNvPicPr/>
+                  </pic:nvPicPr>
+                  <pic:blipFill>
+                    <a:blip r:embed="rId121"/>
+                    <a:stretch>
+                      <a:fillRect/>
+                    </a:stretch>
+                  </pic:blipFill>
+                  <pic:spPr>
+                    <a:xfrm>
+                      <a:off x="0" y="0"/>
+                      <a:ext cx="5400040" cy="1924685"/>
+                    </a:xfrm>
+                    <a:prstGeom prst="rect">
+                      <a:avLst/>
+                    </a:prstGeom>
+                  </pic:spPr>
+                </pic:pic>
+              </a:graphicData>
+            </a:graphic>
+          </wp:inline>
+        </w:drawing>
+      </w:r>
+    </w:p>
+    <w:p>
+      <w:pPr>
+        <w:pStyle w:val="PargrafodaLista"/>
+        <w:tabs>
+          <w:tab w:val="left" w:pos="1275"/>
+        </w:tabs>
+        <w:rPr>
+          <w:sz w:val="24"/>
+          <w:szCs w:val="24"/>
+        </w:rPr>
+      </w:pPr>
+    </w:p>
+    <w:p>
+      <w:pPr>
+        <w:pStyle w:val="PargrafodaLista"/>
+        <w:tabs>
+          <w:tab w:val="left" w:pos="1275"/>
+        </w:tabs>
+        <w:rPr>
+          <w:sz w:val="24"/>
+          <w:szCs w:val="24"/>
+        </w:rPr>
+      </w:pPr>
+      <w:r>
+        <w:rPr>
+          <w:sz w:val="24"/>
+          <w:szCs w:val="24"/>
+        </w:rPr>
+        <w:t xml:space="preserve">78 – Para melhorar  a largura do mapa em nossa pagina no </w:t>
+      </w:r>
+      <w:proofErr w:type="spellStart"/>
+      <w:r>
+        <w:rPr>
+          <w:sz w:val="24"/>
+          <w:szCs w:val="24"/>
+        </w:rPr>
+        <w:t>html</w:t>
+      </w:r>
+      <w:proofErr w:type="spellEnd"/>
+      <w:r>
+        <w:rPr>
+          <w:sz w:val="24"/>
+          <w:szCs w:val="24"/>
+        </w:rPr>
+        <w:t xml:space="preserve"> na </w:t>
+      </w:r>
+      <w:proofErr w:type="spellStart"/>
+      <w:r>
+        <w:rPr>
+          <w:sz w:val="24"/>
+          <w:szCs w:val="24"/>
+        </w:rPr>
+        <w:t>tag</w:t>
+      </w:r>
+      <w:proofErr w:type="spellEnd"/>
+      <w:r>
+        <w:rPr>
+          <w:sz w:val="24"/>
+          <w:szCs w:val="24"/>
+        </w:rPr>
+        <w:t xml:space="preserve"> </w:t>
+      </w:r>
+      <w:proofErr w:type="spellStart"/>
+      <w:r>
+        <w:rPr>
+          <w:sz w:val="24"/>
+          <w:szCs w:val="24"/>
+        </w:rPr>
+        <w:t>i</w:t>
+      </w:r>
+      <w:r>
+        <w:rPr>
+          <w:sz w:val="24"/>
+          <w:szCs w:val="24"/>
+        </w:rPr>
+        <w:t>frame</w:t>
+      </w:r>
+      <w:proofErr w:type="spellEnd"/>
+      <w:r>
+        <w:rPr>
+          <w:sz w:val="24"/>
+          <w:szCs w:val="24"/>
+        </w:rPr>
+        <w:t xml:space="preserve"> no </w:t>
+      </w:r>
+      <w:proofErr w:type="spellStart"/>
+      <w:r>
+        <w:rPr>
+          <w:sz w:val="24"/>
+          <w:szCs w:val="24"/>
+        </w:rPr>
+        <w:t>witdth</w:t>
+      </w:r>
+      <w:proofErr w:type="spellEnd"/>
+      <w:r>
+        <w:rPr>
+          <w:sz w:val="24"/>
+          <w:szCs w:val="24"/>
+        </w:rPr>
+        <w:t xml:space="preserve"> colocamos 100% e na altura 300 conforme imagem acima</w:t>
+      </w:r>
+    </w:p>
+    <w:p>
+      <w:pPr>
+        <w:pStyle w:val="PargrafodaLista"/>
+        <w:tabs>
+          <w:tab w:val="left" w:pos="1275"/>
+        </w:tabs>
+        <w:rPr>
+          <w:sz w:val="24"/>
+          <w:szCs w:val="24"/>
+        </w:rPr>
+      </w:pPr>
+    </w:p>
+    <w:p>
+      <w:pPr>
+        <w:pStyle w:val="PargrafodaLista"/>
+        <w:tabs>
+          <w:tab w:val="left" w:pos="1275"/>
+        </w:tabs>
+        <w:rPr>
+          <w:sz w:val="24"/>
+          <w:szCs w:val="24"/>
+        </w:rPr>
+      </w:pPr>
+      <w:r>
+        <w:rPr>
+          <w:sz w:val="24"/>
+          <w:szCs w:val="24"/>
+        </w:rPr>
+        <w:t xml:space="preserve">79 – No </w:t>
+      </w:r>
+      <w:proofErr w:type="spellStart"/>
+      <w:r>
+        <w:rPr>
+          <w:sz w:val="24"/>
+          <w:szCs w:val="24"/>
+        </w:rPr>
+        <w:t>css</w:t>
+      </w:r>
+      <w:proofErr w:type="spellEnd"/>
+      <w:r>
+        <w:rPr>
+          <w:sz w:val="24"/>
+          <w:szCs w:val="24"/>
+        </w:rPr>
+        <w:t xml:space="preserve"> </w:t>
+      </w:r>
+      <w:r>
+        <w:rPr>
+          <w:sz w:val="24"/>
+          <w:szCs w:val="24"/>
+        </w:rPr>
+        <w:t xml:space="preserve">na </w:t>
+      </w:r>
+      <w:proofErr w:type="spellStart"/>
+      <w:r>
+        <w:rPr>
+          <w:sz w:val="24"/>
+          <w:szCs w:val="24"/>
+        </w:rPr>
+        <w:t>class</w:t>
+      </w:r>
+      <w:proofErr w:type="spellEnd"/>
+      <w:r>
+        <w:rPr>
+          <w:sz w:val="24"/>
+          <w:szCs w:val="24"/>
+        </w:rPr>
+        <w:t xml:space="preserve"> mapa colocamos um espaço interno tanto para cima como para baixo e demos um espaço externo no parágrafo para baixo conforme imagem de código.</w:t>
+      </w:r>
+    </w:p>
+    <w:p>
+      <w:pPr>
+        <w:pStyle w:val="PargrafodaLista"/>
+        <w:tabs>
+          <w:tab w:val="left" w:pos="1275"/>
+        </w:tabs>
+        <w:rPr>
+          <w:sz w:val="24"/>
+          <w:szCs w:val="24"/>
+        </w:rPr>
+      </w:pPr>
+      <w:r>
+        <w:rPr>
+          <w:sz w:val="24"/>
+          <w:szCs w:val="24"/>
+        </w:rPr>
+        <w:drawing>
+          <wp:inline distT="0" distB="0" distL="0" distR="0" wp14:anchorId="42B38D4F" wp14:editId="403A8E90">
+            <wp:extent cx="4858428" cy="2400635"/>
+            <wp:effectExtent l="0" t="0" r="0" b="0"/>
+            <wp:docPr id="154" name="Imagem 154"/>
+            <wp:cNvGraphicFramePr>
+              <a:graphicFrameLocks xmlns:a="http://schemas.openxmlformats.org/drawingml/2006/main" noChangeAspect="1"/>
+            </wp:cNvGraphicFramePr>
+            <a:graphic xmlns:a="http://schemas.openxmlformats.org/drawingml/2006/main">
+              <a:graphicData uri="http://schemas.openxmlformats.org/drawingml/2006/picture">
+                <pic:pic xmlns:pic="http://schemas.openxmlformats.org/drawingml/2006/picture">
+                  <pic:nvPicPr>
+                    <pic:cNvPr id="1" name=""/>
+                    <pic:cNvPicPr/>
+                  </pic:nvPicPr>
+                  <pic:blipFill>
+                    <a:blip r:embed="rId122"/>
+                    <a:stretch>
+                      <a:fillRect/>
+                    </a:stretch>
+                  </pic:blipFill>
+                  <pic:spPr>
+                    <a:xfrm>
+                      <a:off x="0" y="0"/>
+                      <a:ext cx="4858428" cy="2400635"/>
+                    </a:xfrm>
+                    <a:prstGeom prst="rect">
+                      <a:avLst/>
+                    </a:prstGeom>
+                  </pic:spPr>
+                </pic:pic>
+              </a:graphicData>
+            </a:graphic>
+          </wp:inline>
+        </w:drawing>
+      </w:r>
+      <w:bookmarkStart w:id="0" w:name="_GoBack"/>
       <w:bookmarkEnd w:id="0"/>
-    </w:p>
-    <w:p>
-      <w:pPr>
-        <w:pStyle w:val="PargrafodaLista"/>
-        <w:tabs>
-          <w:tab w:val="left" w:pos="1275"/>
-        </w:tabs>
-        <w:rPr>
-          <w:sz w:val="24"/>
-          <w:szCs w:val="24"/>
-        </w:rPr>
-      </w:pPr>
-    </w:p>
-    <w:p>
-      <w:pPr>
-        <w:pStyle w:val="PargrafodaLista"/>
-        <w:tabs>
-          <w:tab w:val="left" w:pos="1275"/>
-        </w:tabs>
-        <w:rPr>
-          <w:sz w:val="24"/>
-          <w:szCs w:val="24"/>
-        </w:rPr>
-      </w:pPr>
-    </w:p>
-    <w:p>
-      <w:pPr>
-        <w:pStyle w:val="PargrafodaLista"/>
-        <w:tabs>
-          <w:tab w:val="left" w:pos="1275"/>
-        </w:tabs>
-        <w:rPr>
-          <w:sz w:val="24"/>
-          <w:szCs w:val="24"/>
-        </w:rPr>
-      </w:pPr>
-    </w:p>
-    <w:p>
-      <w:pPr>
-        <w:pStyle w:val="PargrafodaLista"/>
-        <w:tabs>
-          <w:tab w:val="left" w:pos="1275"/>
-        </w:tabs>
-        <w:rPr>
-          <w:sz w:val="24"/>
-          <w:szCs w:val="24"/>
-        </w:rPr>
-      </w:pPr>
-    </w:p>
-    <w:p>
-      <w:pPr>
-        <w:pStyle w:val="PargrafodaLista"/>
-        <w:tabs>
-          <w:tab w:val="left" w:pos="1275"/>
-        </w:tabs>
-        <w:rPr>
-          <w:sz w:val="24"/>
-          <w:szCs w:val="24"/>
-        </w:rPr>
-      </w:pPr>
     </w:p>
     <w:sectPr>
       <w:pgSz w:w="11906" w:h="16838"/>
@@ -17173,7 +18676,7 @@
 </file>
 
 <file path=customXml/itemProps1.xml><?xml version="1.0" encoding="utf-8"?>
-<ds:datastoreItem xmlns:ds="http://schemas.openxmlformats.org/officeDocument/2006/customXml" ds:itemID="{3E60E94C-D4A8-47CE-9611-464D2EC5D635}">
+<ds:datastoreItem xmlns:ds="http://schemas.openxmlformats.org/officeDocument/2006/customXml" ds:itemID="{3374060B-0759-4390-9EE9-6A74F35BD728}">
   <ds:schemaRefs>
     <ds:schemaRef ds:uri="http://schemas.openxmlformats.org/officeDocument/2006/bibliography"/>
   </ds:schemaRefs>

--- a/apostila/Apostila Space For Men.docx
+++ b/apostila/Apostila Space For Men.docx
@@ -15038,23 +15038,7 @@
           <w:sz w:val="24"/>
           <w:szCs w:val="24"/>
         </w:rPr>
-        <w:t xml:space="preserve"> para retornar </w:t>
-      </w:r>
-      <w:proofErr w:type="gramStart"/>
-      <w:r>
-        <w:rPr>
-          <w:sz w:val="24"/>
-          <w:szCs w:val="24"/>
-        </w:rPr>
-        <w:t>a</w:t>
-      </w:r>
-      <w:proofErr w:type="gramEnd"/>
-      <w:r>
-        <w:rPr>
-          <w:sz w:val="24"/>
-          <w:szCs w:val="24"/>
-        </w:rPr>
-        <w:t xml:space="preserve"> posição dos elementos abaixo da imagem que utilizamos o </w:t>
+        <w:t xml:space="preserve"> para retornar a posição dos elementos abaixo da imagem que utilizamos o </w:t>
       </w:r>
       <w:proofErr w:type="spellStart"/>
       <w:r>
@@ -15954,6 +15938,7 @@
       </w:pPr>
       <w:r>
         <w:rPr>
+          <w:noProof/>
           <w:sz w:val="24"/>
           <w:szCs w:val="24"/>
         </w:rPr>
@@ -16373,6 +16358,7 @@
       </w:pPr>
       <w:r>
         <w:rPr>
+          <w:noProof/>
           <w:sz w:val="24"/>
           <w:szCs w:val="24"/>
         </w:rPr>
@@ -16613,6 +16599,7 @@
       </w:r>
       <w:r>
         <w:rPr>
+          <w:noProof/>
           <w:sz w:val="24"/>
           <w:szCs w:val="24"/>
         </w:rPr>
@@ -16654,6 +16641,7 @@
       </w:r>
       <w:r>
         <w:rPr>
+          <w:noProof/>
           <w:sz w:val="24"/>
           <w:szCs w:val="24"/>
         </w:rPr>
@@ -16874,6 +16862,7 @@
       </w:pPr>
       <w:r>
         <w:rPr>
+          <w:noProof/>
           <w:sz w:val="24"/>
           <w:szCs w:val="24"/>
         </w:rPr>
@@ -17063,6 +17052,7 @@
       </w:r>
       <w:r>
         <w:rPr>
+          <w:noProof/>
           <w:sz w:val="24"/>
           <w:szCs w:val="24"/>
         </w:rPr>
@@ -17131,7 +17121,7 @@
           <w:sz w:val="24"/>
           <w:szCs w:val="24"/>
         </w:rPr>
-        <w:t xml:space="preserve">78 – Para melhorar  a largura do mapa em nossa pagina no </w:t>
+        <w:t xml:space="preserve">78 – Para melhorar  a largura do mapa em nossa </w:t>
       </w:r>
       <w:proofErr w:type="spellStart"/>
       <w:r>
@@ -17139,6 +17129,22 @@
           <w:sz w:val="24"/>
           <w:szCs w:val="24"/>
         </w:rPr>
+        <w:t>pagina</w:t>
+      </w:r>
+      <w:proofErr w:type="spellEnd"/>
+      <w:r>
+        <w:rPr>
+          <w:sz w:val="24"/>
+          <w:szCs w:val="24"/>
+        </w:rPr>
+        <w:t xml:space="preserve"> no </w:t>
+      </w:r>
+      <w:proofErr w:type="spellStart"/>
+      <w:r>
+        <w:rPr>
+          <w:sz w:val="24"/>
+          <w:szCs w:val="24"/>
+        </w:rPr>
         <w:t>html</w:t>
       </w:r>
       <w:proofErr w:type="spellEnd"/>
@@ -17288,6 +17294,7 @@
       </w:pPr>
       <w:r>
         <w:rPr>
+          <w:noProof/>
           <w:sz w:val="24"/>
           <w:szCs w:val="24"/>
         </w:rPr>
@@ -17327,6 +17334,1570 @@
           </wp:inline>
         </w:drawing>
       </w:r>
+    </w:p>
+    <w:p>
+      <w:pPr>
+        <w:pStyle w:val="PargrafodaLista"/>
+        <w:tabs>
+          <w:tab w:val="left" w:pos="1275"/>
+        </w:tabs>
+        <w:rPr>
+          <w:sz w:val="24"/>
+          <w:szCs w:val="24"/>
+        </w:rPr>
+      </w:pPr>
+    </w:p>
+    <w:p>
+      <w:pPr>
+        <w:pStyle w:val="PargrafodaLista"/>
+        <w:tabs>
+          <w:tab w:val="left" w:pos="1275"/>
+        </w:tabs>
+        <w:rPr>
+          <w:sz w:val="24"/>
+          <w:szCs w:val="24"/>
+        </w:rPr>
+      </w:pPr>
+      <w:r>
+        <w:rPr>
+          <w:sz w:val="24"/>
+          <w:szCs w:val="24"/>
+        </w:rPr>
+        <w:t>80 – Adicionando vídeo d</w:t>
+      </w:r>
+      <w:r>
+        <w:rPr>
+          <w:sz w:val="24"/>
+          <w:szCs w:val="24"/>
+        </w:rPr>
+        <w:t>o</w:t>
+      </w:r>
+      <w:r>
+        <w:rPr>
+          <w:sz w:val="24"/>
+          <w:szCs w:val="24"/>
+        </w:rPr>
+        <w:t xml:space="preserve"> </w:t>
+      </w:r>
+      <w:proofErr w:type="spellStart"/>
+      <w:r>
+        <w:rPr>
+          <w:sz w:val="24"/>
+          <w:szCs w:val="24"/>
+        </w:rPr>
+        <w:t>youtube</w:t>
+      </w:r>
+      <w:proofErr w:type="spellEnd"/>
+      <w:r>
+        <w:rPr>
+          <w:sz w:val="24"/>
+          <w:szCs w:val="24"/>
+        </w:rPr>
+        <w:t xml:space="preserve"> em nosso site</w:t>
+      </w:r>
+    </w:p>
+    <w:p>
+      <w:pPr>
+        <w:pStyle w:val="PargrafodaLista"/>
+        <w:numPr>
+          <w:ilvl w:val="0"/>
+          <w:numId w:val="4"/>
+        </w:numPr>
+        <w:tabs>
+          <w:tab w:val="left" w:pos="1275"/>
+        </w:tabs>
+        <w:rPr>
+          <w:sz w:val="24"/>
+          <w:szCs w:val="24"/>
+        </w:rPr>
+      </w:pPr>
+      <w:r>
+        <w:rPr>
+          <w:sz w:val="24"/>
+          <w:szCs w:val="24"/>
+        </w:rPr>
+        <w:t xml:space="preserve">Entra no site do </w:t>
+      </w:r>
+      <w:proofErr w:type="spellStart"/>
+      <w:r>
+        <w:rPr>
+          <w:sz w:val="24"/>
+          <w:szCs w:val="24"/>
+        </w:rPr>
+        <w:t>Youtube</w:t>
+      </w:r>
+      <w:proofErr w:type="spellEnd"/>
+      <w:r>
+        <w:rPr>
+          <w:sz w:val="24"/>
+          <w:szCs w:val="24"/>
+        </w:rPr>
+        <w:t xml:space="preserve"> escolhe o vídeo desejado.</w:t>
+      </w:r>
+    </w:p>
+    <w:p>
+      <w:pPr>
+        <w:pStyle w:val="PargrafodaLista"/>
+        <w:numPr>
+          <w:ilvl w:val="0"/>
+          <w:numId w:val="4"/>
+        </w:numPr>
+        <w:tabs>
+          <w:tab w:val="left" w:pos="1275"/>
+        </w:tabs>
+        <w:rPr>
+          <w:sz w:val="24"/>
+          <w:szCs w:val="24"/>
+        </w:rPr>
+      </w:pPr>
+      <w:r>
+        <w:rPr>
+          <w:sz w:val="24"/>
+          <w:szCs w:val="24"/>
+        </w:rPr>
+        <w:t xml:space="preserve">Logo a baixo do vídeo </w:t>
+      </w:r>
+      <w:r>
+        <w:rPr>
+          <w:sz w:val="24"/>
+          <w:szCs w:val="24"/>
+        </w:rPr>
+        <w:t>clicar no botão compartilhar</w:t>
+      </w:r>
+    </w:p>
+    <w:p>
+      <w:pPr>
+        <w:pStyle w:val="PargrafodaLista"/>
+        <w:numPr>
+          <w:ilvl w:val="0"/>
+          <w:numId w:val="4"/>
+        </w:numPr>
+        <w:tabs>
+          <w:tab w:val="left" w:pos="1275"/>
+        </w:tabs>
+        <w:rPr>
+          <w:sz w:val="24"/>
+          <w:szCs w:val="24"/>
+        </w:rPr>
+      </w:pPr>
+      <w:r>
+        <w:rPr>
+          <w:sz w:val="24"/>
+          <w:szCs w:val="24"/>
+        </w:rPr>
+        <w:t>Escolher a opção incorporar</w:t>
+      </w:r>
+    </w:p>
+    <w:p>
+      <w:pPr>
+        <w:pStyle w:val="PargrafodaLista"/>
+        <w:numPr>
+          <w:ilvl w:val="0"/>
+          <w:numId w:val="4"/>
+        </w:numPr>
+        <w:tabs>
+          <w:tab w:val="left" w:pos="1275"/>
+        </w:tabs>
+        <w:rPr>
+          <w:sz w:val="24"/>
+          <w:szCs w:val="24"/>
+        </w:rPr>
+      </w:pPr>
+      <w:r>
+        <w:rPr>
+          <w:sz w:val="24"/>
+          <w:szCs w:val="24"/>
+        </w:rPr>
+        <w:t xml:space="preserve">Copiar o link que surgiu e colar na </w:t>
+      </w:r>
+      <w:proofErr w:type="spellStart"/>
+      <w:r>
+        <w:rPr>
+          <w:sz w:val="24"/>
+          <w:szCs w:val="24"/>
+        </w:rPr>
+        <w:t>pagina</w:t>
+      </w:r>
+      <w:proofErr w:type="spellEnd"/>
+      <w:r>
+        <w:rPr>
+          <w:sz w:val="24"/>
+          <w:szCs w:val="24"/>
+        </w:rPr>
+        <w:t xml:space="preserve"> </w:t>
+      </w:r>
+      <w:proofErr w:type="spellStart"/>
+      <w:r>
+        <w:rPr>
+          <w:sz w:val="24"/>
+          <w:szCs w:val="24"/>
+        </w:rPr>
+        <w:t>html</w:t>
+      </w:r>
+      <w:proofErr w:type="spellEnd"/>
+      <w:r>
+        <w:rPr>
+          <w:sz w:val="24"/>
+          <w:szCs w:val="24"/>
+        </w:rPr>
+        <w:t xml:space="preserve"> que estamos trabalhando.</w:t>
+      </w:r>
+    </w:p>
+    <w:p>
+      <w:pPr>
+        <w:pStyle w:val="PargrafodaLista"/>
+        <w:numPr>
+          <w:ilvl w:val="0"/>
+          <w:numId w:val="4"/>
+        </w:numPr>
+        <w:tabs>
+          <w:tab w:val="left" w:pos="1275"/>
+        </w:tabs>
+        <w:rPr>
+          <w:sz w:val="24"/>
+          <w:szCs w:val="24"/>
+        </w:rPr>
+      </w:pPr>
+      <w:r>
+        <w:rPr>
+          <w:sz w:val="24"/>
+          <w:szCs w:val="24"/>
+        </w:rPr>
+        <w:t xml:space="preserve">Criamos um </w:t>
+      </w:r>
+      <w:proofErr w:type="spellStart"/>
+      <w:r>
+        <w:rPr>
+          <w:sz w:val="24"/>
+          <w:szCs w:val="24"/>
+        </w:rPr>
+        <w:t>div</w:t>
+      </w:r>
+      <w:proofErr w:type="spellEnd"/>
+      <w:r>
+        <w:rPr>
+          <w:sz w:val="24"/>
+          <w:szCs w:val="24"/>
+        </w:rPr>
+        <w:t xml:space="preserve"> para trabalhar com o vídeo.</w:t>
+      </w:r>
+    </w:p>
+    <w:p>
+      <w:pPr>
+        <w:pStyle w:val="PargrafodaLista"/>
+        <w:tabs>
+          <w:tab w:val="left" w:pos="1275"/>
+        </w:tabs>
+        <w:rPr>
+          <w:sz w:val="24"/>
+          <w:szCs w:val="24"/>
+        </w:rPr>
+      </w:pPr>
+      <w:r>
+        <w:rPr>
+          <w:noProof/>
+          <w:sz w:val="24"/>
+          <w:szCs w:val="24"/>
+        </w:rPr>
+        <w:drawing>
+          <wp:inline distT="0" distB="0" distL="0" distR="0" wp14:anchorId="037691D7" wp14:editId="2CE48E34">
+            <wp:extent cx="5400040" cy="1113155"/>
+            <wp:effectExtent l="0" t="0" r="0" b="0"/>
+            <wp:docPr id="144" name="Imagem 144"/>
+            <wp:cNvGraphicFramePr>
+              <a:graphicFrameLocks xmlns:a="http://schemas.openxmlformats.org/drawingml/2006/main" noChangeAspect="1"/>
+            </wp:cNvGraphicFramePr>
+            <a:graphic xmlns:a="http://schemas.openxmlformats.org/drawingml/2006/main">
+              <a:graphicData uri="http://schemas.openxmlformats.org/drawingml/2006/picture">
+                <pic:pic xmlns:pic="http://schemas.openxmlformats.org/drawingml/2006/picture">
+                  <pic:nvPicPr>
+                    <pic:cNvPr id="1" name=""/>
+                    <pic:cNvPicPr/>
+                  </pic:nvPicPr>
+                  <pic:blipFill>
+                    <a:blip r:embed="rId123"/>
+                    <a:stretch>
+                      <a:fillRect/>
+                    </a:stretch>
+                  </pic:blipFill>
+                  <pic:spPr>
+                    <a:xfrm>
+                      <a:off x="0" y="0"/>
+                      <a:ext cx="5400040" cy="1113155"/>
+                    </a:xfrm>
+                    <a:prstGeom prst="rect">
+                      <a:avLst/>
+                    </a:prstGeom>
+                  </pic:spPr>
+                </pic:pic>
+              </a:graphicData>
+            </a:graphic>
+          </wp:inline>
+        </w:drawing>
+      </w:r>
+    </w:p>
+    <w:p>
+      <w:pPr>
+        <w:pStyle w:val="PargrafodaLista"/>
+        <w:tabs>
+          <w:tab w:val="left" w:pos="1275"/>
+        </w:tabs>
+        <w:rPr>
+          <w:sz w:val="24"/>
+          <w:szCs w:val="24"/>
+        </w:rPr>
+      </w:pPr>
+    </w:p>
+    <w:p>
+      <w:pPr>
+        <w:pStyle w:val="PargrafodaLista"/>
+        <w:tabs>
+          <w:tab w:val="left" w:pos="1275"/>
+        </w:tabs>
+        <w:rPr>
+          <w:sz w:val="24"/>
+          <w:szCs w:val="24"/>
+        </w:rPr>
+      </w:pPr>
+      <w:r>
+        <w:rPr>
+          <w:sz w:val="24"/>
+          <w:szCs w:val="24"/>
+        </w:rPr>
+        <w:t xml:space="preserve">81 </w:t>
+      </w:r>
+      <w:r>
+        <w:rPr>
+          <w:sz w:val="24"/>
+          <w:szCs w:val="24"/>
+        </w:rPr>
+        <w:t>–</w:t>
+      </w:r>
+      <w:r>
+        <w:rPr>
+          <w:sz w:val="24"/>
+          <w:szCs w:val="24"/>
+        </w:rPr>
+        <w:t xml:space="preserve"> </w:t>
+      </w:r>
+      <w:r>
+        <w:rPr>
+          <w:sz w:val="24"/>
+          <w:szCs w:val="24"/>
+        </w:rPr>
+        <w:t xml:space="preserve">Adicionamos uma largura na </w:t>
+      </w:r>
+      <w:proofErr w:type="spellStart"/>
+      <w:r>
+        <w:rPr>
+          <w:sz w:val="24"/>
+          <w:szCs w:val="24"/>
+        </w:rPr>
+        <w:t>div</w:t>
+      </w:r>
+      <w:proofErr w:type="spellEnd"/>
+      <w:r>
+        <w:rPr>
+          <w:sz w:val="24"/>
+          <w:szCs w:val="24"/>
+        </w:rPr>
+        <w:t xml:space="preserve"> vídeo de 560px e centralizamos usando o espaço externo.</w:t>
+      </w:r>
+    </w:p>
+    <w:p>
+      <w:pPr>
+        <w:pStyle w:val="PargrafodaLista"/>
+        <w:tabs>
+          <w:tab w:val="left" w:pos="1275"/>
+        </w:tabs>
+        <w:rPr>
+          <w:sz w:val="24"/>
+          <w:szCs w:val="24"/>
+        </w:rPr>
+      </w:pPr>
+    </w:p>
+    <w:p>
+      <w:pPr>
+        <w:pStyle w:val="PargrafodaLista"/>
+        <w:tabs>
+          <w:tab w:val="left" w:pos="1275"/>
+        </w:tabs>
+        <w:rPr>
+          <w:sz w:val="24"/>
+          <w:szCs w:val="24"/>
+        </w:rPr>
+      </w:pPr>
+      <w:r>
+        <w:rPr>
+          <w:noProof/>
+          <w:sz w:val="24"/>
+          <w:szCs w:val="24"/>
+        </w:rPr>
+        <w:drawing>
+          <wp:inline distT="0" distB="0" distL="0" distR="0" wp14:anchorId="2FD5B705" wp14:editId="76EDE416">
+            <wp:extent cx="2257740" cy="981212"/>
+            <wp:effectExtent l="0" t="0" r="9525" b="9525"/>
+            <wp:docPr id="147" name="Imagem 147"/>
+            <wp:cNvGraphicFramePr>
+              <a:graphicFrameLocks xmlns:a="http://schemas.openxmlformats.org/drawingml/2006/main" noChangeAspect="1"/>
+            </wp:cNvGraphicFramePr>
+            <a:graphic xmlns:a="http://schemas.openxmlformats.org/drawingml/2006/main">
+              <a:graphicData uri="http://schemas.openxmlformats.org/drawingml/2006/picture">
+                <pic:pic xmlns:pic="http://schemas.openxmlformats.org/drawingml/2006/picture">
+                  <pic:nvPicPr>
+                    <pic:cNvPr id="1" name=""/>
+                    <pic:cNvPicPr/>
+                  </pic:nvPicPr>
+                  <pic:blipFill>
+                    <a:blip r:embed="rId124"/>
+                    <a:stretch>
+                      <a:fillRect/>
+                    </a:stretch>
+                  </pic:blipFill>
+                  <pic:spPr>
+                    <a:xfrm>
+                      <a:off x="0" y="0"/>
+                      <a:ext cx="2257740" cy="981212"/>
+                    </a:xfrm>
+                    <a:prstGeom prst="rect">
+                      <a:avLst/>
+                    </a:prstGeom>
+                  </pic:spPr>
+                </pic:pic>
+              </a:graphicData>
+            </a:graphic>
+          </wp:inline>
+        </w:drawing>
+      </w:r>
+    </w:p>
+    <w:p>
+      <w:pPr>
+        <w:pStyle w:val="PargrafodaLista"/>
+        <w:tabs>
+          <w:tab w:val="left" w:pos="1275"/>
+        </w:tabs>
+        <w:rPr>
+          <w:sz w:val="24"/>
+          <w:szCs w:val="24"/>
+        </w:rPr>
+      </w:pPr>
+    </w:p>
+    <w:p>
+      <w:pPr>
+        <w:pStyle w:val="PargrafodaLista"/>
+        <w:tabs>
+          <w:tab w:val="left" w:pos="1275"/>
+        </w:tabs>
+        <w:rPr>
+          <w:sz w:val="24"/>
+          <w:szCs w:val="24"/>
+        </w:rPr>
+      </w:pPr>
+      <w:r>
+        <w:rPr>
+          <w:sz w:val="24"/>
+          <w:szCs w:val="24"/>
+        </w:rPr>
+        <w:t xml:space="preserve">82 – Para trabalhar com a lista e a imagem benefícios criamos uma </w:t>
+      </w:r>
+      <w:proofErr w:type="spellStart"/>
+      <w:r>
+        <w:rPr>
+          <w:sz w:val="24"/>
+          <w:szCs w:val="24"/>
+        </w:rPr>
+        <w:t>div</w:t>
+      </w:r>
+      <w:proofErr w:type="spellEnd"/>
+      <w:r>
+        <w:rPr>
+          <w:sz w:val="24"/>
+          <w:szCs w:val="24"/>
+        </w:rPr>
+        <w:t xml:space="preserve"> para envolvê-los</w:t>
+      </w:r>
+      <w:r>
+        <w:rPr>
+          <w:sz w:val="24"/>
+          <w:szCs w:val="24"/>
+        </w:rPr>
+        <w:t xml:space="preserve"> conforme código e na lista adicionamos um</w:t>
+      </w:r>
+      <w:r>
+        <w:rPr>
+          <w:sz w:val="24"/>
+          <w:szCs w:val="24"/>
+        </w:rPr>
+        <w:t>a</w:t>
+      </w:r>
+      <w:r>
+        <w:rPr>
+          <w:sz w:val="24"/>
+          <w:szCs w:val="24"/>
+        </w:rPr>
+        <w:t xml:space="preserve"> </w:t>
+      </w:r>
+      <w:proofErr w:type="spellStart"/>
+      <w:r>
+        <w:rPr>
+          <w:sz w:val="24"/>
+          <w:szCs w:val="24"/>
+        </w:rPr>
+        <w:t>class</w:t>
+      </w:r>
+      <w:proofErr w:type="spellEnd"/>
+      <w:r>
+        <w:rPr>
+          <w:sz w:val="24"/>
+          <w:szCs w:val="24"/>
+        </w:rPr>
+        <w:t xml:space="preserve"> chamada lista-benefícios.</w:t>
+      </w:r>
+    </w:p>
+    <w:p>
+      <w:pPr>
+        <w:pStyle w:val="PargrafodaLista"/>
+        <w:tabs>
+          <w:tab w:val="left" w:pos="1275"/>
+        </w:tabs>
+        <w:rPr>
+          <w:sz w:val="24"/>
+          <w:szCs w:val="24"/>
+        </w:rPr>
+      </w:pPr>
+    </w:p>
+    <w:p>
+      <w:pPr>
+        <w:pStyle w:val="PargrafodaLista"/>
+        <w:tabs>
+          <w:tab w:val="left" w:pos="1275"/>
+        </w:tabs>
+        <w:rPr>
+          <w:sz w:val="24"/>
+          <w:szCs w:val="24"/>
+        </w:rPr>
+      </w:pPr>
+      <w:r>
+        <w:rPr>
+          <w:noProof/>
+          <w:sz w:val="24"/>
+          <w:szCs w:val="24"/>
+        </w:rPr>
+        <w:drawing>
+          <wp:inline distT="0" distB="0" distL="0" distR="0" wp14:anchorId="4C50D526" wp14:editId="64F182BE">
+            <wp:extent cx="5400040" cy="1810385"/>
+            <wp:effectExtent l="0" t="0" r="0" b="0"/>
+            <wp:docPr id="155" name="Imagem 155"/>
+            <wp:cNvGraphicFramePr>
+              <a:graphicFrameLocks xmlns:a="http://schemas.openxmlformats.org/drawingml/2006/main" noChangeAspect="1"/>
+            </wp:cNvGraphicFramePr>
+            <a:graphic xmlns:a="http://schemas.openxmlformats.org/drawingml/2006/main">
+              <a:graphicData uri="http://schemas.openxmlformats.org/drawingml/2006/picture">
+                <pic:pic xmlns:pic="http://schemas.openxmlformats.org/drawingml/2006/picture">
+                  <pic:nvPicPr>
+                    <pic:cNvPr id="1" name=""/>
+                    <pic:cNvPicPr/>
+                  </pic:nvPicPr>
+                  <pic:blipFill>
+                    <a:blip r:embed="rId125"/>
+                    <a:stretch>
+                      <a:fillRect/>
+                    </a:stretch>
+                  </pic:blipFill>
+                  <pic:spPr>
+                    <a:xfrm>
+                      <a:off x="0" y="0"/>
+                      <a:ext cx="5400040" cy="1810385"/>
+                    </a:xfrm>
+                    <a:prstGeom prst="rect">
+                      <a:avLst/>
+                    </a:prstGeom>
+                  </pic:spPr>
+                </pic:pic>
+              </a:graphicData>
+            </a:graphic>
+          </wp:inline>
+        </w:drawing>
+      </w:r>
+    </w:p>
+    <w:p>
+      <w:pPr>
+        <w:pStyle w:val="PargrafodaLista"/>
+        <w:tabs>
+          <w:tab w:val="left" w:pos="1275"/>
+        </w:tabs>
+        <w:rPr>
+          <w:sz w:val="24"/>
+          <w:szCs w:val="24"/>
+        </w:rPr>
+      </w:pPr>
+    </w:p>
+    <w:p>
+      <w:pPr>
+        <w:pStyle w:val="PargrafodaLista"/>
+        <w:tabs>
+          <w:tab w:val="left" w:pos="1275"/>
+        </w:tabs>
+        <w:rPr>
+          <w:sz w:val="24"/>
+          <w:szCs w:val="24"/>
+        </w:rPr>
+      </w:pPr>
+    </w:p>
+    <w:p>
+      <w:pPr>
+        <w:pStyle w:val="PargrafodaLista"/>
+        <w:tabs>
+          <w:tab w:val="left" w:pos="1275"/>
+        </w:tabs>
+        <w:rPr>
+          <w:sz w:val="24"/>
+          <w:szCs w:val="24"/>
+        </w:rPr>
+      </w:pPr>
+    </w:p>
+    <w:p>
+      <w:pPr>
+        <w:pStyle w:val="PargrafodaLista"/>
+        <w:tabs>
+          <w:tab w:val="left" w:pos="1275"/>
+        </w:tabs>
+        <w:rPr>
+          <w:sz w:val="24"/>
+          <w:szCs w:val="24"/>
+        </w:rPr>
+      </w:pPr>
+    </w:p>
+    <w:p>
+      <w:pPr>
+        <w:pStyle w:val="PargrafodaLista"/>
+        <w:tabs>
+          <w:tab w:val="left" w:pos="1275"/>
+        </w:tabs>
+        <w:rPr>
+          <w:sz w:val="24"/>
+          <w:szCs w:val="24"/>
+        </w:rPr>
+      </w:pPr>
+    </w:p>
+    <w:p>
+      <w:pPr>
+        <w:pStyle w:val="PargrafodaLista"/>
+        <w:tabs>
+          <w:tab w:val="left" w:pos="1275"/>
+        </w:tabs>
+        <w:rPr>
+          <w:sz w:val="24"/>
+          <w:szCs w:val="24"/>
+        </w:rPr>
+      </w:pPr>
+    </w:p>
+    <w:p>
+      <w:pPr>
+        <w:pStyle w:val="PargrafodaLista"/>
+        <w:tabs>
+          <w:tab w:val="left" w:pos="1275"/>
+        </w:tabs>
+        <w:rPr>
+          <w:sz w:val="24"/>
+          <w:szCs w:val="24"/>
+        </w:rPr>
+      </w:pPr>
+    </w:p>
+    <w:p>
+      <w:pPr>
+        <w:pStyle w:val="PargrafodaLista"/>
+        <w:tabs>
+          <w:tab w:val="left" w:pos="1275"/>
+        </w:tabs>
+        <w:rPr>
+          <w:sz w:val="24"/>
+          <w:szCs w:val="24"/>
+        </w:rPr>
+      </w:pPr>
+      <w:r>
+        <w:rPr>
+          <w:sz w:val="24"/>
+          <w:szCs w:val="24"/>
+        </w:rPr>
+        <w:lastRenderedPageBreak/>
+        <w:t xml:space="preserve">83 – No CSS </w:t>
+      </w:r>
+      <w:r>
+        <w:rPr>
+          <w:sz w:val="24"/>
+          <w:szCs w:val="24"/>
+        </w:rPr>
+        <w:t xml:space="preserve">demos uma largura para </w:t>
+      </w:r>
+      <w:proofErr w:type="spellStart"/>
+      <w:r>
+        <w:rPr>
+          <w:sz w:val="24"/>
+          <w:szCs w:val="24"/>
+        </w:rPr>
+        <w:t>div</w:t>
+      </w:r>
+      <w:proofErr w:type="spellEnd"/>
+      <w:r>
+        <w:rPr>
+          <w:sz w:val="24"/>
+          <w:szCs w:val="24"/>
+        </w:rPr>
+        <w:t xml:space="preserve"> </w:t>
+      </w:r>
+      <w:proofErr w:type="spellStart"/>
+      <w:r>
+        <w:rPr>
+          <w:sz w:val="24"/>
+          <w:szCs w:val="24"/>
+        </w:rPr>
+        <w:t>conteudo-beneficios</w:t>
+      </w:r>
+      <w:proofErr w:type="spellEnd"/>
+      <w:r>
+        <w:rPr>
+          <w:sz w:val="24"/>
+          <w:szCs w:val="24"/>
+        </w:rPr>
+        <w:t xml:space="preserve"> e centralizamos o conteúdo usando </w:t>
+      </w:r>
+      <w:proofErr w:type="spellStart"/>
+      <w:r>
+        <w:rPr>
+          <w:sz w:val="24"/>
+          <w:szCs w:val="24"/>
+        </w:rPr>
+        <w:t>margin</w:t>
+      </w:r>
+      <w:proofErr w:type="spellEnd"/>
+      <w:r>
+        <w:rPr>
+          <w:sz w:val="24"/>
+          <w:szCs w:val="24"/>
+        </w:rPr>
+        <w:t xml:space="preserve"> 0 auto. </w:t>
+      </w:r>
+    </w:p>
+    <w:p>
+      <w:pPr>
+        <w:pStyle w:val="PargrafodaLista"/>
+        <w:tabs>
+          <w:tab w:val="left" w:pos="1275"/>
+        </w:tabs>
+        <w:rPr>
+          <w:sz w:val="24"/>
+          <w:szCs w:val="24"/>
+        </w:rPr>
+      </w:pPr>
+    </w:p>
+    <w:p>
+      <w:pPr>
+        <w:pStyle w:val="PargrafodaLista"/>
+        <w:tabs>
+          <w:tab w:val="left" w:pos="1275"/>
+        </w:tabs>
+        <w:rPr>
+          <w:sz w:val="24"/>
+          <w:szCs w:val="24"/>
+        </w:rPr>
+      </w:pPr>
+      <w:r>
+        <w:rPr>
+          <w:noProof/>
+          <w:sz w:val="24"/>
+          <w:szCs w:val="24"/>
+        </w:rPr>
+        <w:drawing>
+          <wp:inline distT="0" distB="0" distL="0" distR="0" wp14:anchorId="73864A0D" wp14:editId="3412B713">
+            <wp:extent cx="2305372" cy="1143160"/>
+            <wp:effectExtent l="0" t="0" r="0" b="0"/>
+            <wp:docPr id="156" name="Imagem 156"/>
+            <wp:cNvGraphicFramePr>
+              <a:graphicFrameLocks xmlns:a="http://schemas.openxmlformats.org/drawingml/2006/main" noChangeAspect="1"/>
+            </wp:cNvGraphicFramePr>
+            <a:graphic xmlns:a="http://schemas.openxmlformats.org/drawingml/2006/main">
+              <a:graphicData uri="http://schemas.openxmlformats.org/drawingml/2006/picture">
+                <pic:pic xmlns:pic="http://schemas.openxmlformats.org/drawingml/2006/picture">
+                  <pic:nvPicPr>
+                    <pic:cNvPr id="1" name=""/>
+                    <pic:cNvPicPr/>
+                  </pic:nvPicPr>
+                  <pic:blipFill>
+                    <a:blip r:embed="rId126"/>
+                    <a:stretch>
+                      <a:fillRect/>
+                    </a:stretch>
+                  </pic:blipFill>
+                  <pic:spPr>
+                    <a:xfrm>
+                      <a:off x="0" y="0"/>
+                      <a:ext cx="2305372" cy="1143160"/>
+                    </a:xfrm>
+                    <a:prstGeom prst="rect">
+                      <a:avLst/>
+                    </a:prstGeom>
+                  </pic:spPr>
+                </pic:pic>
+              </a:graphicData>
+            </a:graphic>
+          </wp:inline>
+        </w:drawing>
+      </w:r>
+    </w:p>
+    <w:p>
+      <w:pPr>
+        <w:pStyle w:val="PargrafodaLista"/>
+        <w:tabs>
+          <w:tab w:val="left" w:pos="1275"/>
+        </w:tabs>
+        <w:rPr>
+          <w:sz w:val="24"/>
+          <w:szCs w:val="24"/>
+        </w:rPr>
+      </w:pPr>
+    </w:p>
+    <w:p>
+      <w:pPr>
+        <w:pStyle w:val="PargrafodaLista"/>
+        <w:tabs>
+          <w:tab w:val="left" w:pos="1275"/>
+        </w:tabs>
+        <w:rPr>
+          <w:sz w:val="24"/>
+          <w:szCs w:val="24"/>
+        </w:rPr>
+      </w:pPr>
+      <w:r>
+        <w:rPr>
+          <w:sz w:val="24"/>
+          <w:szCs w:val="24"/>
+        </w:rPr>
+        <w:t>84- E na lista-</w:t>
+      </w:r>
+      <w:r>
+        <w:rPr>
+          <w:sz w:val="24"/>
+          <w:szCs w:val="24"/>
+        </w:rPr>
+        <w:t>benefícios demos uma largura de 40% para ficar ao lado da imagem.</w:t>
+      </w:r>
+    </w:p>
+    <w:p>
+      <w:pPr>
+        <w:pStyle w:val="PargrafodaLista"/>
+        <w:tabs>
+          <w:tab w:val="left" w:pos="1275"/>
+        </w:tabs>
+        <w:rPr>
+          <w:sz w:val="24"/>
+          <w:szCs w:val="24"/>
+        </w:rPr>
+      </w:pPr>
+    </w:p>
+    <w:p>
+      <w:pPr>
+        <w:pStyle w:val="PargrafodaLista"/>
+        <w:tabs>
+          <w:tab w:val="left" w:pos="1275"/>
+        </w:tabs>
+        <w:rPr>
+          <w:sz w:val="24"/>
+          <w:szCs w:val="24"/>
+        </w:rPr>
+      </w:pPr>
+      <w:r>
+        <w:rPr>
+          <w:noProof/>
+          <w:sz w:val="24"/>
+          <w:szCs w:val="24"/>
+        </w:rPr>
+        <w:drawing>
+          <wp:inline distT="0" distB="0" distL="0" distR="0" wp14:anchorId="4249E5E7" wp14:editId="1AC17CBA">
+            <wp:extent cx="2162477" cy="1105054"/>
+            <wp:effectExtent l="0" t="0" r="9525" b="0"/>
+            <wp:docPr id="157" name="Imagem 157"/>
+            <wp:cNvGraphicFramePr>
+              <a:graphicFrameLocks xmlns:a="http://schemas.openxmlformats.org/drawingml/2006/main" noChangeAspect="1"/>
+            </wp:cNvGraphicFramePr>
+            <a:graphic xmlns:a="http://schemas.openxmlformats.org/drawingml/2006/main">
+              <a:graphicData uri="http://schemas.openxmlformats.org/drawingml/2006/picture">
+                <pic:pic xmlns:pic="http://schemas.openxmlformats.org/drawingml/2006/picture">
+                  <pic:nvPicPr>
+                    <pic:cNvPr id="1" name=""/>
+                    <pic:cNvPicPr/>
+                  </pic:nvPicPr>
+                  <pic:blipFill>
+                    <a:blip r:embed="rId127"/>
+                    <a:stretch>
+                      <a:fillRect/>
+                    </a:stretch>
+                  </pic:blipFill>
+                  <pic:spPr>
+                    <a:xfrm>
+                      <a:off x="0" y="0"/>
+                      <a:ext cx="2162477" cy="1105054"/>
+                    </a:xfrm>
+                    <a:prstGeom prst="rect">
+                      <a:avLst/>
+                    </a:prstGeom>
+                  </pic:spPr>
+                </pic:pic>
+              </a:graphicData>
+            </a:graphic>
+          </wp:inline>
+        </w:drawing>
+      </w:r>
+    </w:p>
+    <w:p>
+      <w:pPr>
+        <w:pStyle w:val="PargrafodaLista"/>
+        <w:tabs>
+          <w:tab w:val="left" w:pos="1275"/>
+        </w:tabs>
+        <w:rPr>
+          <w:sz w:val="24"/>
+          <w:szCs w:val="24"/>
+        </w:rPr>
+      </w:pPr>
+    </w:p>
+    <w:p>
+      <w:pPr>
+        <w:pStyle w:val="PargrafodaLista"/>
+        <w:tabs>
+          <w:tab w:val="left" w:pos="1275"/>
+        </w:tabs>
+        <w:rPr>
+          <w:sz w:val="24"/>
+          <w:szCs w:val="24"/>
+        </w:rPr>
+      </w:pPr>
+      <w:r>
+        <w:rPr>
+          <w:sz w:val="24"/>
+          <w:szCs w:val="24"/>
+        </w:rPr>
+        <w:t xml:space="preserve">85 – Para colocar a imagem ao lado da lista </w:t>
+      </w:r>
+      <w:r>
+        <w:rPr>
+          <w:sz w:val="24"/>
+          <w:szCs w:val="24"/>
+        </w:rPr>
+        <w:t xml:space="preserve">colocamos display: </w:t>
+      </w:r>
+      <w:proofErr w:type="spellStart"/>
+      <w:r>
+        <w:rPr>
+          <w:sz w:val="24"/>
+          <w:szCs w:val="24"/>
+        </w:rPr>
+        <w:t>inline-block</w:t>
+      </w:r>
+      <w:proofErr w:type="spellEnd"/>
+      <w:r>
+        <w:rPr>
+          <w:sz w:val="24"/>
+          <w:szCs w:val="24"/>
+        </w:rPr>
+        <w:t xml:space="preserve"> na lista e observamos mesmo assim a lista não ficou ao lado da imagem e nessa situação quando temos uma lista que ocupa 40% e uma imagem que ocupa 60%</w:t>
+      </w:r>
+      <w:r>
+        <w:rPr>
+          <w:sz w:val="24"/>
+          <w:szCs w:val="24"/>
+        </w:rPr>
+        <w:t xml:space="preserve">  o código no </w:t>
+      </w:r>
+      <w:proofErr w:type="spellStart"/>
+      <w:r>
+        <w:rPr>
+          <w:sz w:val="24"/>
+          <w:szCs w:val="24"/>
+        </w:rPr>
+        <w:t>html</w:t>
+      </w:r>
+      <w:proofErr w:type="spellEnd"/>
+      <w:r>
+        <w:rPr>
+          <w:sz w:val="24"/>
+          <w:szCs w:val="24"/>
+        </w:rPr>
+        <w:t xml:space="preserve"> conta precisamos colocar um ao lado do outro conforme código.</w:t>
+      </w:r>
+    </w:p>
+    <w:p>
+      <w:pPr>
+        <w:pStyle w:val="PargrafodaLista"/>
+        <w:tabs>
+          <w:tab w:val="left" w:pos="1275"/>
+        </w:tabs>
+        <w:rPr>
+          <w:sz w:val="24"/>
+          <w:szCs w:val="24"/>
+        </w:rPr>
+      </w:pPr>
+      <w:r>
+        <w:rPr>
+          <w:noProof/>
+          <w:sz w:val="24"/>
+          <w:szCs w:val="24"/>
+        </w:rPr>
+        <mc:AlternateContent>
+          <mc:Choice Requires="wps">
+            <w:drawing>
+              <wp:anchor distT="0" distB="0" distL="114300" distR="114300" simplePos="0" relativeHeight="251700224" behindDoc="0" locked="0" layoutInCell="1" allowOverlap="1">
+                <wp:simplePos x="0" y="0"/>
+                <wp:positionH relativeFrom="column">
+                  <wp:posOffset>1136371</wp:posOffset>
+                </wp:positionH>
+                <wp:positionV relativeFrom="paragraph">
+                  <wp:posOffset>101982</wp:posOffset>
+                </wp:positionV>
+                <wp:extent cx="4719370" cy="1002182"/>
+                <wp:effectExtent l="38100" t="0" r="24130" b="83820"/>
+                <wp:wrapNone/>
+                <wp:docPr id="159" name="Conector de Seta Reta 159"/>
+                <wp:cNvGraphicFramePr/>
+                <a:graphic xmlns:a="http://schemas.openxmlformats.org/drawingml/2006/main">
+                  <a:graphicData uri="http://schemas.microsoft.com/office/word/2010/wordprocessingShape">
+                    <wps:wsp>
+                      <wps:cNvCnPr/>
+                      <wps:spPr>
+                        <a:xfrm flipH="1">
+                          <a:off x="0" y="0"/>
+                          <a:ext cx="4719370" cy="1002182"/>
+                        </a:xfrm>
+                        <a:prstGeom prst="straightConnector1">
+                          <a:avLst/>
+                        </a:prstGeom>
+                        <a:ln>
+                          <a:tailEnd type="triangle"/>
+                        </a:ln>
+                      </wps:spPr>
+                      <wps:style>
+                        <a:lnRef idx="1">
+                          <a:schemeClr val="accent1"/>
+                        </a:lnRef>
+                        <a:fillRef idx="0">
+                          <a:schemeClr val="accent1"/>
+                        </a:fillRef>
+                        <a:effectRef idx="0">
+                          <a:schemeClr val="accent1"/>
+                        </a:effectRef>
+                        <a:fontRef idx="minor">
+                          <a:schemeClr val="tx1"/>
+                        </a:fontRef>
+                      </wps:style>
+                      <wps:bodyPr/>
+                    </wps:wsp>
+                  </a:graphicData>
+                </a:graphic>
+                <wp14:sizeRelH relativeFrom="margin">
+                  <wp14:pctWidth>0</wp14:pctWidth>
+                </wp14:sizeRelH>
+                <wp14:sizeRelV relativeFrom="margin">
+                  <wp14:pctHeight>0</wp14:pctHeight>
+                </wp14:sizeRelV>
+              </wp:anchor>
+            </w:drawing>
+          </mc:Choice>
+          <mc:Fallback>
+            <w:pict>
+              <v:shapetype w14:anchorId="6CF8D2D0" id="_x0000_t32" coordsize="21600,21600" o:spt="32" o:oned="t" path="m,l21600,21600e" filled="f">
+                <v:path arrowok="t" fillok="f" o:connecttype="none"/>
+                <o:lock v:ext="edit" shapetype="t"/>
+              </v:shapetype>
+              <v:shape id="Conector de Seta Reta 159" o:spid="_x0000_s1026" type="#_x0000_t32" style="position:absolute;margin-left:89.5pt;margin-top:8.05pt;width:371.6pt;height:78.9pt;flip:x;z-index:251700224;visibility:visible;mso-wrap-style:square;mso-width-percent:0;mso-height-percent:0;mso-wrap-distance-left:9pt;mso-wrap-distance-top:0;mso-wrap-distance-right:9pt;mso-wrap-distance-bottom:0;mso-position-horizontal:absolute;mso-position-horizontal-relative:text;mso-position-vertical:absolute;mso-position-vertical-relative:text;mso-width-percent:0;mso-height-percent:0;mso-width-relative:margin;mso-height-relative:margin" o:gfxdata="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" strokecolor="#4472c4 [3204]" strokeweight=".5pt">
+                <v:stroke endarrow="block" joinstyle="miter"/>
+              </v:shape>
+            </w:pict>
+          </mc:Fallback>
+        </mc:AlternateContent>
+      </w:r>
+      <w:r>
+        <w:rPr>
+          <w:noProof/>
+          <w:sz w:val="24"/>
+          <w:szCs w:val="24"/>
+        </w:rPr>
+        <w:drawing>
+          <wp:inline distT="0" distB="0" distL="0" distR="0" wp14:anchorId="6787A9A2" wp14:editId="78E1BD5D">
+            <wp:extent cx="5400040" cy="1435100"/>
+            <wp:effectExtent l="0" t="0" r="0" b="0"/>
+            <wp:docPr id="158" name="Imagem 158"/>
+            <wp:cNvGraphicFramePr>
+              <a:graphicFrameLocks xmlns:a="http://schemas.openxmlformats.org/drawingml/2006/main" noChangeAspect="1"/>
+            </wp:cNvGraphicFramePr>
+            <a:graphic xmlns:a="http://schemas.openxmlformats.org/drawingml/2006/main">
+              <a:graphicData uri="http://schemas.openxmlformats.org/drawingml/2006/picture">
+                <pic:pic xmlns:pic="http://schemas.openxmlformats.org/drawingml/2006/picture">
+                  <pic:nvPicPr>
+                    <pic:cNvPr id="1" name=""/>
+                    <pic:cNvPicPr/>
+                  </pic:nvPicPr>
+                  <pic:blipFill>
+                    <a:blip r:embed="rId128"/>
+                    <a:stretch>
+                      <a:fillRect/>
+                    </a:stretch>
+                  </pic:blipFill>
+                  <pic:spPr>
+                    <a:xfrm>
+                      <a:off x="0" y="0"/>
+                      <a:ext cx="5400040" cy="1435100"/>
+                    </a:xfrm>
+                    <a:prstGeom prst="rect">
+                      <a:avLst/>
+                    </a:prstGeom>
+                  </pic:spPr>
+                </pic:pic>
+              </a:graphicData>
+            </a:graphic>
+          </wp:inline>
+        </w:drawing>
+      </w:r>
+    </w:p>
+    <w:p>
+      <w:pPr>
+        <w:pStyle w:val="PargrafodaLista"/>
+        <w:tabs>
+          <w:tab w:val="left" w:pos="1275"/>
+        </w:tabs>
+        <w:rPr>
+          <w:sz w:val="24"/>
+          <w:szCs w:val="24"/>
+        </w:rPr>
+      </w:pPr>
+      <w:r>
+        <w:rPr>
+          <w:noProof/>
+          <w:sz w:val="24"/>
+          <w:szCs w:val="24"/>
+        </w:rPr>
+        <w:drawing>
+          <wp:inline distT="0" distB="0" distL="0" distR="0" wp14:anchorId="707F12D8" wp14:editId="5602E692">
+            <wp:extent cx="3248478" cy="1724266"/>
+            <wp:effectExtent l="0" t="0" r="0" b="9525"/>
+            <wp:docPr id="160" name="Imagem 160"/>
+            <wp:cNvGraphicFramePr>
+              <a:graphicFrameLocks xmlns:a="http://schemas.openxmlformats.org/drawingml/2006/main" noChangeAspect="1"/>
+            </wp:cNvGraphicFramePr>
+            <a:graphic xmlns:a="http://schemas.openxmlformats.org/drawingml/2006/main">
+              <a:graphicData uri="http://schemas.openxmlformats.org/drawingml/2006/picture">
+                <pic:pic xmlns:pic="http://schemas.openxmlformats.org/drawingml/2006/picture">
+                  <pic:nvPicPr>
+                    <pic:cNvPr id="1" name=""/>
+                    <pic:cNvPicPr/>
+                  </pic:nvPicPr>
+                  <pic:blipFill>
+                    <a:blip r:embed="rId129"/>
+                    <a:stretch>
+                      <a:fillRect/>
+                    </a:stretch>
+                  </pic:blipFill>
+                  <pic:spPr>
+                    <a:xfrm>
+                      <a:off x="0" y="0"/>
+                      <a:ext cx="3248478" cy="1724266"/>
+                    </a:xfrm>
+                    <a:prstGeom prst="rect">
+                      <a:avLst/>
+                    </a:prstGeom>
+                  </pic:spPr>
+                </pic:pic>
+              </a:graphicData>
+            </a:graphic>
+          </wp:inline>
+        </w:drawing>
+      </w:r>
+    </w:p>
+    <w:p>
+      <w:pPr>
+        <w:pStyle w:val="PargrafodaLista"/>
+        <w:tabs>
+          <w:tab w:val="left" w:pos="1275"/>
+        </w:tabs>
+        <w:rPr>
+          <w:sz w:val="24"/>
+          <w:szCs w:val="24"/>
+        </w:rPr>
+      </w:pPr>
+      <w:r>
+        <w:rPr>
+          <w:sz w:val="24"/>
+          <w:szCs w:val="24"/>
+        </w:rPr>
+        <w:t xml:space="preserve"> </w:t>
+      </w:r>
+    </w:p>
+    <w:p>
+      <w:pPr>
+        <w:pStyle w:val="PargrafodaLista"/>
+        <w:tabs>
+          <w:tab w:val="left" w:pos="1275"/>
+        </w:tabs>
+        <w:rPr>
+          <w:sz w:val="24"/>
+          <w:szCs w:val="24"/>
+        </w:rPr>
+      </w:pPr>
+      <w:r>
+        <w:rPr>
+          <w:sz w:val="24"/>
+          <w:szCs w:val="24"/>
+        </w:rPr>
+        <w:t xml:space="preserve"> </w:t>
+      </w:r>
+    </w:p>
+    <w:p>
+      <w:pPr>
+        <w:pStyle w:val="PargrafodaLista"/>
+        <w:tabs>
+          <w:tab w:val="left" w:pos="1275"/>
+        </w:tabs>
+        <w:rPr>
+          <w:sz w:val="24"/>
+          <w:szCs w:val="24"/>
+        </w:rPr>
+      </w:pPr>
+    </w:p>
+    <w:p>
+      <w:pPr>
+        <w:pStyle w:val="PargrafodaLista"/>
+        <w:tabs>
+          <w:tab w:val="left" w:pos="1275"/>
+        </w:tabs>
+        <w:rPr>
+          <w:sz w:val="24"/>
+          <w:szCs w:val="24"/>
+        </w:rPr>
+      </w:pPr>
+    </w:p>
+    <w:p>
+      <w:pPr>
+        <w:pStyle w:val="PargrafodaLista"/>
+        <w:tabs>
+          <w:tab w:val="left" w:pos="1275"/>
+        </w:tabs>
+        <w:rPr>
+          <w:sz w:val="24"/>
+          <w:szCs w:val="24"/>
+        </w:rPr>
+      </w:pPr>
+      <w:r>
+        <w:rPr>
+          <w:sz w:val="24"/>
+          <w:szCs w:val="24"/>
+        </w:rPr>
+        <w:lastRenderedPageBreak/>
+        <w:t>86</w:t>
+      </w:r>
+      <w:r>
+        <w:rPr>
+          <w:sz w:val="24"/>
+          <w:szCs w:val="24"/>
+        </w:rPr>
+        <w:t>-</w:t>
+      </w:r>
+      <w:r>
+        <w:rPr>
+          <w:sz w:val="24"/>
+          <w:szCs w:val="24"/>
+        </w:rPr>
+        <w:t xml:space="preserve"> </w:t>
+      </w:r>
+      <w:r>
+        <w:rPr>
+          <w:sz w:val="24"/>
+          <w:szCs w:val="24"/>
+        </w:rPr>
+        <w:t xml:space="preserve">Adicionamos mais dois itens a lista e demos um espaço entre os itens dela no </w:t>
+      </w:r>
+      <w:proofErr w:type="spellStart"/>
+      <w:r>
+        <w:rPr>
+          <w:sz w:val="24"/>
+          <w:szCs w:val="24"/>
+        </w:rPr>
+        <w:t>css</w:t>
+      </w:r>
+      <w:proofErr w:type="spellEnd"/>
+      <w:r>
+        <w:rPr>
+          <w:sz w:val="24"/>
+          <w:szCs w:val="24"/>
+        </w:rPr>
+        <w:t>.</w:t>
+      </w:r>
+    </w:p>
+    <w:p>
+      <w:pPr>
+        <w:pStyle w:val="PargrafodaLista"/>
+        <w:tabs>
+          <w:tab w:val="left" w:pos="1275"/>
+        </w:tabs>
+        <w:rPr>
+          <w:sz w:val="24"/>
+          <w:szCs w:val="24"/>
+        </w:rPr>
+      </w:pPr>
+      <w:r>
+        <w:rPr>
+          <w:noProof/>
+          <w:sz w:val="24"/>
+          <w:szCs w:val="24"/>
+        </w:rPr>
+        <mc:AlternateContent>
+          <mc:Choice Requires="wps">
+            <w:drawing>
+              <wp:anchor distT="0" distB="0" distL="114300" distR="114300" simplePos="0" relativeHeight="251702272" behindDoc="0" locked="0" layoutInCell="1" allowOverlap="1">
+                <wp:simplePos x="0" y="0"/>
+                <wp:positionH relativeFrom="column">
+                  <wp:posOffset>3382137</wp:posOffset>
+                </wp:positionH>
+                <wp:positionV relativeFrom="paragraph">
+                  <wp:posOffset>1112901</wp:posOffset>
+                </wp:positionV>
+                <wp:extent cx="2141855" cy="131674"/>
+                <wp:effectExtent l="38100" t="0" r="10795" b="97155"/>
+                <wp:wrapNone/>
+                <wp:docPr id="163" name="Conector de Seta Reta 163"/>
+                <wp:cNvGraphicFramePr/>
+                <a:graphic xmlns:a="http://schemas.openxmlformats.org/drawingml/2006/main">
+                  <a:graphicData uri="http://schemas.microsoft.com/office/word/2010/wordprocessingShape">
+                    <wps:wsp>
+                      <wps:cNvCnPr/>
+                      <wps:spPr>
+                        <a:xfrm flipH="1">
+                          <a:off x="0" y="0"/>
+                          <a:ext cx="2141855" cy="131674"/>
+                        </a:xfrm>
+                        <a:prstGeom prst="straightConnector1">
+                          <a:avLst/>
+                        </a:prstGeom>
+                        <a:ln>
+                          <a:tailEnd type="triangle"/>
+                        </a:ln>
+                      </wps:spPr>
+                      <wps:style>
+                        <a:lnRef idx="1">
+                          <a:schemeClr val="accent1"/>
+                        </a:lnRef>
+                        <a:fillRef idx="0">
+                          <a:schemeClr val="accent1"/>
+                        </a:fillRef>
+                        <a:effectRef idx="0">
+                          <a:schemeClr val="accent1"/>
+                        </a:effectRef>
+                        <a:fontRef idx="minor">
+                          <a:schemeClr val="tx1"/>
+                        </a:fontRef>
+                      </wps:style>
+                      <wps:bodyPr/>
+                    </wps:wsp>
+                  </a:graphicData>
+                </a:graphic>
+              </wp:anchor>
+            </w:drawing>
+          </mc:Choice>
+          <mc:Fallback>
+            <w:pict>
+              <v:shape w14:anchorId="32532852" id="Conector de Seta Reta 163" o:spid="_x0000_s1026" type="#_x0000_t32" style="position:absolute;margin-left:266.3pt;margin-top:87.65pt;width:168.65pt;height:10.35pt;flip:x;z-index:251702272;visibility:visible;mso-wrap-style:square;mso-wrap-distance-left:9pt;mso-wrap-distance-top:0;mso-wrap-distance-right:9pt;mso-wrap-distance-bottom:0;mso-position-horizontal:absolute;mso-position-horizontal-relative:text;mso-position-vertical:absolute;mso-position-vertical-relative:text" o:gfxdata="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" strokecolor="#4472c4 [3204]" strokeweight=".5pt">
+                <v:stroke endarrow="block" joinstyle="miter"/>
+              </v:shape>
+            </w:pict>
+          </mc:Fallback>
+        </mc:AlternateContent>
+      </w:r>
+      <w:r>
+        <w:rPr>
+          <w:noProof/>
+          <w:sz w:val="24"/>
+          <w:szCs w:val="24"/>
+        </w:rPr>
+        <mc:AlternateContent>
+          <mc:Choice Requires="wps">
+            <w:drawing>
+              <wp:anchor distT="0" distB="0" distL="114300" distR="114300" simplePos="0" relativeHeight="251701248" behindDoc="0" locked="0" layoutInCell="1" allowOverlap="1">
+                <wp:simplePos x="0" y="0"/>
+                <wp:positionH relativeFrom="column">
+                  <wp:posOffset>3945407</wp:posOffset>
+                </wp:positionH>
+                <wp:positionV relativeFrom="paragraph">
+                  <wp:posOffset>747141</wp:posOffset>
+                </wp:positionV>
+                <wp:extent cx="1536192" cy="270662"/>
+                <wp:effectExtent l="38100" t="0" r="26035" b="72390"/>
+                <wp:wrapNone/>
+                <wp:docPr id="162" name="Conector de Seta Reta 162"/>
+                <wp:cNvGraphicFramePr/>
+                <a:graphic xmlns:a="http://schemas.openxmlformats.org/drawingml/2006/main">
+                  <a:graphicData uri="http://schemas.microsoft.com/office/word/2010/wordprocessingShape">
+                    <wps:wsp>
+                      <wps:cNvCnPr/>
+                      <wps:spPr>
+                        <a:xfrm flipH="1">
+                          <a:off x="0" y="0"/>
+                          <a:ext cx="1536192" cy="270662"/>
+                        </a:xfrm>
+                        <a:prstGeom prst="straightConnector1">
+                          <a:avLst/>
+                        </a:prstGeom>
+                        <a:ln>
+                          <a:tailEnd type="triangle"/>
+                        </a:ln>
+                      </wps:spPr>
+                      <wps:style>
+                        <a:lnRef idx="1">
+                          <a:schemeClr val="accent1"/>
+                        </a:lnRef>
+                        <a:fillRef idx="0">
+                          <a:schemeClr val="accent1"/>
+                        </a:fillRef>
+                        <a:effectRef idx="0">
+                          <a:schemeClr val="accent1"/>
+                        </a:effectRef>
+                        <a:fontRef idx="minor">
+                          <a:schemeClr val="tx1"/>
+                        </a:fontRef>
+                      </wps:style>
+                      <wps:bodyPr/>
+                    </wps:wsp>
+                  </a:graphicData>
+                </a:graphic>
+              </wp:anchor>
+            </w:drawing>
+          </mc:Choice>
+          <mc:Fallback>
+            <w:pict>
+              <v:shape w14:anchorId="5C505F36" id="Conector de Seta Reta 162" o:spid="_x0000_s1026" type="#_x0000_t32" style="position:absolute;margin-left:310.65pt;margin-top:58.85pt;width:120.95pt;height:21.3pt;flip:x;z-index:251701248;visibility:visible;mso-wrap-style:square;mso-wrap-distance-left:9pt;mso-wrap-distance-top:0;mso-wrap-distance-right:9pt;mso-wrap-distance-bottom:0;mso-position-horizontal:absolute;mso-position-horizontal-relative:text;mso-position-vertical:absolute;mso-position-vertical-relative:text" o:gfxdata="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" strokecolor="#4472c4 [3204]" strokeweight=".5pt">
+                <v:stroke endarrow="block" joinstyle="miter"/>
+              </v:shape>
+            </w:pict>
+          </mc:Fallback>
+        </mc:AlternateContent>
+      </w:r>
+      <w:r>
+        <w:rPr>
+          <w:noProof/>
+          <w:sz w:val="24"/>
+          <w:szCs w:val="24"/>
+        </w:rPr>
+        <w:drawing>
+          <wp:inline distT="0" distB="0" distL="0" distR="0" wp14:anchorId="58F1615B" wp14:editId="4C4CD33C">
+            <wp:extent cx="5068007" cy="1428949"/>
+            <wp:effectExtent l="0" t="0" r="0" b="0"/>
+            <wp:docPr id="161" name="Imagem 161"/>
+            <wp:cNvGraphicFramePr>
+              <a:graphicFrameLocks xmlns:a="http://schemas.openxmlformats.org/drawingml/2006/main" noChangeAspect="1"/>
+            </wp:cNvGraphicFramePr>
+            <a:graphic xmlns:a="http://schemas.openxmlformats.org/drawingml/2006/main">
+              <a:graphicData uri="http://schemas.openxmlformats.org/drawingml/2006/picture">
+                <pic:pic xmlns:pic="http://schemas.openxmlformats.org/drawingml/2006/picture">
+                  <pic:nvPicPr>
+                    <pic:cNvPr id="1" name=""/>
+                    <pic:cNvPicPr/>
+                  </pic:nvPicPr>
+                  <pic:blipFill>
+                    <a:blip r:embed="rId130"/>
+                    <a:stretch>
+                      <a:fillRect/>
+                    </a:stretch>
+                  </pic:blipFill>
+                  <pic:spPr>
+                    <a:xfrm>
+                      <a:off x="0" y="0"/>
+                      <a:ext cx="5068007" cy="1428949"/>
+                    </a:xfrm>
+                    <a:prstGeom prst="rect">
+                      <a:avLst/>
+                    </a:prstGeom>
+                  </pic:spPr>
+                </pic:pic>
+              </a:graphicData>
+            </a:graphic>
+          </wp:inline>
+        </w:drawing>
+      </w:r>
+    </w:p>
+    <w:p>
+      <w:pPr>
+        <w:pStyle w:val="PargrafodaLista"/>
+        <w:tabs>
+          <w:tab w:val="left" w:pos="1275"/>
+        </w:tabs>
+        <w:rPr>
+          <w:sz w:val="24"/>
+          <w:szCs w:val="24"/>
+        </w:rPr>
+      </w:pPr>
+      <w:r>
+        <w:rPr>
+          <w:noProof/>
+          <w:sz w:val="24"/>
+          <w:szCs w:val="24"/>
+        </w:rPr>
+        <w:drawing>
+          <wp:inline distT="0" distB="0" distL="0" distR="0" wp14:anchorId="4781D1E3" wp14:editId="5D4A0A19">
+            <wp:extent cx="2476846" cy="943107"/>
+            <wp:effectExtent l="0" t="0" r="0" b="9525"/>
+            <wp:docPr id="164" name="Imagem 164"/>
+            <wp:cNvGraphicFramePr>
+              <a:graphicFrameLocks xmlns:a="http://schemas.openxmlformats.org/drawingml/2006/main" noChangeAspect="1"/>
+            </wp:cNvGraphicFramePr>
+            <a:graphic xmlns:a="http://schemas.openxmlformats.org/drawingml/2006/main">
+              <a:graphicData uri="http://schemas.openxmlformats.org/drawingml/2006/picture">
+                <pic:pic xmlns:pic="http://schemas.openxmlformats.org/drawingml/2006/picture">
+                  <pic:nvPicPr>
+                    <pic:cNvPr id="1" name=""/>
+                    <pic:cNvPicPr/>
+                  </pic:nvPicPr>
+                  <pic:blipFill>
+                    <a:blip r:embed="rId131"/>
+                    <a:stretch>
+                      <a:fillRect/>
+                    </a:stretch>
+                  </pic:blipFill>
+                  <pic:spPr>
+                    <a:xfrm>
+                      <a:off x="0" y="0"/>
+                      <a:ext cx="2476846" cy="943107"/>
+                    </a:xfrm>
+                    <a:prstGeom prst="rect">
+                      <a:avLst/>
+                    </a:prstGeom>
+                  </pic:spPr>
+                </pic:pic>
+              </a:graphicData>
+            </a:graphic>
+          </wp:inline>
+        </w:drawing>
+      </w:r>
+    </w:p>
+    <w:p>
+      <w:pPr>
+        <w:pStyle w:val="PargrafodaLista"/>
+        <w:tabs>
+          <w:tab w:val="left" w:pos="1275"/>
+        </w:tabs>
+        <w:rPr>
+          <w:sz w:val="24"/>
+          <w:szCs w:val="24"/>
+        </w:rPr>
+      </w:pPr>
+    </w:p>
+    <w:p>
+      <w:pPr>
+        <w:pStyle w:val="PargrafodaLista"/>
+        <w:tabs>
+          <w:tab w:val="left" w:pos="1275"/>
+        </w:tabs>
+        <w:rPr>
+          <w:sz w:val="24"/>
+          <w:szCs w:val="24"/>
+        </w:rPr>
+      </w:pPr>
       <w:bookmarkStart w:id="0" w:name="_GoBack"/>
       <w:bookmarkEnd w:id="0"/>
     </w:p>
@@ -18676,7 +20247,7 @@
 </file>
 
 <file path=customXml/itemProps1.xml><?xml version="1.0" encoding="utf-8"?>
-<ds:datastoreItem xmlns:ds="http://schemas.openxmlformats.org/officeDocument/2006/customXml" ds:itemID="{3374060B-0759-4390-9EE9-6A74F35BD728}">
+<ds:datastoreItem xmlns:ds="http://schemas.openxmlformats.org/officeDocument/2006/customXml" ds:itemID="{626459D5-1C0A-49E7-8E50-7FAF20AC32DD}">
   <ds:schemaRefs>
     <ds:schemaRef ds:uri="http://schemas.openxmlformats.org/officeDocument/2006/bibliography"/>
   </ds:schemaRefs>

--- a/apostila/Apostila Space For Men.docx
+++ b/apostila/Apostila Space For Men.docx
@@ -18886,20 +18886,4357 @@
           <w:szCs w:val="24"/>
         </w:rPr>
       </w:pPr>
-    </w:p>
-    <w:p>
-      <w:pPr>
-        <w:pStyle w:val="PargrafodaLista"/>
-        <w:tabs>
-          <w:tab w:val="left" w:pos="1275"/>
-        </w:tabs>
-        <w:rPr>
-          <w:sz w:val="24"/>
-          <w:szCs w:val="24"/>
-        </w:rPr>
-      </w:pPr>
+      <w:r>
+        <w:rPr>
+          <w:sz w:val="24"/>
+          <w:szCs w:val="24"/>
+        </w:rPr>
+        <w:t xml:space="preserve">87 – Adicionamos </w:t>
+      </w:r>
+      <w:r>
+        <w:rPr>
+          <w:sz w:val="24"/>
+          <w:szCs w:val="24"/>
+        </w:rPr>
+        <w:t xml:space="preserve">ícones a minha página conforme o código/todos </w:t>
+      </w:r>
+      <w:proofErr w:type="gramStart"/>
+      <w:r>
+        <w:rPr>
+          <w:sz w:val="24"/>
+          <w:szCs w:val="24"/>
+        </w:rPr>
+        <w:t>os itens da lista vai</w:t>
+      </w:r>
+      <w:proofErr w:type="gramEnd"/>
+      <w:r>
+        <w:rPr>
+          <w:sz w:val="24"/>
+          <w:szCs w:val="24"/>
+        </w:rPr>
+        <w:t xml:space="preserve"> ter uma estrela antes:</w:t>
+      </w:r>
+    </w:p>
+    <w:p>
+      <w:pPr>
+        <w:pStyle w:val="PargrafodaLista"/>
+        <w:tabs>
+          <w:tab w:val="left" w:pos="1275"/>
+        </w:tabs>
+        <w:rPr>
+          <w:sz w:val="24"/>
+          <w:szCs w:val="24"/>
+        </w:rPr>
+      </w:pPr>
+      <w:r>
+        <w:rPr>
+          <w:sz w:val="24"/>
+          <w:szCs w:val="24"/>
+        </w:rPr>
+        <w:t xml:space="preserve">Site que pegamos a </w:t>
+      </w:r>
+      <w:proofErr w:type="gramStart"/>
+      <w:r>
+        <w:rPr>
+          <w:sz w:val="24"/>
+          <w:szCs w:val="24"/>
+        </w:rPr>
+        <w:t>estela :</w:t>
+      </w:r>
+      <w:proofErr w:type="gramEnd"/>
+    </w:p>
+    <w:p>
+      <w:pPr>
+        <w:pStyle w:val="PargrafodaLista"/>
+        <w:tabs>
+          <w:tab w:val="left" w:pos="1275"/>
+        </w:tabs>
+        <w:rPr>
+          <w:sz w:val="24"/>
+          <w:szCs w:val="24"/>
+        </w:rPr>
+      </w:pPr>
+      <w:r>
+        <w:rPr>
+          <w:noProof/>
+          <w:sz w:val="24"/>
+          <w:szCs w:val="24"/>
+        </w:rPr>
+        <w:drawing>
+          <wp:anchor distT="0" distB="0" distL="114300" distR="114300" simplePos="0" relativeHeight="251703296" behindDoc="0" locked="0" layoutInCell="1" allowOverlap="1" wp14:anchorId="4220D725">
+            <wp:simplePos x="0" y="0"/>
+            <wp:positionH relativeFrom="column">
+              <wp:posOffset>3587115</wp:posOffset>
+            </wp:positionH>
+            <wp:positionV relativeFrom="paragraph">
+              <wp:posOffset>11430</wp:posOffset>
+            </wp:positionV>
+            <wp:extent cx="2238375" cy="1438275"/>
+            <wp:effectExtent l="0" t="0" r="9525" b="9525"/>
+            <wp:wrapNone/>
+            <wp:docPr id="166" name="Imagem 166"/>
+            <wp:cNvGraphicFramePr>
+              <a:graphicFrameLocks xmlns:a="http://schemas.openxmlformats.org/drawingml/2006/main" noChangeAspect="1"/>
+            </wp:cNvGraphicFramePr>
+            <a:graphic xmlns:a="http://schemas.openxmlformats.org/drawingml/2006/main">
+              <a:graphicData uri="http://schemas.openxmlformats.org/drawingml/2006/picture">
+                <pic:pic xmlns:pic="http://schemas.openxmlformats.org/drawingml/2006/picture">
+                  <pic:nvPicPr>
+                    <pic:cNvPr id="1" name=""/>
+                    <pic:cNvPicPr/>
+                  </pic:nvPicPr>
+                  <pic:blipFill>
+                    <a:blip r:embed="rId132">
+                      <a:extLst>
+                        <a:ext uri="{28A0092B-C50C-407E-A947-70E740481C1C}">
+                          <a14:useLocalDpi xmlns:a14="http://schemas.microsoft.com/office/drawing/2010/main" val="0"/>
+                        </a:ext>
+                      </a:extLst>
+                    </a:blip>
+                    <a:stretch>
+                      <a:fillRect/>
+                    </a:stretch>
+                  </pic:blipFill>
+                  <pic:spPr>
+                    <a:xfrm>
+                      <a:off x="0" y="0"/>
+                      <a:ext cx="2238375" cy="1438275"/>
+                    </a:xfrm>
+                    <a:prstGeom prst="rect">
+                      <a:avLst/>
+                    </a:prstGeom>
+                  </pic:spPr>
+                </pic:pic>
+              </a:graphicData>
+            </a:graphic>
+          </wp:anchor>
+        </w:drawing>
+      </w:r>
+      <w:r>
+        <w:rPr>
+          <w:noProof/>
+        </w:rPr>
+        <w:drawing>
+          <wp:anchor distT="0" distB="0" distL="114300" distR="114300" simplePos="0" relativeHeight="251706368" behindDoc="0" locked="0" layoutInCell="1" allowOverlap="1">
+            <wp:simplePos x="0" y="0"/>
+            <wp:positionH relativeFrom="column">
+              <wp:posOffset>405765</wp:posOffset>
+            </wp:positionH>
+            <wp:positionV relativeFrom="paragraph">
+              <wp:posOffset>10160</wp:posOffset>
+            </wp:positionV>
+            <wp:extent cx="2876550" cy="523875"/>
+            <wp:effectExtent l="0" t="0" r="0" b="9525"/>
+            <wp:wrapNone/>
+            <wp:docPr id="168" name="Imagem 168"/>
+            <wp:cNvGraphicFramePr>
+              <a:graphicFrameLocks xmlns:a="http://schemas.openxmlformats.org/drawingml/2006/main" noChangeAspect="1"/>
+            </wp:cNvGraphicFramePr>
+            <a:graphic xmlns:a="http://schemas.openxmlformats.org/drawingml/2006/main">
+              <a:graphicData uri="http://schemas.openxmlformats.org/drawingml/2006/picture">
+                <pic:pic xmlns:pic="http://schemas.openxmlformats.org/drawingml/2006/picture">
+                  <pic:nvPicPr>
+                    <pic:cNvPr id="0" name="Picture 2"/>
+                    <pic:cNvPicPr>
+                      <a:picLocks noChangeAspect="1" noChangeArrowheads="1"/>
+                    </pic:cNvPicPr>
+                  </pic:nvPicPr>
+                  <pic:blipFill>
+                    <a:blip r:embed="rId133">
+                      <a:extLst>
+                        <a:ext uri="{28A0092B-C50C-407E-A947-70E740481C1C}">
+                          <a14:useLocalDpi xmlns:a14="http://schemas.microsoft.com/office/drawing/2010/main" val="0"/>
+                        </a:ext>
+                      </a:extLst>
+                    </a:blip>
+                    <a:srcRect/>
+                    <a:stretch>
+                      <a:fillRect/>
+                    </a:stretch>
+                  </pic:blipFill>
+                  <pic:spPr bwMode="auto">
+                    <a:xfrm>
+                      <a:off x="0" y="0"/>
+                      <a:ext cx="2876550" cy="523875"/>
+                    </a:xfrm>
+                    <a:prstGeom prst="rect">
+                      <a:avLst/>
+                    </a:prstGeom>
+                    <a:noFill/>
+                    <a:ln>
+                      <a:noFill/>
+                    </a:ln>
+                  </pic:spPr>
+                </pic:pic>
+              </a:graphicData>
+            </a:graphic>
+            <wp14:sizeRelH relativeFrom="margin">
+              <wp14:pctWidth>0</wp14:pctWidth>
+            </wp14:sizeRelH>
+            <wp14:sizeRelV relativeFrom="margin">
+              <wp14:pctHeight>0</wp14:pctHeight>
+            </wp14:sizeRelV>
+          </wp:anchor>
+        </w:drawing>
+      </w:r>
+    </w:p>
+    <w:p>
+      <w:pPr>
+        <w:pStyle w:val="PargrafodaLista"/>
+        <w:tabs>
+          <w:tab w:val="left" w:pos="1275"/>
+        </w:tabs>
+        <w:rPr>
+          <w:sz w:val="24"/>
+          <w:szCs w:val="24"/>
+        </w:rPr>
+      </w:pPr>
+    </w:p>
+    <w:p>
+      <w:pPr>
+        <w:pStyle w:val="PargrafodaLista"/>
+        <w:tabs>
+          <w:tab w:val="left" w:pos="1275"/>
+        </w:tabs>
+        <w:rPr>
+          <w:sz w:val="24"/>
+          <w:szCs w:val="24"/>
+        </w:rPr>
+      </w:pPr>
+    </w:p>
+    <w:p>
+      <w:pPr>
+        <w:pStyle w:val="PargrafodaLista"/>
+        <w:tabs>
+          <w:tab w:val="left" w:pos="1275"/>
+        </w:tabs>
+        <w:rPr>
+          <w:sz w:val="24"/>
+          <w:szCs w:val="24"/>
+        </w:rPr>
+      </w:pPr>
+      <w:r>
+        <w:rPr>
+          <w:noProof/>
+          <w:sz w:val="24"/>
+          <w:szCs w:val="24"/>
+        </w:rPr>
+        <mc:AlternateContent>
+          <mc:Choice Requires="wps">
+            <w:drawing>
+              <wp:anchor distT="0" distB="0" distL="114300" distR="114300" simplePos="0" relativeHeight="251707392" behindDoc="0" locked="0" layoutInCell="1" allowOverlap="1">
+                <wp:simplePos x="0" y="0"/>
+                <wp:positionH relativeFrom="column">
+                  <wp:posOffset>1653539</wp:posOffset>
+                </wp:positionH>
+                <wp:positionV relativeFrom="paragraph">
+                  <wp:posOffset>55245</wp:posOffset>
+                </wp:positionV>
+                <wp:extent cx="1990725" cy="219075"/>
+                <wp:effectExtent l="0" t="57150" r="9525" b="28575"/>
+                <wp:wrapNone/>
+                <wp:docPr id="169" name="Conector de Seta Reta 169"/>
+                <wp:cNvGraphicFramePr/>
+                <a:graphic xmlns:a="http://schemas.openxmlformats.org/drawingml/2006/main">
+                  <a:graphicData uri="http://schemas.microsoft.com/office/word/2010/wordprocessingShape">
+                    <wps:wsp>
+                      <wps:cNvCnPr/>
+                      <wps:spPr>
+                        <a:xfrm flipV="1">
+                          <a:off x="0" y="0"/>
+                          <a:ext cx="1990725" cy="219075"/>
+                        </a:xfrm>
+                        <a:prstGeom prst="straightConnector1">
+                          <a:avLst/>
+                        </a:prstGeom>
+                        <a:ln>
+                          <a:tailEnd type="triangle"/>
+                        </a:ln>
+                      </wps:spPr>
+                      <wps:style>
+                        <a:lnRef idx="1">
+                          <a:schemeClr val="accent1"/>
+                        </a:lnRef>
+                        <a:fillRef idx="0">
+                          <a:schemeClr val="accent1"/>
+                        </a:fillRef>
+                        <a:effectRef idx="0">
+                          <a:schemeClr val="accent1"/>
+                        </a:effectRef>
+                        <a:fontRef idx="minor">
+                          <a:schemeClr val="tx1"/>
+                        </a:fontRef>
+                      </wps:style>
+                      <wps:bodyPr/>
+                    </wps:wsp>
+                  </a:graphicData>
+                </a:graphic>
+              </wp:anchor>
+            </w:drawing>
+          </mc:Choice>
+          <mc:Fallback>
+            <w:pict>
+              <v:shapetype w14:anchorId="25101431" id="_x0000_t32" coordsize="21600,21600" o:spt="32" o:oned="t" path="m,l21600,21600e" filled="f">
+                <v:path arrowok="t" fillok="f" o:connecttype="none"/>
+                <o:lock v:ext="edit" shapetype="t"/>
+              </v:shapetype>
+              <v:shape id="Conector de Seta Reta 169" o:spid="_x0000_s1026" type="#_x0000_t32" style="position:absolute;margin-left:130.2pt;margin-top:4.35pt;width:156.75pt;height:17.25pt;flip:y;z-index:251707392;visibility:visible;mso-wrap-style:square;mso-wrap-distance-left:9pt;mso-wrap-distance-top:0;mso-wrap-distance-right:9pt;mso-wrap-distance-bottom:0;mso-position-horizontal:absolute;mso-position-horizontal-relative:text;mso-position-vertical:absolute;mso-position-vertical-relative:text" o:gfxdata="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" strokecolor="#4472c4 [3204]" strokeweight=".5pt">
+                <v:stroke endarrow="block" joinstyle="miter"/>
+              </v:shape>
+            </w:pict>
+          </mc:Fallback>
+        </mc:AlternateContent>
+      </w:r>
+      <w:r>
+        <w:rPr>
+          <w:noProof/>
+          <w:sz w:val="24"/>
+          <w:szCs w:val="24"/>
+        </w:rPr>
+        <w:drawing>
+          <wp:anchor distT="0" distB="0" distL="114300" distR="114300" simplePos="0" relativeHeight="251705344" behindDoc="0" locked="0" layoutInCell="1" allowOverlap="1">
+            <wp:simplePos x="0" y="0"/>
+            <wp:positionH relativeFrom="margin">
+              <wp:posOffset>394970</wp:posOffset>
+            </wp:positionH>
+            <wp:positionV relativeFrom="paragraph">
+              <wp:posOffset>7620</wp:posOffset>
+            </wp:positionV>
+            <wp:extent cx="1181100" cy="600075"/>
+            <wp:effectExtent l="0" t="0" r="0" b="9525"/>
+            <wp:wrapNone/>
+            <wp:docPr id="165" name="Imagem 165" descr="C:\Users\kaique.souza\Pictures\Screenshots\Captura de tela 2026-10-08 141729.png"/>
+            <wp:cNvGraphicFramePr>
+              <a:graphicFrameLocks xmlns:a="http://schemas.openxmlformats.org/drawingml/2006/main" noChangeAspect="1"/>
+            </wp:cNvGraphicFramePr>
+            <a:graphic xmlns:a="http://schemas.openxmlformats.org/drawingml/2006/main">
+              <a:graphicData uri="http://schemas.openxmlformats.org/drawingml/2006/picture">
+                <pic:pic xmlns:pic="http://schemas.openxmlformats.org/drawingml/2006/picture">
+                  <pic:nvPicPr>
+                    <pic:cNvPr id="0" name="Picture 1" descr="C:\Users\kaique.souza\Pictures\Screenshots\Captura de tela 2026-10-08 141729.png"/>
+                    <pic:cNvPicPr>
+                      <a:picLocks noChangeAspect="1" noChangeArrowheads="1"/>
+                    </pic:cNvPicPr>
+                  </pic:nvPicPr>
+                  <pic:blipFill>
+                    <a:blip r:embed="rId134">
+                      <a:extLst>
+                        <a:ext uri="{28A0092B-C50C-407E-A947-70E740481C1C}">
+                          <a14:useLocalDpi xmlns:a14="http://schemas.microsoft.com/office/drawing/2010/main" val="0"/>
+                        </a:ext>
+                      </a:extLst>
+                    </a:blip>
+                    <a:srcRect/>
+                    <a:stretch>
+                      <a:fillRect/>
+                    </a:stretch>
+                  </pic:blipFill>
+                  <pic:spPr bwMode="auto">
+                    <a:xfrm>
+                      <a:off x="0" y="0"/>
+                      <a:ext cx="1181100" cy="600075"/>
+                    </a:xfrm>
+                    <a:prstGeom prst="rect">
+                      <a:avLst/>
+                    </a:prstGeom>
+                    <a:noFill/>
+                    <a:ln>
+                      <a:noFill/>
+                    </a:ln>
+                  </pic:spPr>
+                </pic:pic>
+              </a:graphicData>
+            </a:graphic>
+          </wp:anchor>
+        </w:drawing>
+      </w:r>
+    </w:p>
+    <w:p>
+      <w:pPr>
+        <w:pStyle w:val="PargrafodaLista"/>
+        <w:tabs>
+          <w:tab w:val="left" w:pos="1275"/>
+        </w:tabs>
+        <w:rPr>
+          <w:sz w:val="24"/>
+          <w:szCs w:val="24"/>
+        </w:rPr>
+      </w:pPr>
+    </w:p>
+    <w:p>
+      <w:pPr>
+        <w:tabs>
+          <w:tab w:val="left" w:pos="1275"/>
+        </w:tabs>
+        <w:rPr>
+          <w:sz w:val="24"/>
+          <w:szCs w:val="24"/>
+        </w:rPr>
+      </w:pPr>
+    </w:p>
+    <w:p>
+      <w:pPr>
+        <w:tabs>
+          <w:tab w:val="left" w:pos="1275"/>
+        </w:tabs>
+        <w:rPr>
+          <w:sz w:val="24"/>
+          <w:szCs w:val="24"/>
+        </w:rPr>
+      </w:pPr>
+    </w:p>
+    <w:p>
+      <w:pPr>
+        <w:tabs>
+          <w:tab w:val="left" w:pos="1275"/>
+        </w:tabs>
+        <w:rPr>
+          <w:sz w:val="24"/>
+          <w:szCs w:val="24"/>
+        </w:rPr>
+      </w:pPr>
+      <w:r>
+        <w:rPr>
+          <w:noProof/>
+          <w:sz w:val="24"/>
+          <w:szCs w:val="24"/>
+        </w:rPr>
+        <w:drawing>
+          <wp:anchor distT="0" distB="0" distL="114300" distR="114300" simplePos="0" relativeHeight="251708416" behindDoc="0" locked="0" layoutInCell="1" allowOverlap="1" wp14:anchorId="11AE9EAB">
+            <wp:simplePos x="0" y="0"/>
+            <wp:positionH relativeFrom="column">
+              <wp:posOffset>2015490</wp:posOffset>
+            </wp:positionH>
+            <wp:positionV relativeFrom="paragraph">
+              <wp:posOffset>214630</wp:posOffset>
+            </wp:positionV>
+            <wp:extent cx="2276793" cy="1419423"/>
+            <wp:effectExtent l="0" t="0" r="9525" b="9525"/>
+            <wp:wrapNone/>
+            <wp:docPr id="171" name="Imagem 171"/>
+            <wp:cNvGraphicFramePr>
+              <a:graphicFrameLocks xmlns:a="http://schemas.openxmlformats.org/drawingml/2006/main" noChangeAspect="1"/>
+            </wp:cNvGraphicFramePr>
+            <a:graphic xmlns:a="http://schemas.openxmlformats.org/drawingml/2006/main">
+              <a:graphicData uri="http://schemas.openxmlformats.org/drawingml/2006/picture">
+                <pic:pic xmlns:pic="http://schemas.openxmlformats.org/drawingml/2006/picture">
+                  <pic:nvPicPr>
+                    <pic:cNvPr id="1" name=""/>
+                    <pic:cNvPicPr/>
+                  </pic:nvPicPr>
+                  <pic:blipFill>
+                    <a:blip r:embed="rId135">
+                      <a:extLst>
+                        <a:ext uri="{28A0092B-C50C-407E-A947-70E740481C1C}">
+                          <a14:useLocalDpi xmlns:a14="http://schemas.microsoft.com/office/drawing/2010/main" val="0"/>
+                        </a:ext>
+                      </a:extLst>
+                    </a:blip>
+                    <a:stretch>
+                      <a:fillRect/>
+                    </a:stretch>
+                  </pic:blipFill>
+                  <pic:spPr>
+                    <a:xfrm>
+                      <a:off x="0" y="0"/>
+                      <a:ext cx="2276793" cy="1419423"/>
+                    </a:xfrm>
+                    <a:prstGeom prst="rect">
+                      <a:avLst/>
+                    </a:prstGeom>
+                  </pic:spPr>
+                </pic:pic>
+              </a:graphicData>
+            </a:graphic>
+          </wp:anchor>
+        </w:drawing>
+      </w:r>
+      <w:r>
+        <w:rPr>
+          <w:sz w:val="24"/>
+          <w:szCs w:val="24"/>
+        </w:rPr>
+        <w:t xml:space="preserve">88 – Queremos que o primeiro item da nossa lista fica em negrito. </w:t>
+      </w:r>
+    </w:p>
+    <w:p>
+      <w:pPr>
+        <w:tabs>
+          <w:tab w:val="left" w:pos="1275"/>
+        </w:tabs>
+        <w:rPr>
+          <w:sz w:val="24"/>
+          <w:szCs w:val="24"/>
+        </w:rPr>
+      </w:pPr>
+      <w:r>
+        <w:rPr>
+          <w:noProof/>
+          <w:sz w:val="24"/>
+          <w:szCs w:val="24"/>
+        </w:rPr>
+        <mc:AlternateContent>
+          <mc:Choice Requires="wps">
+            <w:drawing>
+              <wp:anchor distT="0" distB="0" distL="114300" distR="114300" simplePos="0" relativeHeight="251709440" behindDoc="0" locked="0" layoutInCell="1" allowOverlap="1">
+                <wp:simplePos x="0" y="0"/>
+                <wp:positionH relativeFrom="column">
+                  <wp:posOffset>1767840</wp:posOffset>
+                </wp:positionH>
+                <wp:positionV relativeFrom="paragraph">
+                  <wp:posOffset>121920</wp:posOffset>
+                </wp:positionV>
+                <wp:extent cx="266700" cy="76200"/>
+                <wp:effectExtent l="0" t="57150" r="0" b="19050"/>
+                <wp:wrapNone/>
+                <wp:docPr id="172" name="Conector de Seta Reta 172"/>
+                <wp:cNvGraphicFramePr/>
+                <a:graphic xmlns:a="http://schemas.openxmlformats.org/drawingml/2006/main">
+                  <a:graphicData uri="http://schemas.microsoft.com/office/word/2010/wordprocessingShape">
+                    <wps:wsp>
+                      <wps:cNvCnPr/>
+                      <wps:spPr>
+                        <a:xfrm flipV="1">
+                          <a:off x="0" y="0"/>
+                          <a:ext cx="266700" cy="76200"/>
+                        </a:xfrm>
+                        <a:prstGeom prst="straightConnector1">
+                          <a:avLst/>
+                        </a:prstGeom>
+                        <a:ln>
+                          <a:tailEnd type="triangle"/>
+                        </a:ln>
+                      </wps:spPr>
+                      <wps:style>
+                        <a:lnRef idx="1">
+                          <a:schemeClr val="accent1"/>
+                        </a:lnRef>
+                        <a:fillRef idx="0">
+                          <a:schemeClr val="accent1"/>
+                        </a:fillRef>
+                        <a:effectRef idx="0">
+                          <a:schemeClr val="accent1"/>
+                        </a:effectRef>
+                        <a:fontRef idx="minor">
+                          <a:schemeClr val="tx1"/>
+                        </a:fontRef>
+                      </wps:style>
+                      <wps:bodyPr/>
+                    </wps:wsp>
+                  </a:graphicData>
+                </a:graphic>
+              </wp:anchor>
+            </w:drawing>
+          </mc:Choice>
+          <mc:Fallback>
+            <w:pict>
+              <v:shape w14:anchorId="39F9039F" id="Conector de Seta Reta 172" o:spid="_x0000_s1026" type="#_x0000_t32" style="position:absolute;margin-left:139.2pt;margin-top:9.6pt;width:21pt;height:6pt;flip:y;z-index:251709440;visibility:visible;mso-wrap-style:square;mso-wrap-distance-left:9pt;mso-wrap-distance-top:0;mso-wrap-distance-right:9pt;mso-wrap-distance-bottom:0;mso-position-horizontal:absolute;mso-position-horizontal-relative:text;mso-position-vertical:absolute;mso-position-vertical-relative:text" o:gfxdata="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" strokecolor="#4472c4 [3204]" strokeweight=".5pt">
+                <v:stroke endarrow="block" joinstyle="miter"/>
+              </v:shape>
+            </w:pict>
+          </mc:Fallback>
+        </mc:AlternateContent>
+      </w:r>
+      <w:r>
+        <w:rPr>
+          <w:noProof/>
+          <w:sz w:val="24"/>
+          <w:szCs w:val="24"/>
+        </w:rPr>
+        <w:drawing>
+          <wp:inline distT="0" distB="0" distL="0" distR="0" wp14:anchorId="5B380BC5" wp14:editId="7AABAB91">
+            <wp:extent cx="1714739" cy="533474"/>
+            <wp:effectExtent l="0" t="0" r="0" b="0"/>
+            <wp:docPr id="170" name="Imagem 170"/>
+            <wp:cNvGraphicFramePr>
+              <a:graphicFrameLocks xmlns:a="http://schemas.openxmlformats.org/drawingml/2006/main" noChangeAspect="1"/>
+            </wp:cNvGraphicFramePr>
+            <a:graphic xmlns:a="http://schemas.openxmlformats.org/drawingml/2006/main">
+              <a:graphicData uri="http://schemas.openxmlformats.org/drawingml/2006/picture">
+                <pic:pic xmlns:pic="http://schemas.openxmlformats.org/drawingml/2006/picture">
+                  <pic:nvPicPr>
+                    <pic:cNvPr id="1" name=""/>
+                    <pic:cNvPicPr/>
+                  </pic:nvPicPr>
+                  <pic:blipFill>
+                    <a:blip r:embed="rId136"/>
+                    <a:stretch>
+                      <a:fillRect/>
+                    </a:stretch>
+                  </pic:blipFill>
+                  <pic:spPr>
+                    <a:xfrm>
+                      <a:off x="0" y="0"/>
+                      <a:ext cx="1714739" cy="533474"/>
+                    </a:xfrm>
+                    <a:prstGeom prst="rect">
+                      <a:avLst/>
+                    </a:prstGeom>
+                  </pic:spPr>
+                </pic:pic>
+              </a:graphicData>
+            </a:graphic>
+          </wp:inline>
+        </w:drawing>
+      </w:r>
+    </w:p>
+    <w:p>
+      <w:pPr>
+        <w:tabs>
+          <w:tab w:val="left" w:pos="1275"/>
+        </w:tabs>
+        <w:rPr>
+          <w:sz w:val="24"/>
+          <w:szCs w:val="24"/>
+        </w:rPr>
+      </w:pPr>
+    </w:p>
+    <w:p>
+      <w:pPr>
+        <w:tabs>
+          <w:tab w:val="left" w:pos="1275"/>
+        </w:tabs>
+        <w:rPr>
+          <w:sz w:val="24"/>
+          <w:szCs w:val="24"/>
+        </w:rPr>
+      </w:pPr>
+    </w:p>
+    <w:p>
+      <w:pPr>
+        <w:tabs>
+          <w:tab w:val="left" w:pos="1275"/>
+        </w:tabs>
+        <w:rPr>
+          <w:sz w:val="24"/>
+          <w:szCs w:val="24"/>
+        </w:rPr>
+      </w:pPr>
+    </w:p>
+    <w:p>
+      <w:pPr>
+        <w:tabs>
+          <w:tab w:val="left" w:pos="1275"/>
+        </w:tabs>
+        <w:rPr>
+          <w:sz w:val="24"/>
+          <w:szCs w:val="24"/>
+        </w:rPr>
+      </w:pPr>
+      <w:r>
+        <w:rPr>
+          <w:sz w:val="24"/>
+          <w:szCs w:val="24"/>
+        </w:rPr>
+        <w:t xml:space="preserve">89 – Degrade </w:t>
+      </w:r>
+    </w:p>
+    <w:p>
+      <w:pPr>
+        <w:tabs>
+          <w:tab w:val="left" w:pos="1275"/>
+        </w:tabs>
+        <w:rPr>
+          <w:sz w:val="24"/>
+          <w:szCs w:val="24"/>
+        </w:rPr>
+      </w:pPr>
+      <w:r>
+        <w:rPr>
+          <w:sz w:val="24"/>
+          <w:szCs w:val="24"/>
+        </w:rPr>
+        <w:t xml:space="preserve">O Degrade de cor e uma </w:t>
+      </w:r>
+      <w:proofErr w:type="spellStart"/>
+      <w:r>
+        <w:rPr>
+          <w:sz w:val="24"/>
+          <w:szCs w:val="24"/>
+        </w:rPr>
+        <w:t>sequencia</w:t>
+      </w:r>
+      <w:proofErr w:type="spellEnd"/>
+      <w:r>
+        <w:rPr>
+          <w:sz w:val="24"/>
+          <w:szCs w:val="24"/>
+        </w:rPr>
+        <w:t xml:space="preserve"> de tons continuo, podendo ser limitado ou ilimitado. Ou seja, é a área onde duas ou mais cores são sobreposta.</w:t>
+      </w:r>
+    </w:p>
+    <w:p>
+      <w:pPr>
+        <w:tabs>
+          <w:tab w:val="left" w:pos="1275"/>
+        </w:tabs>
+        <w:rPr>
+          <w:sz w:val="24"/>
+          <w:szCs w:val="24"/>
+        </w:rPr>
+      </w:pPr>
+      <w:r>
+        <w:rPr>
+          <w:sz w:val="24"/>
+          <w:szCs w:val="24"/>
+        </w:rPr>
+        <w:t xml:space="preserve">Cada uma com suas intensidades formando uma transição suave entre as cores, no sentido de apresentar aspectos. </w:t>
+      </w:r>
+    </w:p>
+    <w:p>
+      <w:pPr>
+        <w:tabs>
+          <w:tab w:val="left" w:pos="1275"/>
+        </w:tabs>
+        <w:rPr>
+          <w:sz w:val="24"/>
+          <w:szCs w:val="24"/>
+        </w:rPr>
+      </w:pPr>
+      <w:r>
+        <w:rPr>
+          <w:noProof/>
+          <w:sz w:val="24"/>
+          <w:szCs w:val="24"/>
+        </w:rPr>
+        <w:drawing>
+          <wp:anchor distT="0" distB="0" distL="114300" distR="114300" simplePos="0" relativeHeight="251712512" behindDoc="0" locked="0" layoutInCell="1" allowOverlap="1" wp14:anchorId="2CD48E8D">
+            <wp:simplePos x="0" y="0"/>
+            <wp:positionH relativeFrom="column">
+              <wp:posOffset>2310765</wp:posOffset>
+            </wp:positionH>
+            <wp:positionV relativeFrom="paragraph">
+              <wp:posOffset>551815</wp:posOffset>
+            </wp:positionV>
+            <wp:extent cx="2162175" cy="771525"/>
+            <wp:effectExtent l="0" t="0" r="9525" b="9525"/>
+            <wp:wrapNone/>
+            <wp:docPr id="175" name="Imagem 175"/>
+            <wp:cNvGraphicFramePr>
+              <a:graphicFrameLocks xmlns:a="http://schemas.openxmlformats.org/drawingml/2006/main" noChangeAspect="1"/>
+            </wp:cNvGraphicFramePr>
+            <a:graphic xmlns:a="http://schemas.openxmlformats.org/drawingml/2006/main">
+              <a:graphicData uri="http://schemas.openxmlformats.org/drawingml/2006/picture">
+                <pic:pic xmlns:pic="http://schemas.openxmlformats.org/drawingml/2006/picture">
+                  <pic:nvPicPr>
+                    <pic:cNvPr id="1" name=""/>
+                    <pic:cNvPicPr/>
+                  </pic:nvPicPr>
+                  <pic:blipFill>
+                    <a:blip r:embed="rId137">
+                      <a:extLst>
+                        <a:ext uri="{28A0092B-C50C-407E-A947-70E740481C1C}">
+                          <a14:useLocalDpi xmlns:a14="http://schemas.microsoft.com/office/drawing/2010/main" val="0"/>
+                        </a:ext>
+                      </a:extLst>
+                    </a:blip>
+                    <a:stretch>
+                      <a:fillRect/>
+                    </a:stretch>
+                  </pic:blipFill>
+                  <pic:spPr>
+                    <a:xfrm>
+                      <a:off x="0" y="0"/>
+                      <a:ext cx="2162175" cy="771525"/>
+                    </a:xfrm>
+                    <a:prstGeom prst="rect">
+                      <a:avLst/>
+                    </a:prstGeom>
+                  </pic:spPr>
+                </pic:pic>
+              </a:graphicData>
+            </a:graphic>
+          </wp:anchor>
+        </w:drawing>
+      </w:r>
+      <w:r>
+        <w:rPr>
+          <w:noProof/>
+          <w:sz w:val="24"/>
+          <w:szCs w:val="24"/>
+        </w:rPr>
+        <w:drawing>
+          <wp:anchor distT="0" distB="0" distL="114300" distR="114300" simplePos="0" relativeHeight="251711488" behindDoc="0" locked="0" layoutInCell="1" allowOverlap="1" wp14:anchorId="68264DC0">
+            <wp:simplePos x="0" y="0"/>
+            <wp:positionH relativeFrom="column">
+              <wp:posOffset>-203835</wp:posOffset>
+            </wp:positionH>
+            <wp:positionV relativeFrom="paragraph">
+              <wp:posOffset>589915</wp:posOffset>
+            </wp:positionV>
+            <wp:extent cx="2400635" cy="695422"/>
+            <wp:effectExtent l="0" t="0" r="0" b="9525"/>
+            <wp:wrapNone/>
+            <wp:docPr id="174" name="Imagem 174"/>
+            <wp:cNvGraphicFramePr>
+              <a:graphicFrameLocks xmlns:a="http://schemas.openxmlformats.org/drawingml/2006/main" noChangeAspect="1"/>
+            </wp:cNvGraphicFramePr>
+            <a:graphic xmlns:a="http://schemas.openxmlformats.org/drawingml/2006/main">
+              <a:graphicData uri="http://schemas.openxmlformats.org/drawingml/2006/picture">
+                <pic:pic xmlns:pic="http://schemas.openxmlformats.org/drawingml/2006/picture">
+                  <pic:nvPicPr>
+                    <pic:cNvPr id="1" name=""/>
+                    <pic:cNvPicPr/>
+                  </pic:nvPicPr>
+                  <pic:blipFill>
+                    <a:blip r:embed="rId138">
+                      <a:extLst>
+                        <a:ext uri="{28A0092B-C50C-407E-A947-70E740481C1C}">
+                          <a14:useLocalDpi xmlns:a14="http://schemas.microsoft.com/office/drawing/2010/main" val="0"/>
+                        </a:ext>
+                      </a:extLst>
+                    </a:blip>
+                    <a:stretch>
+                      <a:fillRect/>
+                    </a:stretch>
+                  </pic:blipFill>
+                  <pic:spPr>
+                    <a:xfrm>
+                      <a:off x="0" y="0"/>
+                      <a:ext cx="2400635" cy="695422"/>
+                    </a:xfrm>
+                    <a:prstGeom prst="rect">
+                      <a:avLst/>
+                    </a:prstGeom>
+                  </pic:spPr>
+                </pic:pic>
+              </a:graphicData>
+            </a:graphic>
+          </wp:anchor>
+        </w:drawing>
+      </w:r>
+      <w:r>
+        <w:rPr>
+          <w:sz w:val="24"/>
+          <w:szCs w:val="24"/>
+        </w:rPr>
+        <w:t xml:space="preserve">Para o Degrade colocamos 2 cores de fundo uma na </w:t>
+      </w:r>
+      <w:proofErr w:type="spellStart"/>
+      <w:r>
+        <w:rPr>
+          <w:sz w:val="24"/>
+          <w:szCs w:val="24"/>
+        </w:rPr>
+        <w:t>section</w:t>
+      </w:r>
+      <w:proofErr w:type="spellEnd"/>
+      <w:r>
+        <w:rPr>
+          <w:sz w:val="24"/>
+          <w:szCs w:val="24"/>
+        </w:rPr>
+        <w:t xml:space="preserve"> </w:t>
+      </w:r>
+      <w:r>
+        <w:rPr>
+          <w:sz w:val="24"/>
+          <w:szCs w:val="24"/>
+        </w:rPr>
+        <w:t xml:space="preserve">principal e outra na </w:t>
+      </w:r>
+      <w:proofErr w:type="spellStart"/>
+      <w:r>
+        <w:rPr>
+          <w:sz w:val="24"/>
+          <w:szCs w:val="24"/>
+        </w:rPr>
+        <w:t>section</w:t>
+      </w:r>
+      <w:proofErr w:type="spellEnd"/>
+      <w:r>
+        <w:rPr>
+          <w:sz w:val="24"/>
+          <w:szCs w:val="24"/>
+        </w:rPr>
+        <w:t xml:space="preserve"> benefícios </w:t>
+      </w:r>
+    </w:p>
+    <w:p>
+      <w:pPr>
+        <w:tabs>
+          <w:tab w:val="left" w:pos="1275"/>
+        </w:tabs>
+        <w:rPr>
+          <w:sz w:val="24"/>
+          <w:szCs w:val="24"/>
+        </w:rPr>
+      </w:pPr>
+      <w:r>
+        <w:rPr>
+          <w:sz w:val="24"/>
+          <w:szCs w:val="24"/>
+        </w:rPr>
+        <w:lastRenderedPageBreak/>
+        <w:t xml:space="preserve">90 – Para fazer o degrade tiramos </w:t>
+      </w:r>
+      <w:r>
+        <w:rPr>
+          <w:sz w:val="24"/>
+          <w:szCs w:val="24"/>
+        </w:rPr>
+        <w:t xml:space="preserve">a configuração do </w:t>
+      </w:r>
+      <w:proofErr w:type="spellStart"/>
+      <w:r>
+        <w:rPr>
+          <w:sz w:val="24"/>
+          <w:szCs w:val="24"/>
+        </w:rPr>
+        <w:t>main</w:t>
+      </w:r>
+      <w:proofErr w:type="spellEnd"/>
+      <w:r>
+        <w:rPr>
+          <w:sz w:val="24"/>
+          <w:szCs w:val="24"/>
+        </w:rPr>
+        <w:t xml:space="preserve"> que era </w:t>
+      </w:r>
+      <w:proofErr w:type="spellStart"/>
+      <w:r>
+        <w:rPr>
+          <w:sz w:val="24"/>
+          <w:szCs w:val="24"/>
+        </w:rPr>
+        <w:t>width</w:t>
+      </w:r>
+      <w:proofErr w:type="spellEnd"/>
+      <w:r>
+        <w:rPr>
+          <w:sz w:val="24"/>
+          <w:szCs w:val="24"/>
+        </w:rPr>
+        <w:t xml:space="preserve">: 940px e </w:t>
+      </w:r>
+      <w:proofErr w:type="spellStart"/>
+      <w:r>
+        <w:rPr>
+          <w:sz w:val="24"/>
+          <w:szCs w:val="24"/>
+        </w:rPr>
+        <w:t>margin</w:t>
+      </w:r>
+      <w:proofErr w:type="spellEnd"/>
+      <w:r>
+        <w:rPr>
+          <w:sz w:val="24"/>
+          <w:szCs w:val="24"/>
+        </w:rPr>
+        <w:t xml:space="preserve">: 0 auto e colocamos na </w:t>
+      </w:r>
+      <w:proofErr w:type="spellStart"/>
+      <w:r>
+        <w:rPr>
+          <w:sz w:val="24"/>
+          <w:szCs w:val="24"/>
+        </w:rPr>
+        <w:t>section</w:t>
+      </w:r>
+      <w:proofErr w:type="spellEnd"/>
+      <w:r>
+        <w:rPr>
+          <w:sz w:val="24"/>
+          <w:szCs w:val="24"/>
+        </w:rPr>
+        <w:t xml:space="preserve"> principal e mapa. Assim a cor de fundo da </w:t>
+      </w:r>
+      <w:proofErr w:type="spellStart"/>
+      <w:r>
+        <w:rPr>
+          <w:sz w:val="24"/>
+          <w:szCs w:val="24"/>
+        </w:rPr>
+        <w:t>section</w:t>
+      </w:r>
+      <w:proofErr w:type="spellEnd"/>
+      <w:r>
+        <w:rPr>
+          <w:sz w:val="24"/>
+          <w:szCs w:val="24"/>
+        </w:rPr>
+        <w:t xml:space="preserve"> benefícios ocupou a largura toda. </w:t>
+      </w:r>
+    </w:p>
+    <w:p>
+      <w:pPr>
+        <w:tabs>
+          <w:tab w:val="left" w:pos="1275"/>
+        </w:tabs>
+        <w:rPr>
+          <w:sz w:val="24"/>
+          <w:szCs w:val="24"/>
+        </w:rPr>
+      </w:pPr>
+      <w:r>
+        <w:rPr>
+          <w:noProof/>
+          <w:sz w:val="24"/>
+          <w:szCs w:val="24"/>
+        </w:rPr>
+        <w:drawing>
+          <wp:anchor distT="0" distB="0" distL="114300" distR="114300" simplePos="0" relativeHeight="251713536" behindDoc="0" locked="0" layoutInCell="1" allowOverlap="1" wp14:anchorId="20C9C6CA">
+            <wp:simplePos x="0" y="0"/>
+            <wp:positionH relativeFrom="column">
+              <wp:posOffset>2444115</wp:posOffset>
+            </wp:positionH>
+            <wp:positionV relativeFrom="paragraph">
+              <wp:posOffset>6350</wp:posOffset>
+            </wp:positionV>
+            <wp:extent cx="1400370" cy="933580"/>
+            <wp:effectExtent l="0" t="0" r="9525" b="0"/>
+            <wp:wrapNone/>
+            <wp:docPr id="177" name="Imagem 177"/>
+            <wp:cNvGraphicFramePr>
+              <a:graphicFrameLocks xmlns:a="http://schemas.openxmlformats.org/drawingml/2006/main" noChangeAspect="1"/>
+            </wp:cNvGraphicFramePr>
+            <a:graphic xmlns:a="http://schemas.openxmlformats.org/drawingml/2006/main">
+              <a:graphicData uri="http://schemas.openxmlformats.org/drawingml/2006/picture">
+                <pic:pic xmlns:pic="http://schemas.openxmlformats.org/drawingml/2006/picture">
+                  <pic:nvPicPr>
+                    <pic:cNvPr id="1" name=""/>
+                    <pic:cNvPicPr/>
+                  </pic:nvPicPr>
+                  <pic:blipFill>
+                    <a:blip r:embed="rId139">
+                      <a:extLst>
+                        <a:ext uri="{28A0092B-C50C-407E-A947-70E740481C1C}">
+                          <a14:useLocalDpi xmlns:a14="http://schemas.microsoft.com/office/drawing/2010/main" val="0"/>
+                        </a:ext>
+                      </a:extLst>
+                    </a:blip>
+                    <a:stretch>
+                      <a:fillRect/>
+                    </a:stretch>
+                  </pic:blipFill>
+                  <pic:spPr>
+                    <a:xfrm>
+                      <a:off x="0" y="0"/>
+                      <a:ext cx="1400370" cy="933580"/>
+                    </a:xfrm>
+                    <a:prstGeom prst="rect">
+                      <a:avLst/>
+                    </a:prstGeom>
+                  </pic:spPr>
+                </pic:pic>
+              </a:graphicData>
+            </a:graphic>
+          </wp:anchor>
+        </w:drawing>
+      </w:r>
+      <w:r>
+        <w:rPr>
+          <w:noProof/>
+          <w:sz w:val="24"/>
+          <w:szCs w:val="24"/>
+        </w:rPr>
+        <w:drawing>
+          <wp:inline distT="0" distB="0" distL="0" distR="0" wp14:anchorId="5625DFA4" wp14:editId="04223DEE">
+            <wp:extent cx="2295845" cy="1086002"/>
+            <wp:effectExtent l="0" t="0" r="0" b="0"/>
+            <wp:docPr id="176" name="Imagem 176"/>
+            <wp:cNvGraphicFramePr>
+              <a:graphicFrameLocks xmlns:a="http://schemas.openxmlformats.org/drawingml/2006/main" noChangeAspect="1"/>
+            </wp:cNvGraphicFramePr>
+            <a:graphic xmlns:a="http://schemas.openxmlformats.org/drawingml/2006/main">
+              <a:graphicData uri="http://schemas.openxmlformats.org/drawingml/2006/picture">
+                <pic:pic xmlns:pic="http://schemas.openxmlformats.org/drawingml/2006/picture">
+                  <pic:nvPicPr>
+                    <pic:cNvPr id="1" name=""/>
+                    <pic:cNvPicPr/>
+                  </pic:nvPicPr>
+                  <pic:blipFill>
+                    <a:blip r:embed="rId140"/>
+                    <a:stretch>
+                      <a:fillRect/>
+                    </a:stretch>
+                  </pic:blipFill>
+                  <pic:spPr>
+                    <a:xfrm>
+                      <a:off x="0" y="0"/>
+                      <a:ext cx="2295845" cy="1086002"/>
+                    </a:xfrm>
+                    <a:prstGeom prst="rect">
+                      <a:avLst/>
+                    </a:prstGeom>
+                  </pic:spPr>
+                </pic:pic>
+              </a:graphicData>
+            </a:graphic>
+          </wp:inline>
+        </w:drawing>
+      </w:r>
+    </w:p>
+    <w:p>
+      <w:pPr>
+        <w:tabs>
+          <w:tab w:val="left" w:pos="1275"/>
+        </w:tabs>
+        <w:rPr>
+          <w:sz w:val="24"/>
+          <w:szCs w:val="24"/>
+        </w:rPr>
+      </w:pPr>
+      <w:r>
+        <w:rPr>
+          <w:sz w:val="24"/>
+          <w:szCs w:val="24"/>
+        </w:rPr>
+        <w:t xml:space="preserve">91 </w:t>
+      </w:r>
+      <w:r>
+        <w:rPr>
+          <w:sz w:val="24"/>
+          <w:szCs w:val="24"/>
+        </w:rPr>
+        <w:t>–</w:t>
+      </w:r>
+      <w:r>
+        <w:rPr>
+          <w:sz w:val="24"/>
+          <w:szCs w:val="24"/>
+        </w:rPr>
+        <w:t xml:space="preserve"> </w:t>
+      </w:r>
+      <w:r>
+        <w:rPr>
+          <w:sz w:val="24"/>
+          <w:szCs w:val="24"/>
+        </w:rPr>
+        <w:t xml:space="preserve">E realizamos </w:t>
+      </w:r>
+      <w:r>
+        <w:rPr>
+          <w:sz w:val="24"/>
+          <w:szCs w:val="24"/>
+        </w:rPr>
+        <w:t xml:space="preserve">o código que ira fazer o degrade na </w:t>
+      </w:r>
+      <w:proofErr w:type="spellStart"/>
+      <w:r>
+        <w:rPr>
+          <w:sz w:val="24"/>
+          <w:szCs w:val="24"/>
+        </w:rPr>
+        <w:t>section</w:t>
+      </w:r>
+      <w:proofErr w:type="spellEnd"/>
+      <w:r>
+        <w:rPr>
+          <w:sz w:val="24"/>
+          <w:szCs w:val="24"/>
+        </w:rPr>
+        <w:t xml:space="preserve"> mapa porque ele esta entre as duas sessões que colocamos cor </w:t>
+      </w:r>
+      <w:proofErr w:type="gramStart"/>
+      <w:r>
+        <w:rPr>
+          <w:sz w:val="24"/>
+          <w:szCs w:val="24"/>
+        </w:rPr>
+        <w:t>(.</w:t>
+      </w:r>
+      <w:proofErr w:type="spellStart"/>
+      <w:r>
+        <w:rPr>
+          <w:sz w:val="24"/>
+          <w:szCs w:val="24"/>
+        </w:rPr>
+        <w:t>principa</w:t>
+      </w:r>
+      <w:proofErr w:type="spellEnd"/>
+      <w:proofErr w:type="gramEnd"/>
+      <w:r>
+        <w:rPr>
+          <w:sz w:val="24"/>
+          <w:szCs w:val="24"/>
+        </w:rPr>
+        <w:t xml:space="preserve"> e .</w:t>
+      </w:r>
+      <w:proofErr w:type="spellStart"/>
+      <w:r>
+        <w:rPr>
+          <w:sz w:val="24"/>
+          <w:szCs w:val="24"/>
+        </w:rPr>
+        <w:t>beneficios</w:t>
+      </w:r>
+      <w:proofErr w:type="spellEnd"/>
+      <w:r>
+        <w:rPr>
+          <w:sz w:val="24"/>
+          <w:szCs w:val="24"/>
+        </w:rPr>
+        <w:t xml:space="preserve">) </w:t>
+      </w:r>
+    </w:p>
+    <w:p>
+      <w:pPr>
+        <w:tabs>
+          <w:tab w:val="left" w:pos="1275"/>
+        </w:tabs>
+        <w:rPr>
+          <w:sz w:val="24"/>
+          <w:szCs w:val="24"/>
+        </w:rPr>
+      </w:pPr>
+      <w:r>
+        <w:rPr>
+          <w:noProof/>
+          <w:sz w:val="24"/>
+          <w:szCs w:val="24"/>
+        </w:rPr>
+        <w:drawing>
+          <wp:inline distT="0" distB="0" distL="0" distR="0" wp14:anchorId="72E8CCBF" wp14:editId="5C2D0E65">
+            <wp:extent cx="3839111" cy="781159"/>
+            <wp:effectExtent l="0" t="0" r="9525" b="0"/>
+            <wp:docPr id="167" name="Imagem 167"/>
+            <wp:cNvGraphicFramePr>
+              <a:graphicFrameLocks xmlns:a="http://schemas.openxmlformats.org/drawingml/2006/main" noChangeAspect="1"/>
+            </wp:cNvGraphicFramePr>
+            <a:graphic xmlns:a="http://schemas.openxmlformats.org/drawingml/2006/main">
+              <a:graphicData uri="http://schemas.openxmlformats.org/drawingml/2006/picture">
+                <pic:pic xmlns:pic="http://schemas.openxmlformats.org/drawingml/2006/picture">
+                  <pic:nvPicPr>
+                    <pic:cNvPr id="1" name=""/>
+                    <pic:cNvPicPr/>
+                  </pic:nvPicPr>
+                  <pic:blipFill>
+                    <a:blip r:embed="rId141"/>
+                    <a:stretch>
+                      <a:fillRect/>
+                    </a:stretch>
+                  </pic:blipFill>
+                  <pic:spPr>
+                    <a:xfrm>
+                      <a:off x="0" y="0"/>
+                      <a:ext cx="3839111" cy="781159"/>
+                    </a:xfrm>
+                    <a:prstGeom prst="rect">
+                      <a:avLst/>
+                    </a:prstGeom>
+                  </pic:spPr>
+                </pic:pic>
+              </a:graphicData>
+            </a:graphic>
+          </wp:inline>
+        </w:drawing>
+      </w:r>
+    </w:p>
+    <w:p>
+      <w:pPr>
+        <w:tabs>
+          <w:tab w:val="left" w:pos="1275"/>
+        </w:tabs>
+        <w:rPr>
+          <w:sz w:val="24"/>
+          <w:szCs w:val="24"/>
+        </w:rPr>
+      </w:pPr>
+      <w:r>
+        <w:rPr>
+          <w:sz w:val="24"/>
+          <w:szCs w:val="24"/>
+        </w:rPr>
+        <w:t>92 – Opacidade</w:t>
+      </w:r>
+    </w:p>
+    <w:p>
+      <w:pPr>
+        <w:tabs>
+          <w:tab w:val="left" w:pos="1275"/>
+        </w:tabs>
+        <w:rPr>
+          <w:sz w:val="24"/>
+          <w:szCs w:val="24"/>
+        </w:rPr>
+      </w:pPr>
+      <w:r>
+        <w:rPr>
+          <w:sz w:val="24"/>
+          <w:szCs w:val="24"/>
+        </w:rPr>
+        <w:t xml:space="preserve">O que e </w:t>
+      </w:r>
+      <w:proofErr w:type="gramStart"/>
+      <w:r>
+        <w:rPr>
+          <w:sz w:val="24"/>
+          <w:szCs w:val="24"/>
+        </w:rPr>
+        <w:t>opacidade ?</w:t>
+      </w:r>
+      <w:proofErr w:type="gramEnd"/>
+    </w:p>
+    <w:p>
+      <w:pPr>
+        <w:tabs>
+          <w:tab w:val="left" w:pos="1275"/>
+        </w:tabs>
+        <w:rPr>
+          <w:sz w:val="24"/>
+          <w:szCs w:val="24"/>
+        </w:rPr>
+      </w:pPr>
+      <w:r>
+        <w:rPr>
+          <w:sz w:val="24"/>
+          <w:szCs w:val="24"/>
+        </w:rPr>
+        <w:t xml:space="preserve">É uma camada a mais que coloca em cima do </w:t>
+      </w:r>
+      <w:proofErr w:type="gramStart"/>
+      <w:r>
+        <w:rPr>
+          <w:sz w:val="24"/>
+          <w:szCs w:val="24"/>
+        </w:rPr>
+        <w:t>elemento .</w:t>
+      </w:r>
+      <w:proofErr w:type="gramEnd"/>
+      <w:r>
+        <w:rPr>
+          <w:sz w:val="24"/>
+          <w:szCs w:val="24"/>
+        </w:rPr>
+        <w:t xml:space="preserve"> </w:t>
+      </w:r>
+    </w:p>
+    <w:p>
+      <w:pPr>
+        <w:tabs>
+          <w:tab w:val="left" w:pos="1275"/>
+        </w:tabs>
+        <w:rPr>
+          <w:sz w:val="24"/>
+          <w:szCs w:val="24"/>
+        </w:rPr>
+      </w:pPr>
+      <w:r>
+        <w:rPr>
+          <w:sz w:val="24"/>
+          <w:szCs w:val="24"/>
+        </w:rPr>
+        <w:t>Essa camada ajuda a luz passar ou não como por exemplo um insulfilme de um carro que ser aplicado ajuda que a luz do lado de fora não passa completamente.</w:t>
+      </w:r>
+    </w:p>
+    <w:p>
+      <w:pPr>
+        <w:tabs>
+          <w:tab w:val="left" w:pos="1275"/>
+        </w:tabs>
+        <w:rPr>
+          <w:sz w:val="24"/>
+          <w:szCs w:val="24"/>
+        </w:rPr>
+      </w:pPr>
+      <w:r>
+        <w:rPr>
+          <w:noProof/>
+          <w:sz w:val="24"/>
+          <w:szCs w:val="24"/>
+        </w:rPr>
+        <w:drawing>
+          <wp:anchor distT="0" distB="0" distL="114300" distR="114300" simplePos="0" relativeHeight="251714560" behindDoc="0" locked="0" layoutInCell="1" allowOverlap="1" wp14:anchorId="069519DF">
+            <wp:simplePos x="0" y="0"/>
+            <wp:positionH relativeFrom="column">
+              <wp:posOffset>2158365</wp:posOffset>
+            </wp:positionH>
+            <wp:positionV relativeFrom="paragraph">
+              <wp:posOffset>12700</wp:posOffset>
+            </wp:positionV>
+            <wp:extent cx="1924050" cy="1323975"/>
+            <wp:effectExtent l="0" t="0" r="0" b="9525"/>
+            <wp:wrapNone/>
+            <wp:docPr id="173" name="Imagem 173"/>
+            <wp:cNvGraphicFramePr>
+              <a:graphicFrameLocks xmlns:a="http://schemas.openxmlformats.org/drawingml/2006/main" noChangeAspect="1"/>
+            </wp:cNvGraphicFramePr>
+            <a:graphic xmlns:a="http://schemas.openxmlformats.org/drawingml/2006/main">
+              <a:graphicData uri="http://schemas.openxmlformats.org/drawingml/2006/picture">
+                <pic:pic xmlns:pic="http://schemas.openxmlformats.org/drawingml/2006/picture">
+                  <pic:nvPicPr>
+                    <pic:cNvPr id="1" name=""/>
+                    <pic:cNvPicPr/>
+                  </pic:nvPicPr>
+                  <pic:blipFill>
+                    <a:blip r:embed="rId142">
+                      <a:extLst>
+                        <a:ext uri="{28A0092B-C50C-407E-A947-70E740481C1C}">
+                          <a14:useLocalDpi xmlns:a14="http://schemas.microsoft.com/office/drawing/2010/main" val="0"/>
+                        </a:ext>
+                      </a:extLst>
+                    </a:blip>
+                    <a:stretch>
+                      <a:fillRect/>
+                    </a:stretch>
+                  </pic:blipFill>
+                  <pic:spPr>
+                    <a:xfrm>
+                      <a:off x="0" y="0"/>
+                      <a:ext cx="1924050" cy="1323975"/>
+                    </a:xfrm>
+                    <a:prstGeom prst="rect">
+                      <a:avLst/>
+                    </a:prstGeom>
+                  </pic:spPr>
+                </pic:pic>
+              </a:graphicData>
+            </a:graphic>
+          </wp:anchor>
+        </w:drawing>
+      </w:r>
+      <w:proofErr w:type="spellStart"/>
+      <w:r>
+        <w:rPr>
+          <w:sz w:val="24"/>
+          <w:szCs w:val="24"/>
+        </w:rPr>
+        <w:t>Opacity</w:t>
+      </w:r>
+      <w:proofErr w:type="spellEnd"/>
+      <w:r>
+        <w:rPr>
+          <w:sz w:val="24"/>
+          <w:szCs w:val="24"/>
+        </w:rPr>
+        <w:t xml:space="preserve"> vai de 1 a 0 </w:t>
+      </w:r>
+    </w:p>
+    <w:p>
+      <w:pPr>
+        <w:tabs>
+          <w:tab w:val="left" w:pos="1275"/>
+        </w:tabs>
+        <w:rPr>
+          <w:sz w:val="24"/>
+          <w:szCs w:val="24"/>
+        </w:rPr>
+      </w:pPr>
+      <w:r>
+        <w:rPr>
+          <w:sz w:val="24"/>
+          <w:szCs w:val="24"/>
+        </w:rPr>
+        <w:t xml:space="preserve">0 – </w:t>
+      </w:r>
+      <w:proofErr w:type="spellStart"/>
+      <w:r>
+        <w:rPr>
+          <w:sz w:val="24"/>
+          <w:szCs w:val="24"/>
+        </w:rPr>
+        <w:t>Éxibe</w:t>
+      </w:r>
+      <w:proofErr w:type="spellEnd"/>
+      <w:r>
+        <w:rPr>
+          <w:sz w:val="24"/>
+          <w:szCs w:val="24"/>
+        </w:rPr>
+        <w:t xml:space="preserve"> nada </w:t>
+      </w:r>
+    </w:p>
+    <w:p>
+      <w:pPr>
+        <w:tabs>
+          <w:tab w:val="left" w:pos="1275"/>
+        </w:tabs>
+        <w:rPr>
+          <w:sz w:val="24"/>
+          <w:szCs w:val="24"/>
+        </w:rPr>
+      </w:pPr>
+      <w:r>
+        <w:rPr>
+          <w:sz w:val="24"/>
+          <w:szCs w:val="24"/>
+        </w:rPr>
+        <w:t>1 -</w:t>
+      </w:r>
+      <w:proofErr w:type="spellStart"/>
+      <w:r>
+        <w:rPr>
+          <w:sz w:val="24"/>
+          <w:szCs w:val="24"/>
+        </w:rPr>
+        <w:t>Éxibe</w:t>
+      </w:r>
+      <w:proofErr w:type="spellEnd"/>
+      <w:r>
+        <w:rPr>
+          <w:sz w:val="24"/>
+          <w:szCs w:val="24"/>
+        </w:rPr>
+        <w:t xml:space="preserve"> o elemento inteiro. </w:t>
+      </w:r>
+    </w:p>
+    <w:p>
+      <w:pPr>
+        <w:tabs>
+          <w:tab w:val="left" w:pos="1275"/>
+        </w:tabs>
+        <w:rPr>
+          <w:sz w:val="24"/>
+          <w:szCs w:val="24"/>
+        </w:rPr>
+      </w:pPr>
+    </w:p>
+    <w:p>
+      <w:pPr>
+        <w:tabs>
+          <w:tab w:val="left" w:pos="1275"/>
+        </w:tabs>
+        <w:rPr>
+          <w:sz w:val="24"/>
+          <w:szCs w:val="24"/>
+        </w:rPr>
+      </w:pPr>
+    </w:p>
+    <w:p>
+      <w:pPr>
+        <w:tabs>
+          <w:tab w:val="left" w:pos="1275"/>
+        </w:tabs>
+        <w:rPr>
+          <w:sz w:val="24"/>
+          <w:szCs w:val="24"/>
+        </w:rPr>
+      </w:pPr>
+      <w:r>
+        <w:rPr>
+          <w:sz w:val="24"/>
+          <w:szCs w:val="24"/>
+        </w:rPr>
+        <w:t xml:space="preserve">93 </w:t>
+      </w:r>
+      <w:r>
+        <w:rPr>
+          <w:sz w:val="24"/>
+          <w:szCs w:val="24"/>
+        </w:rPr>
+        <w:t>–</w:t>
+      </w:r>
+      <w:r>
+        <w:rPr>
+          <w:sz w:val="24"/>
+          <w:szCs w:val="24"/>
+        </w:rPr>
+        <w:t xml:space="preserve"> </w:t>
+      </w:r>
+      <w:r>
+        <w:rPr>
+          <w:sz w:val="24"/>
+          <w:szCs w:val="24"/>
+        </w:rPr>
+        <w:t xml:space="preserve">Sombra nos elementos </w:t>
+      </w:r>
+    </w:p>
+    <w:p>
+      <w:pPr>
+        <w:tabs>
+          <w:tab w:val="left" w:pos="1275"/>
+        </w:tabs>
+        <w:rPr>
+          <w:sz w:val="24"/>
+          <w:szCs w:val="24"/>
+        </w:rPr>
+      </w:pPr>
+      <w:r>
+        <w:rPr>
+          <w:sz w:val="24"/>
+          <w:szCs w:val="24"/>
+        </w:rPr>
+        <w:t>Como funciona a sombra? e como se coloca uma luz em cima do elemento que vai refletir a sombra em baixo.</w:t>
+      </w:r>
+    </w:p>
+    <w:p>
+      <w:pPr>
+        <w:tabs>
+          <w:tab w:val="left" w:pos="1275"/>
+        </w:tabs>
+        <w:rPr>
+          <w:sz w:val="24"/>
+          <w:szCs w:val="24"/>
+        </w:rPr>
+      </w:pPr>
+      <w:r>
+        <w:rPr>
+          <w:noProof/>
+          <w:sz w:val="24"/>
+          <w:szCs w:val="24"/>
+        </w:rPr>
+        <mc:AlternateContent>
+          <mc:Choice Requires="wps">
+            <w:drawing>
+              <wp:anchor distT="0" distB="0" distL="114300" distR="114300" simplePos="0" relativeHeight="251717632" behindDoc="0" locked="0" layoutInCell="1" allowOverlap="1">
+                <wp:simplePos x="0" y="0"/>
+                <wp:positionH relativeFrom="column">
+                  <wp:posOffset>1062990</wp:posOffset>
+                </wp:positionH>
+                <wp:positionV relativeFrom="paragraph">
+                  <wp:posOffset>162559</wp:posOffset>
+                </wp:positionV>
+                <wp:extent cx="1714500" cy="923925"/>
+                <wp:effectExtent l="38100" t="0" r="19050" b="47625"/>
+                <wp:wrapNone/>
+                <wp:docPr id="181" name="Conector de Seta Reta 181"/>
+                <wp:cNvGraphicFramePr/>
+                <a:graphic xmlns:a="http://schemas.openxmlformats.org/drawingml/2006/main">
+                  <a:graphicData uri="http://schemas.microsoft.com/office/word/2010/wordprocessingShape">
+                    <wps:wsp>
+                      <wps:cNvCnPr/>
+                      <wps:spPr>
+                        <a:xfrm flipH="1">
+                          <a:off x="0" y="0"/>
+                          <a:ext cx="1714500" cy="923925"/>
+                        </a:xfrm>
+                        <a:prstGeom prst="straightConnector1">
+                          <a:avLst/>
+                        </a:prstGeom>
+                        <a:ln>
+                          <a:tailEnd type="triangle"/>
+                        </a:ln>
+                      </wps:spPr>
+                      <wps:style>
+                        <a:lnRef idx="1">
+                          <a:schemeClr val="accent1"/>
+                        </a:lnRef>
+                        <a:fillRef idx="0">
+                          <a:schemeClr val="accent1"/>
+                        </a:fillRef>
+                        <a:effectRef idx="0">
+                          <a:schemeClr val="accent1"/>
+                        </a:effectRef>
+                        <a:fontRef idx="minor">
+                          <a:schemeClr val="tx1"/>
+                        </a:fontRef>
+                      </wps:style>
+                      <wps:bodyPr/>
+                    </wps:wsp>
+                  </a:graphicData>
+                </a:graphic>
+              </wp:anchor>
+            </w:drawing>
+          </mc:Choice>
+          <mc:Fallback>
+            <w:pict>
+              <v:shapetype w14:anchorId="2F730C9D" id="_x0000_t32" coordsize="21600,21600" o:spt="32" o:oned="t" path="m,l21600,21600e" filled="f">
+                <v:path arrowok="t" fillok="f" o:connecttype="none"/>
+                <o:lock v:ext="edit" shapetype="t"/>
+              </v:shapetype>
+              <v:shape id="Conector de Seta Reta 181" o:spid="_x0000_s1026" type="#_x0000_t32" style="position:absolute;margin-left:83.7pt;margin-top:12.8pt;width:135pt;height:72.75pt;flip:x;z-index:251717632;visibility:visible;mso-wrap-style:square;mso-wrap-distance-left:9pt;mso-wrap-distance-top:0;mso-wrap-distance-right:9pt;mso-wrap-distance-bottom:0;mso-position-horizontal:absolute;mso-position-horizontal-relative:text;mso-position-vertical:absolute;mso-position-vertical-relative:text" o:gfxdata="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" strokecolor="#4472c4 [3204]" strokeweight=".5pt">
+                <v:stroke endarrow="block" joinstyle="miter"/>
+              </v:shape>
+            </w:pict>
+          </mc:Fallback>
+        </mc:AlternateContent>
+      </w:r>
+      <w:r>
+        <w:rPr>
+          <w:noProof/>
+          <w:sz w:val="24"/>
+          <w:szCs w:val="24"/>
+        </w:rPr>
+        <mc:AlternateContent>
+          <mc:Choice Requires="wps">
+            <w:drawing>
+              <wp:anchor distT="0" distB="0" distL="114300" distR="114300" simplePos="0" relativeHeight="251716608" behindDoc="0" locked="0" layoutInCell="1" allowOverlap="1">
+                <wp:simplePos x="0" y="0"/>
+                <wp:positionH relativeFrom="column">
+                  <wp:posOffset>1253490</wp:posOffset>
+                </wp:positionH>
+                <wp:positionV relativeFrom="paragraph">
+                  <wp:posOffset>400685</wp:posOffset>
+                </wp:positionV>
+                <wp:extent cx="285750" cy="666750"/>
+                <wp:effectExtent l="0" t="0" r="57150" b="57150"/>
+                <wp:wrapNone/>
+                <wp:docPr id="180" name="Conector de Seta Reta 180"/>
+                <wp:cNvGraphicFramePr/>
+                <a:graphic xmlns:a="http://schemas.openxmlformats.org/drawingml/2006/main">
+                  <a:graphicData uri="http://schemas.microsoft.com/office/word/2010/wordprocessingShape">
+                    <wps:wsp>
+                      <wps:cNvCnPr/>
+                      <wps:spPr>
+                        <a:xfrm>
+                          <a:off x="0" y="0"/>
+                          <a:ext cx="285750" cy="666750"/>
+                        </a:xfrm>
+                        <a:prstGeom prst="straightConnector1">
+                          <a:avLst/>
+                        </a:prstGeom>
+                        <a:ln>
+                          <a:tailEnd type="triangle"/>
+                        </a:ln>
+                      </wps:spPr>
+                      <wps:style>
+                        <a:lnRef idx="1">
+                          <a:schemeClr val="accent1"/>
+                        </a:lnRef>
+                        <a:fillRef idx="0">
+                          <a:schemeClr val="accent1"/>
+                        </a:fillRef>
+                        <a:effectRef idx="0">
+                          <a:schemeClr val="accent1"/>
+                        </a:effectRef>
+                        <a:fontRef idx="minor">
+                          <a:schemeClr val="tx1"/>
+                        </a:fontRef>
+                      </wps:style>
+                      <wps:bodyPr/>
+                    </wps:wsp>
+                  </a:graphicData>
+                </a:graphic>
+              </wp:anchor>
+            </w:drawing>
+          </mc:Choice>
+          <mc:Fallback>
+            <w:pict>
+              <v:shape w14:anchorId="376C7377" id="Conector de Seta Reta 180" o:spid="_x0000_s1026" type="#_x0000_t32" style="position:absolute;margin-left:98.7pt;margin-top:31.55pt;width:22.5pt;height:52.5pt;z-index:251716608;visibility:visible;mso-wrap-style:square;mso-wrap-distance-left:9pt;mso-wrap-distance-top:0;mso-wrap-distance-right:9pt;mso-wrap-distance-bottom:0;mso-position-horizontal:absolute;mso-position-horizontal-relative:text;mso-position-vertical:absolute;mso-position-vertical-relative:text" o:gfxdata="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" strokecolor="#4472c4 [3204]" strokeweight=".5pt">
+                <v:stroke endarrow="block" joinstyle="miter"/>
+              </v:shape>
+            </w:pict>
+          </mc:Fallback>
+        </mc:AlternateContent>
+      </w:r>
+      <w:r>
+        <w:rPr>
+          <w:noProof/>
+          <w:sz w:val="24"/>
+          <w:szCs w:val="24"/>
+        </w:rPr>
+        <mc:AlternateContent>
+          <mc:Choice Requires="wps">
+            <w:drawing>
+              <wp:anchor distT="0" distB="0" distL="114300" distR="114300" simplePos="0" relativeHeight="251715584" behindDoc="0" locked="0" layoutInCell="1" allowOverlap="1">
+                <wp:simplePos x="0" y="0"/>
+                <wp:positionH relativeFrom="column">
+                  <wp:posOffset>1015365</wp:posOffset>
+                </wp:positionH>
+                <wp:positionV relativeFrom="paragraph">
+                  <wp:posOffset>372110</wp:posOffset>
+                </wp:positionV>
+                <wp:extent cx="219075" cy="666750"/>
+                <wp:effectExtent l="0" t="0" r="66675" b="57150"/>
+                <wp:wrapNone/>
+                <wp:docPr id="179" name="Conector de Seta Reta 179"/>
+                <wp:cNvGraphicFramePr/>
+                <a:graphic xmlns:a="http://schemas.openxmlformats.org/drawingml/2006/main">
+                  <a:graphicData uri="http://schemas.microsoft.com/office/word/2010/wordprocessingShape">
+                    <wps:wsp>
+                      <wps:cNvCnPr/>
+                      <wps:spPr>
+                        <a:xfrm>
+                          <a:off x="0" y="0"/>
+                          <a:ext cx="219075" cy="666750"/>
+                        </a:xfrm>
+                        <a:prstGeom prst="straightConnector1">
+                          <a:avLst/>
+                        </a:prstGeom>
+                        <a:ln>
+                          <a:tailEnd type="triangle"/>
+                        </a:ln>
+                      </wps:spPr>
+                      <wps:style>
+                        <a:lnRef idx="1">
+                          <a:schemeClr val="dk1"/>
+                        </a:lnRef>
+                        <a:fillRef idx="0">
+                          <a:schemeClr val="dk1"/>
+                        </a:fillRef>
+                        <a:effectRef idx="0">
+                          <a:schemeClr val="dk1"/>
+                        </a:effectRef>
+                        <a:fontRef idx="minor">
+                          <a:schemeClr val="tx1"/>
+                        </a:fontRef>
+                      </wps:style>
+                      <wps:bodyPr/>
+                    </wps:wsp>
+                  </a:graphicData>
+                </a:graphic>
+              </wp:anchor>
+            </w:drawing>
+          </mc:Choice>
+          <mc:Fallback>
+            <w:pict>
+              <v:shape w14:anchorId="0C234872" id="Conector de Seta Reta 179" o:spid="_x0000_s1026" type="#_x0000_t32" style="position:absolute;margin-left:79.95pt;margin-top:29.3pt;width:17.25pt;height:52.5pt;z-index:251715584;visibility:visible;mso-wrap-style:square;mso-wrap-distance-left:9pt;mso-wrap-distance-top:0;mso-wrap-distance-right:9pt;mso-wrap-distance-bottom:0;mso-position-horizontal:absolute;mso-position-horizontal-relative:text;mso-position-vertical:absolute;mso-position-vertical-relative:text" o:gfxdata="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" strokecolor="black [3200]" strokeweight=".5pt">
+                <v:stroke endarrow="block" joinstyle="miter"/>
+              </v:shape>
+            </w:pict>
+          </mc:Fallback>
+        </mc:AlternateContent>
+      </w:r>
+      <w:r>
+        <w:rPr>
+          <w:sz w:val="24"/>
+          <w:szCs w:val="24"/>
+        </w:rPr>
+        <w:t xml:space="preserve">Na </w:t>
+      </w:r>
+      <w:proofErr w:type="spellStart"/>
+      <w:r>
+        <w:rPr>
+          <w:sz w:val="24"/>
+          <w:szCs w:val="24"/>
+        </w:rPr>
+        <w:t>class</w:t>
+      </w:r>
+      <w:proofErr w:type="spellEnd"/>
+      <w:r>
+        <w:rPr>
+          <w:sz w:val="24"/>
+          <w:szCs w:val="24"/>
+        </w:rPr>
+        <w:t xml:space="preserve"> </w:t>
+      </w:r>
+      <w:proofErr w:type="spellStart"/>
+      <w:r>
+        <w:rPr>
+          <w:sz w:val="24"/>
+          <w:szCs w:val="24"/>
+        </w:rPr>
+        <w:t>imagembeneficios</w:t>
+      </w:r>
+      <w:proofErr w:type="spellEnd"/>
+      <w:r>
+        <w:rPr>
+          <w:sz w:val="24"/>
+          <w:szCs w:val="24"/>
+        </w:rPr>
+        <w:t xml:space="preserve"> vamos colocar box-</w:t>
+      </w:r>
+      <w:proofErr w:type="spellStart"/>
+      <w:r>
+        <w:rPr>
+          <w:sz w:val="24"/>
+          <w:szCs w:val="24"/>
+        </w:rPr>
+        <w:t>shadow</w:t>
+      </w:r>
+      <w:proofErr w:type="spellEnd"/>
+      <w:r>
+        <w:rPr>
+          <w:sz w:val="24"/>
+          <w:szCs w:val="24"/>
+        </w:rPr>
+        <w:t xml:space="preserve"> que significa sombra em caixa que possui eixo x e y </w:t>
+      </w:r>
+    </w:p>
+    <w:p>
+      <w:pPr>
+        <w:tabs>
+          <w:tab w:val="left" w:pos="1275"/>
+        </w:tabs>
+        <w:rPr>
+          <w:sz w:val="24"/>
+          <w:szCs w:val="24"/>
+        </w:rPr>
+      </w:pPr>
+      <w:r>
+        <w:rPr>
+          <w:noProof/>
+          <w:sz w:val="24"/>
+          <w:szCs w:val="24"/>
+        </w:rPr>
+        <w:drawing>
+          <wp:inline distT="0" distB="0" distL="0" distR="0" wp14:anchorId="0F42A36B" wp14:editId="75810CE2">
+            <wp:extent cx="2772162" cy="943107"/>
+            <wp:effectExtent l="0" t="0" r="0" b="9525"/>
+            <wp:docPr id="178" name="Imagem 178"/>
+            <wp:cNvGraphicFramePr>
+              <a:graphicFrameLocks xmlns:a="http://schemas.openxmlformats.org/drawingml/2006/main" noChangeAspect="1"/>
+            </wp:cNvGraphicFramePr>
+            <a:graphic xmlns:a="http://schemas.openxmlformats.org/drawingml/2006/main">
+              <a:graphicData uri="http://schemas.openxmlformats.org/drawingml/2006/picture">
+                <pic:pic xmlns:pic="http://schemas.openxmlformats.org/drawingml/2006/picture">
+                  <pic:nvPicPr>
+                    <pic:cNvPr id="1" name=""/>
+                    <pic:cNvPicPr/>
+                  </pic:nvPicPr>
+                  <pic:blipFill>
+                    <a:blip r:embed="rId143"/>
+                    <a:stretch>
+                      <a:fillRect/>
+                    </a:stretch>
+                  </pic:blipFill>
+                  <pic:spPr>
+                    <a:xfrm>
+                      <a:off x="0" y="0"/>
+                      <a:ext cx="2772162" cy="943107"/>
+                    </a:xfrm>
+                    <a:prstGeom prst="rect">
+                      <a:avLst/>
+                    </a:prstGeom>
+                  </pic:spPr>
+                </pic:pic>
+              </a:graphicData>
+            </a:graphic>
+          </wp:inline>
+        </w:drawing>
+      </w:r>
+    </w:p>
+    <w:p>
+      <w:pPr>
+        <w:tabs>
+          <w:tab w:val="left" w:pos="1275"/>
+        </w:tabs>
+        <w:rPr>
+          <w:sz w:val="24"/>
+          <w:szCs w:val="24"/>
+        </w:rPr>
+      </w:pPr>
+      <w:r>
+        <w:rPr>
+          <w:sz w:val="24"/>
+          <w:szCs w:val="24"/>
+        </w:rPr>
+        <w:lastRenderedPageBreak/>
+        <w:t xml:space="preserve">94 – Para melhorar o espalhamento da sombra existe um terceiro elemento chamado </w:t>
+      </w:r>
+      <w:proofErr w:type="spellStart"/>
+      <w:r>
+        <w:rPr>
+          <w:sz w:val="24"/>
+          <w:szCs w:val="24"/>
+        </w:rPr>
+        <w:t>bluer</w:t>
+      </w:r>
+      <w:proofErr w:type="spellEnd"/>
+      <w:r>
+        <w:rPr>
+          <w:sz w:val="24"/>
+          <w:szCs w:val="24"/>
+        </w:rPr>
+        <w:t xml:space="preserve"> que vai do solido para o transparente.</w:t>
+      </w:r>
+    </w:p>
+    <w:p>
+      <w:pPr>
+        <w:tabs>
+          <w:tab w:val="left" w:pos="1275"/>
+        </w:tabs>
+        <w:rPr>
+          <w:sz w:val="24"/>
+          <w:szCs w:val="24"/>
+        </w:rPr>
+      </w:pPr>
+      <w:r>
+        <w:rPr>
+          <w:noProof/>
+          <w:sz w:val="24"/>
+          <w:szCs w:val="24"/>
+        </w:rPr>
+        <w:drawing>
+          <wp:inline distT="0" distB="0" distL="0" distR="0" wp14:anchorId="7BF49595" wp14:editId="76909066">
+            <wp:extent cx="3105583" cy="1133633"/>
+            <wp:effectExtent l="0" t="0" r="0" b="9525"/>
+            <wp:docPr id="182" name="Imagem 182"/>
+            <wp:cNvGraphicFramePr>
+              <a:graphicFrameLocks xmlns:a="http://schemas.openxmlformats.org/drawingml/2006/main" noChangeAspect="1"/>
+            </wp:cNvGraphicFramePr>
+            <a:graphic xmlns:a="http://schemas.openxmlformats.org/drawingml/2006/main">
+              <a:graphicData uri="http://schemas.openxmlformats.org/drawingml/2006/picture">
+                <pic:pic xmlns:pic="http://schemas.openxmlformats.org/drawingml/2006/picture">
+                  <pic:nvPicPr>
+                    <pic:cNvPr id="1" name=""/>
+                    <pic:cNvPicPr/>
+                  </pic:nvPicPr>
+                  <pic:blipFill>
+                    <a:blip r:embed="rId144"/>
+                    <a:stretch>
+                      <a:fillRect/>
+                    </a:stretch>
+                  </pic:blipFill>
+                  <pic:spPr>
+                    <a:xfrm>
+                      <a:off x="0" y="0"/>
+                      <a:ext cx="3105583" cy="1133633"/>
+                    </a:xfrm>
+                    <a:prstGeom prst="rect">
+                      <a:avLst/>
+                    </a:prstGeom>
+                  </pic:spPr>
+                </pic:pic>
+              </a:graphicData>
+            </a:graphic>
+          </wp:inline>
+        </w:drawing>
+      </w:r>
+    </w:p>
+    <w:p>
+      <w:pPr>
+        <w:tabs>
+          <w:tab w:val="left" w:pos="1275"/>
+        </w:tabs>
+        <w:rPr>
+          <w:sz w:val="24"/>
+          <w:szCs w:val="24"/>
+        </w:rPr>
+      </w:pPr>
+      <w:r>
+        <w:rPr>
+          <w:sz w:val="24"/>
+          <w:szCs w:val="24"/>
+        </w:rPr>
+        <w:t xml:space="preserve">95 – temos ainda a quarta propriedade </w:t>
+      </w:r>
+      <w:r>
+        <w:rPr>
+          <w:sz w:val="24"/>
+          <w:szCs w:val="24"/>
+        </w:rPr>
+        <w:t xml:space="preserve">que configura a intensidade da borda a partir do tamanho do elemento, isso é, o tamanho da sombra </w:t>
+      </w:r>
+      <w:proofErr w:type="gramStart"/>
+      <w:r>
+        <w:rPr>
+          <w:sz w:val="24"/>
+          <w:szCs w:val="24"/>
+        </w:rPr>
+        <w:t>projetada .</w:t>
+      </w:r>
+      <w:proofErr w:type="gramEnd"/>
+    </w:p>
+    <w:p>
+      <w:pPr>
+        <w:tabs>
+          <w:tab w:val="left" w:pos="1275"/>
+        </w:tabs>
+        <w:rPr>
+          <w:sz w:val="24"/>
+          <w:szCs w:val="24"/>
+        </w:rPr>
+      </w:pPr>
+      <w:r>
+        <w:rPr>
+          <w:noProof/>
+          <w:sz w:val="24"/>
+          <w:szCs w:val="24"/>
+        </w:rPr>
+        <w:drawing>
+          <wp:inline distT="0" distB="0" distL="0" distR="0" wp14:anchorId="437ED594" wp14:editId="37282F32">
+            <wp:extent cx="3334215" cy="1086002"/>
+            <wp:effectExtent l="0" t="0" r="0" b="0"/>
+            <wp:docPr id="183" name="Imagem 183"/>
+            <wp:cNvGraphicFramePr>
+              <a:graphicFrameLocks xmlns:a="http://schemas.openxmlformats.org/drawingml/2006/main" noChangeAspect="1"/>
+            </wp:cNvGraphicFramePr>
+            <a:graphic xmlns:a="http://schemas.openxmlformats.org/drawingml/2006/main">
+              <a:graphicData uri="http://schemas.openxmlformats.org/drawingml/2006/picture">
+                <pic:pic xmlns:pic="http://schemas.openxmlformats.org/drawingml/2006/picture">
+                  <pic:nvPicPr>
+                    <pic:cNvPr id="1" name=""/>
+                    <pic:cNvPicPr/>
+                  </pic:nvPicPr>
+                  <pic:blipFill>
+                    <a:blip r:embed="rId145"/>
+                    <a:stretch>
+                      <a:fillRect/>
+                    </a:stretch>
+                  </pic:blipFill>
+                  <pic:spPr>
+                    <a:xfrm>
+                      <a:off x="0" y="0"/>
+                      <a:ext cx="3334215" cy="1086002"/>
+                    </a:xfrm>
+                    <a:prstGeom prst="rect">
+                      <a:avLst/>
+                    </a:prstGeom>
+                  </pic:spPr>
+                </pic:pic>
+              </a:graphicData>
+            </a:graphic>
+          </wp:inline>
+        </w:drawing>
+      </w:r>
+    </w:p>
+    <w:p>
+      <w:pPr>
+        <w:tabs>
+          <w:tab w:val="left" w:pos="1275"/>
+        </w:tabs>
+        <w:rPr>
+          <w:sz w:val="24"/>
+          <w:szCs w:val="24"/>
+        </w:rPr>
+      </w:pPr>
+      <w:r>
+        <w:rPr>
+          <w:sz w:val="24"/>
+          <w:szCs w:val="24"/>
+        </w:rPr>
+        <w:t xml:space="preserve">96 – </w:t>
+      </w:r>
+      <w:proofErr w:type="spellStart"/>
+      <w:r>
+        <w:rPr>
+          <w:sz w:val="24"/>
+          <w:szCs w:val="24"/>
+        </w:rPr>
+        <w:t>Desing</w:t>
+      </w:r>
+      <w:proofErr w:type="spellEnd"/>
+      <w:r>
+        <w:rPr>
+          <w:sz w:val="24"/>
+          <w:szCs w:val="24"/>
+        </w:rPr>
+        <w:t xml:space="preserve"> </w:t>
+      </w:r>
+      <w:proofErr w:type="gramStart"/>
+      <w:r>
+        <w:rPr>
+          <w:sz w:val="24"/>
+          <w:szCs w:val="24"/>
+        </w:rPr>
+        <w:t>Responsivo :</w:t>
+      </w:r>
+      <w:proofErr w:type="gramEnd"/>
+    </w:p>
+    <w:p>
+      <w:pPr>
+        <w:tabs>
+          <w:tab w:val="left" w:pos="1275"/>
+        </w:tabs>
+        <w:rPr>
+          <w:sz w:val="24"/>
+          <w:szCs w:val="24"/>
+        </w:rPr>
+      </w:pPr>
+      <w:r>
+        <w:rPr>
+          <w:sz w:val="24"/>
+          <w:szCs w:val="24"/>
+        </w:rPr>
+        <w:t xml:space="preserve">Oque podemos fazer para saber se a nossa pagina está adaptada para o uso de </w:t>
+      </w:r>
+      <w:proofErr w:type="spellStart"/>
+      <w:r>
+        <w:rPr>
+          <w:sz w:val="24"/>
+          <w:szCs w:val="24"/>
+        </w:rPr>
+        <w:t>celuar</w:t>
+      </w:r>
+      <w:proofErr w:type="spellEnd"/>
+      <w:r>
+        <w:rPr>
+          <w:sz w:val="24"/>
+          <w:szCs w:val="24"/>
+        </w:rPr>
+        <w:t>?</w:t>
+      </w:r>
+    </w:p>
+    <w:p>
+      <w:pPr>
+        <w:tabs>
+          <w:tab w:val="left" w:pos="1275"/>
+        </w:tabs>
+        <w:rPr>
+          <w:sz w:val="24"/>
+          <w:szCs w:val="24"/>
+        </w:rPr>
+      </w:pPr>
+      <w:r>
+        <w:rPr>
+          <w:sz w:val="24"/>
+          <w:szCs w:val="24"/>
+        </w:rPr>
+        <w:t>Tem duas formas de abrir e verificar a ferramenta de desenvolvedor onde observamos se o site est</w:t>
+      </w:r>
+      <w:r>
+        <w:rPr>
+          <w:sz w:val="24"/>
+          <w:szCs w:val="24"/>
+        </w:rPr>
+        <w:t>á</w:t>
+      </w:r>
+      <w:r>
+        <w:rPr>
+          <w:sz w:val="24"/>
+          <w:szCs w:val="24"/>
+        </w:rPr>
+        <w:t xml:space="preserve"> </w:t>
+      </w:r>
+      <w:r>
+        <w:rPr>
+          <w:sz w:val="24"/>
+          <w:szCs w:val="24"/>
+        </w:rPr>
+        <w:t>o</w:t>
+      </w:r>
+      <w:r>
+        <w:rPr>
+          <w:sz w:val="24"/>
+          <w:szCs w:val="24"/>
+        </w:rPr>
+        <w:t xml:space="preserve">u não para celular. </w:t>
+      </w:r>
+    </w:p>
+    <w:p>
+      <w:pPr>
+        <w:tabs>
+          <w:tab w:val="left" w:pos="1275"/>
+        </w:tabs>
+        <w:rPr>
+          <w:sz w:val="24"/>
+          <w:szCs w:val="24"/>
+        </w:rPr>
+      </w:pPr>
+      <w:r>
+        <w:rPr>
+          <w:noProof/>
+          <w:sz w:val="24"/>
+          <w:szCs w:val="24"/>
+        </w:rPr>
+        <mc:AlternateContent>
+          <mc:Choice Requires="wps">
+            <w:drawing>
+              <wp:anchor distT="0" distB="0" distL="114300" distR="114300" simplePos="0" relativeHeight="251719680" behindDoc="0" locked="0" layoutInCell="1" allowOverlap="1">
+                <wp:simplePos x="0" y="0"/>
+                <wp:positionH relativeFrom="column">
+                  <wp:posOffset>815339</wp:posOffset>
+                </wp:positionH>
+                <wp:positionV relativeFrom="paragraph">
+                  <wp:posOffset>239395</wp:posOffset>
+                </wp:positionV>
+                <wp:extent cx="1438275" cy="552450"/>
+                <wp:effectExtent l="0" t="0" r="66675" b="57150"/>
+                <wp:wrapNone/>
+                <wp:docPr id="185" name="Conector de Seta Reta 185"/>
+                <wp:cNvGraphicFramePr/>
+                <a:graphic xmlns:a="http://schemas.openxmlformats.org/drawingml/2006/main">
+                  <a:graphicData uri="http://schemas.microsoft.com/office/word/2010/wordprocessingShape">
+                    <wps:wsp>
+                      <wps:cNvCnPr/>
+                      <wps:spPr>
+                        <a:xfrm>
+                          <a:off x="0" y="0"/>
+                          <a:ext cx="1438275" cy="552450"/>
+                        </a:xfrm>
+                        <a:prstGeom prst="straightConnector1">
+                          <a:avLst/>
+                        </a:prstGeom>
+                        <a:ln>
+                          <a:tailEnd type="triangle"/>
+                        </a:ln>
+                      </wps:spPr>
+                      <wps:style>
+                        <a:lnRef idx="1">
+                          <a:schemeClr val="accent1"/>
+                        </a:lnRef>
+                        <a:fillRef idx="0">
+                          <a:schemeClr val="accent1"/>
+                        </a:fillRef>
+                        <a:effectRef idx="0">
+                          <a:schemeClr val="accent1"/>
+                        </a:effectRef>
+                        <a:fontRef idx="minor">
+                          <a:schemeClr val="tx1"/>
+                        </a:fontRef>
+                      </wps:style>
+                      <wps:bodyPr/>
+                    </wps:wsp>
+                  </a:graphicData>
+                </a:graphic>
+              </wp:anchor>
+            </w:drawing>
+          </mc:Choice>
+          <mc:Fallback>
+            <w:pict>
+              <v:shape w14:anchorId="486D1AA7" id="Conector de Seta Reta 185" o:spid="_x0000_s1026" type="#_x0000_t32" style="position:absolute;margin-left:64.2pt;margin-top:18.85pt;width:113.25pt;height:43.5pt;z-index:251719680;visibility:visible;mso-wrap-style:square;mso-wrap-distance-left:9pt;mso-wrap-distance-top:0;mso-wrap-distance-right:9pt;mso-wrap-distance-bottom:0;mso-position-horizontal:absolute;mso-position-horizontal-relative:text;mso-position-vertical:absolute;mso-position-vertical-relative:text" o:gfxdata="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" strokecolor="#4472c4 [3204]" strokeweight=".5pt">
+                <v:stroke endarrow="block" joinstyle="miter"/>
+              </v:shape>
+            </w:pict>
+          </mc:Fallback>
+        </mc:AlternateContent>
+      </w:r>
+      <w:r>
+        <w:rPr>
+          <w:sz w:val="24"/>
+          <w:szCs w:val="24"/>
+        </w:rPr>
+        <w:t xml:space="preserve">1 </w:t>
+      </w:r>
+      <w:proofErr w:type="spellStart"/>
+      <w:r>
+        <w:rPr>
+          <w:sz w:val="24"/>
+          <w:szCs w:val="24"/>
+        </w:rPr>
+        <w:t>Ctrl</w:t>
+      </w:r>
+      <w:proofErr w:type="spellEnd"/>
+      <w:r>
+        <w:rPr>
+          <w:sz w:val="24"/>
+          <w:szCs w:val="24"/>
+        </w:rPr>
+        <w:t xml:space="preserve"> + Shift + 1</w:t>
+      </w:r>
+    </w:p>
+    <w:p>
+      <w:pPr>
+        <w:tabs>
+          <w:tab w:val="left" w:pos="1275"/>
+        </w:tabs>
+        <w:rPr>
+          <w:sz w:val="24"/>
+          <w:szCs w:val="24"/>
+        </w:rPr>
+      </w:pPr>
+      <w:r>
+        <w:rPr>
+          <w:noProof/>
+        </w:rPr>
+        <w:drawing>
+          <wp:anchor distT="0" distB="0" distL="114300" distR="114300" simplePos="0" relativeHeight="251718656" behindDoc="0" locked="0" layoutInCell="1" allowOverlap="1" wp14:anchorId="4696EA19">
+            <wp:simplePos x="0" y="0"/>
+            <wp:positionH relativeFrom="column">
+              <wp:posOffset>-80010</wp:posOffset>
+            </wp:positionH>
+            <wp:positionV relativeFrom="paragraph">
+              <wp:posOffset>232410</wp:posOffset>
+            </wp:positionV>
+            <wp:extent cx="3781425" cy="2105025"/>
+            <wp:effectExtent l="0" t="0" r="9525" b="9525"/>
+            <wp:wrapNone/>
+            <wp:docPr id="184" name="Imagem 184"/>
+            <wp:cNvGraphicFramePr>
+              <a:graphicFrameLocks xmlns:a="http://schemas.openxmlformats.org/drawingml/2006/main" noChangeAspect="1"/>
+            </wp:cNvGraphicFramePr>
+            <a:graphic xmlns:a="http://schemas.openxmlformats.org/drawingml/2006/main">
+              <a:graphicData uri="http://schemas.openxmlformats.org/drawingml/2006/picture">
+                <pic:pic xmlns:pic="http://schemas.openxmlformats.org/drawingml/2006/picture">
+                  <pic:nvPicPr>
+                    <pic:cNvPr id="1" name=""/>
+                    <pic:cNvPicPr/>
+                  </pic:nvPicPr>
+                  <pic:blipFill>
+                    <a:blip r:embed="rId146" cstate="print">
+                      <a:extLst>
+                        <a:ext uri="{28A0092B-C50C-407E-A947-70E740481C1C}">
+                          <a14:useLocalDpi xmlns:a14="http://schemas.microsoft.com/office/drawing/2010/main" val="0"/>
+                        </a:ext>
+                      </a:extLst>
+                    </a:blip>
+                    <a:stretch>
+                      <a:fillRect/>
+                    </a:stretch>
+                  </pic:blipFill>
+                  <pic:spPr>
+                    <a:xfrm>
+                      <a:off x="0" y="0"/>
+                      <a:ext cx="3781425" cy="2105025"/>
+                    </a:xfrm>
+                    <a:prstGeom prst="rect">
+                      <a:avLst/>
+                    </a:prstGeom>
+                  </pic:spPr>
+                </pic:pic>
+              </a:graphicData>
+            </a:graphic>
+          </wp:anchor>
+        </w:drawing>
+      </w:r>
+      <w:r>
+        <w:rPr>
+          <w:sz w:val="24"/>
+          <w:szCs w:val="24"/>
+        </w:rPr>
+        <w:t>2 F12</w:t>
+      </w:r>
+    </w:p>
+    <w:p>
+      <w:pPr>
+        <w:tabs>
+          <w:tab w:val="left" w:pos="1275"/>
+        </w:tabs>
+        <w:rPr>
+          <w:sz w:val="24"/>
+          <w:szCs w:val="24"/>
+        </w:rPr>
+      </w:pPr>
+    </w:p>
+    <w:p>
+      <w:pPr>
+        <w:tabs>
+          <w:tab w:val="left" w:pos="1275"/>
+        </w:tabs>
+        <w:rPr>
+          <w:sz w:val="24"/>
+          <w:szCs w:val="24"/>
+        </w:rPr>
+      </w:pPr>
+      <w:r>
+        <w:rPr>
+          <w:sz w:val="24"/>
+          <w:szCs w:val="24"/>
+        </w:rPr>
+        <w:t xml:space="preserve"> +</w:t>
+      </w:r>
+    </w:p>
+    <w:p>
+      <w:pPr>
+        <w:tabs>
+          <w:tab w:val="left" w:pos="1275"/>
+        </w:tabs>
+        <w:rPr>
+          <w:sz w:val="24"/>
+          <w:szCs w:val="24"/>
+        </w:rPr>
+      </w:pPr>
+    </w:p>
+    <w:p>
+      <w:pPr>
+        <w:tabs>
+          <w:tab w:val="left" w:pos="1275"/>
+        </w:tabs>
+        <w:rPr>
+          <w:sz w:val="24"/>
+          <w:szCs w:val="24"/>
+        </w:rPr>
+      </w:pPr>
+    </w:p>
+    <w:p>
+      <w:pPr>
+        <w:tabs>
+          <w:tab w:val="left" w:pos="1275"/>
+        </w:tabs>
+        <w:rPr>
+          <w:sz w:val="24"/>
+          <w:szCs w:val="24"/>
+        </w:rPr>
+      </w:pPr>
+    </w:p>
+    <w:p>
+      <w:pPr>
+        <w:tabs>
+          <w:tab w:val="left" w:pos="1275"/>
+        </w:tabs>
+        <w:rPr>
+          <w:sz w:val="24"/>
+          <w:szCs w:val="24"/>
+        </w:rPr>
+      </w:pPr>
+    </w:p>
+    <w:p>
+      <w:pPr>
+        <w:tabs>
+          <w:tab w:val="left" w:pos="1275"/>
+        </w:tabs>
+        <w:rPr>
+          <w:sz w:val="24"/>
+          <w:szCs w:val="24"/>
+        </w:rPr>
+      </w:pPr>
+    </w:p>
+    <w:p>
+      <w:pPr>
+        <w:tabs>
+          <w:tab w:val="left" w:pos="1275"/>
+        </w:tabs>
+        <w:rPr>
+          <w:sz w:val="24"/>
+          <w:szCs w:val="24"/>
+        </w:rPr>
+      </w:pPr>
+      <w:r>
+        <w:rPr>
+          <w:sz w:val="24"/>
+          <w:szCs w:val="24"/>
+        </w:rPr>
+        <w:t xml:space="preserve">97 </w:t>
+      </w:r>
+      <w:r>
+        <w:rPr>
+          <w:sz w:val="24"/>
+          <w:szCs w:val="24"/>
+        </w:rPr>
+        <w:t xml:space="preserve">– </w:t>
+      </w:r>
+      <w:r>
+        <w:rPr>
+          <w:sz w:val="24"/>
+          <w:szCs w:val="24"/>
+        </w:rPr>
+        <w:t xml:space="preserve">O código a baixo mostra uma exceção caso a tela que esteja </w:t>
+      </w:r>
+      <w:proofErr w:type="spellStart"/>
+      <w:r>
+        <w:rPr>
+          <w:sz w:val="24"/>
+          <w:szCs w:val="24"/>
+        </w:rPr>
+        <w:t>renderizando</w:t>
+      </w:r>
+      <w:proofErr w:type="spellEnd"/>
+      <w:r>
+        <w:rPr>
+          <w:sz w:val="24"/>
+          <w:szCs w:val="24"/>
+        </w:rPr>
+        <w:t xml:space="preserve"> o site seja menor que 480px vai acionar o código da imagem </w:t>
+      </w:r>
+    </w:p>
+    <w:p>
+      <w:pPr>
+        <w:tabs>
+          <w:tab w:val="left" w:pos="1275"/>
+        </w:tabs>
+        <w:rPr>
+          <w:sz w:val="24"/>
+          <w:szCs w:val="24"/>
+        </w:rPr>
+      </w:pPr>
+      <w:r>
+        <w:rPr>
+          <w:noProof/>
+          <w:sz w:val="24"/>
+          <w:szCs w:val="24"/>
+        </w:rPr>
+        <w:drawing>
+          <wp:inline distT="0" distB="0" distL="0" distR="0" wp14:anchorId="35E273F8" wp14:editId="2FD22EEB">
+            <wp:extent cx="2857899" cy="628738"/>
+            <wp:effectExtent l="0" t="0" r="0" b="0"/>
+            <wp:docPr id="186" name="Imagem 186"/>
+            <wp:cNvGraphicFramePr>
+              <a:graphicFrameLocks xmlns:a="http://schemas.openxmlformats.org/drawingml/2006/main" noChangeAspect="1"/>
+            </wp:cNvGraphicFramePr>
+            <a:graphic xmlns:a="http://schemas.openxmlformats.org/drawingml/2006/main">
+              <a:graphicData uri="http://schemas.openxmlformats.org/drawingml/2006/picture">
+                <pic:pic xmlns:pic="http://schemas.openxmlformats.org/drawingml/2006/picture">
+                  <pic:nvPicPr>
+                    <pic:cNvPr id="1" name=""/>
+                    <pic:cNvPicPr/>
+                  </pic:nvPicPr>
+                  <pic:blipFill>
+                    <a:blip r:embed="rId147"/>
+                    <a:stretch>
+                      <a:fillRect/>
+                    </a:stretch>
+                  </pic:blipFill>
+                  <pic:spPr>
+                    <a:xfrm>
+                      <a:off x="0" y="0"/>
+                      <a:ext cx="2857899" cy="628738"/>
+                    </a:xfrm>
+                    <a:prstGeom prst="rect">
+                      <a:avLst/>
+                    </a:prstGeom>
+                  </pic:spPr>
+                </pic:pic>
+              </a:graphicData>
+            </a:graphic>
+          </wp:inline>
+        </w:drawing>
+      </w:r>
+    </w:p>
+    <w:p>
+      <w:pPr>
+        <w:tabs>
+          <w:tab w:val="left" w:pos="1275"/>
+        </w:tabs>
+        <w:rPr>
+          <w:sz w:val="24"/>
+          <w:szCs w:val="24"/>
+        </w:rPr>
+      </w:pPr>
+      <w:r>
+        <w:rPr>
+          <w:sz w:val="24"/>
+          <w:szCs w:val="24"/>
+        </w:rPr>
+        <w:lastRenderedPageBreak/>
+        <w:t xml:space="preserve">98 </w:t>
+      </w:r>
+      <w:r>
+        <w:rPr>
+          <w:sz w:val="24"/>
+          <w:szCs w:val="24"/>
+        </w:rPr>
+        <w:t>–</w:t>
+      </w:r>
+      <w:r>
+        <w:rPr>
+          <w:sz w:val="24"/>
+          <w:szCs w:val="24"/>
+        </w:rPr>
+        <w:t xml:space="preserve"> </w:t>
+      </w:r>
+      <w:r>
+        <w:rPr>
+          <w:sz w:val="24"/>
+          <w:szCs w:val="24"/>
+        </w:rPr>
+        <w:t xml:space="preserve">Para deixar o menu, </w:t>
+      </w:r>
+      <w:proofErr w:type="spellStart"/>
+      <w:r>
+        <w:rPr>
+          <w:sz w:val="24"/>
+          <w:szCs w:val="24"/>
+        </w:rPr>
+        <w:t>section</w:t>
+      </w:r>
+      <w:proofErr w:type="spellEnd"/>
+      <w:r>
+        <w:rPr>
+          <w:sz w:val="24"/>
+          <w:szCs w:val="24"/>
+        </w:rPr>
+        <w:t xml:space="preserve"> principal, mapa, mapa-</w:t>
+      </w:r>
+      <w:proofErr w:type="spellStart"/>
+      <w:r>
+        <w:rPr>
+          <w:sz w:val="24"/>
+          <w:szCs w:val="24"/>
+        </w:rPr>
+        <w:t>conteudo</w:t>
+      </w:r>
+      <w:proofErr w:type="spellEnd"/>
+      <w:r>
+        <w:rPr>
+          <w:sz w:val="24"/>
+          <w:szCs w:val="24"/>
+        </w:rPr>
+        <w:t xml:space="preserve">, benefícios e vídeos em nossa pagina index.html responsivo utilizamos a largura </w:t>
+      </w:r>
+      <w:proofErr w:type="spellStart"/>
+      <w:r>
+        <w:rPr>
+          <w:sz w:val="24"/>
+          <w:szCs w:val="24"/>
+        </w:rPr>
+        <w:t>width</w:t>
+      </w:r>
+      <w:proofErr w:type="spellEnd"/>
+      <w:r>
+        <w:rPr>
+          <w:sz w:val="24"/>
+          <w:szCs w:val="24"/>
+        </w:rPr>
+        <w:t>: auto e se dá porque o nosso site está bem estruturado ficando fácil de fazer a parte responsiva conforme imagem:</w:t>
+      </w:r>
+    </w:p>
+    <w:p>
+      <w:pPr>
+        <w:tabs>
+          <w:tab w:val="left" w:pos="1275"/>
+        </w:tabs>
+        <w:rPr>
+          <w:sz w:val="24"/>
+          <w:szCs w:val="24"/>
+        </w:rPr>
+      </w:pPr>
+      <w:r>
+        <w:rPr>
+          <w:noProof/>
+          <w:sz w:val="24"/>
+          <w:szCs w:val="24"/>
+        </w:rPr>
+        <w:drawing>
+          <wp:inline distT="0" distB="0" distL="0" distR="0" wp14:anchorId="59C7C4D4" wp14:editId="1F08D99F">
+            <wp:extent cx="5400040" cy="810260"/>
+            <wp:effectExtent l="0" t="0" r="0" b="8890"/>
+            <wp:docPr id="187" name="Imagem 187"/>
+            <wp:cNvGraphicFramePr>
+              <a:graphicFrameLocks xmlns:a="http://schemas.openxmlformats.org/drawingml/2006/main" noChangeAspect="1"/>
+            </wp:cNvGraphicFramePr>
+            <a:graphic xmlns:a="http://schemas.openxmlformats.org/drawingml/2006/main">
+              <a:graphicData uri="http://schemas.openxmlformats.org/drawingml/2006/picture">
+                <pic:pic xmlns:pic="http://schemas.openxmlformats.org/drawingml/2006/picture">
+                  <pic:nvPicPr>
+                    <pic:cNvPr id="1" name=""/>
+                    <pic:cNvPicPr/>
+                  </pic:nvPicPr>
+                  <pic:blipFill>
+                    <a:blip r:embed="rId148"/>
+                    <a:stretch>
+                      <a:fillRect/>
+                    </a:stretch>
+                  </pic:blipFill>
+                  <pic:spPr>
+                    <a:xfrm>
+                      <a:off x="0" y="0"/>
+                      <a:ext cx="5400040" cy="810260"/>
+                    </a:xfrm>
+                    <a:prstGeom prst="rect">
+                      <a:avLst/>
+                    </a:prstGeom>
+                  </pic:spPr>
+                </pic:pic>
+              </a:graphicData>
+            </a:graphic>
+          </wp:inline>
+        </w:drawing>
+      </w:r>
+    </w:p>
+    <w:p>
+      <w:pPr>
+        <w:tabs>
+          <w:tab w:val="left" w:pos="1275"/>
+        </w:tabs>
+        <w:rPr>
+          <w:sz w:val="24"/>
+          <w:szCs w:val="24"/>
+        </w:rPr>
+      </w:pPr>
+      <w:r>
+        <w:rPr>
+          <w:noProof/>
+          <w:sz w:val="24"/>
+          <w:szCs w:val="24"/>
+        </w:rPr>
+        <w:drawing>
+          <wp:anchor distT="0" distB="0" distL="114300" distR="114300" simplePos="0" relativeHeight="251721728" behindDoc="0" locked="0" layoutInCell="1" allowOverlap="1" wp14:anchorId="3396DD27">
+            <wp:simplePos x="0" y="0"/>
+            <wp:positionH relativeFrom="column">
+              <wp:posOffset>-708660</wp:posOffset>
+            </wp:positionH>
+            <wp:positionV relativeFrom="paragraph">
+              <wp:posOffset>307975</wp:posOffset>
+            </wp:positionV>
+            <wp:extent cx="5400040" cy="1189355"/>
+            <wp:effectExtent l="0" t="0" r="0" b="0"/>
+            <wp:wrapNone/>
+            <wp:docPr id="189" name="Imagem 189"/>
+            <wp:cNvGraphicFramePr>
+              <a:graphicFrameLocks xmlns:a="http://schemas.openxmlformats.org/drawingml/2006/main" noChangeAspect="1"/>
+            </wp:cNvGraphicFramePr>
+            <a:graphic xmlns:a="http://schemas.openxmlformats.org/drawingml/2006/main">
+              <a:graphicData uri="http://schemas.openxmlformats.org/drawingml/2006/picture">
+                <pic:pic xmlns:pic="http://schemas.openxmlformats.org/drawingml/2006/picture">
+                  <pic:nvPicPr>
+                    <pic:cNvPr id="1" name=""/>
+                    <pic:cNvPicPr/>
+                  </pic:nvPicPr>
+                  <pic:blipFill>
+                    <a:blip r:embed="rId149">
+                      <a:extLst>
+                        <a:ext uri="{28A0092B-C50C-407E-A947-70E740481C1C}">
+                          <a14:useLocalDpi xmlns:a14="http://schemas.microsoft.com/office/drawing/2010/main" val="0"/>
+                        </a:ext>
+                      </a:extLst>
+                    </a:blip>
+                    <a:stretch>
+                      <a:fillRect/>
+                    </a:stretch>
+                  </pic:blipFill>
+                  <pic:spPr>
+                    <a:xfrm>
+                      <a:off x="0" y="0"/>
+                      <a:ext cx="5400040" cy="1189355"/>
+                    </a:xfrm>
+                    <a:prstGeom prst="rect">
+                      <a:avLst/>
+                    </a:prstGeom>
+                  </pic:spPr>
+                </pic:pic>
+              </a:graphicData>
+            </a:graphic>
+          </wp:anchor>
+        </w:drawing>
+      </w:r>
+      <w:r>
+        <w:rPr>
+          <w:sz w:val="24"/>
+          <w:szCs w:val="24"/>
+        </w:rPr>
+        <w:t xml:space="preserve">99 </w:t>
+      </w:r>
+      <w:r>
+        <w:rPr>
+          <w:sz w:val="24"/>
+          <w:szCs w:val="24"/>
+        </w:rPr>
+        <w:t>–</w:t>
+      </w:r>
+      <w:r>
+        <w:rPr>
+          <w:sz w:val="24"/>
+          <w:szCs w:val="24"/>
+        </w:rPr>
+        <w:t xml:space="preserve"> </w:t>
+      </w:r>
+      <w:r>
+        <w:rPr>
+          <w:sz w:val="24"/>
+          <w:szCs w:val="24"/>
+        </w:rPr>
+        <w:t>Para centralizar o logo que está dentro do h1 utilizamos o seguinte código:</w:t>
+      </w:r>
+    </w:p>
+    <w:p>
+      <w:pPr>
+        <w:tabs>
+          <w:tab w:val="left" w:pos="1275"/>
+        </w:tabs>
+        <w:rPr>
+          <w:sz w:val="24"/>
+          <w:szCs w:val="24"/>
+        </w:rPr>
+      </w:pPr>
+      <w:r>
+        <w:rPr>
+          <w:noProof/>
+          <w:sz w:val="24"/>
+          <w:szCs w:val="24"/>
+        </w:rPr>
+        <w:drawing>
+          <wp:anchor distT="0" distB="0" distL="114300" distR="114300" simplePos="0" relativeHeight="251720704" behindDoc="0" locked="0" layoutInCell="1" allowOverlap="1" wp14:anchorId="69A24720">
+            <wp:simplePos x="0" y="0"/>
+            <wp:positionH relativeFrom="column">
+              <wp:posOffset>4777740</wp:posOffset>
+            </wp:positionH>
+            <wp:positionV relativeFrom="paragraph">
+              <wp:posOffset>5715</wp:posOffset>
+            </wp:positionV>
+            <wp:extent cx="1257014" cy="2124075"/>
+            <wp:effectExtent l="0" t="0" r="635" b="0"/>
+            <wp:wrapNone/>
+            <wp:docPr id="190" name="Imagem 190"/>
+            <wp:cNvGraphicFramePr>
+              <a:graphicFrameLocks xmlns:a="http://schemas.openxmlformats.org/drawingml/2006/main" noChangeAspect="1"/>
+            </wp:cNvGraphicFramePr>
+            <a:graphic xmlns:a="http://schemas.openxmlformats.org/drawingml/2006/main">
+              <a:graphicData uri="http://schemas.openxmlformats.org/drawingml/2006/picture">
+                <pic:pic xmlns:pic="http://schemas.openxmlformats.org/drawingml/2006/picture">
+                  <pic:nvPicPr>
+                    <pic:cNvPr id="1" name=""/>
+                    <pic:cNvPicPr/>
+                  </pic:nvPicPr>
+                  <pic:blipFill>
+                    <a:blip r:embed="rId150">
+                      <a:extLst>
+                        <a:ext uri="{28A0092B-C50C-407E-A947-70E740481C1C}">
+                          <a14:useLocalDpi xmlns:a14="http://schemas.microsoft.com/office/drawing/2010/main" val="0"/>
+                        </a:ext>
+                      </a:extLst>
+                    </a:blip>
+                    <a:stretch>
+                      <a:fillRect/>
+                    </a:stretch>
+                  </pic:blipFill>
+                  <pic:spPr>
+                    <a:xfrm>
+                      <a:off x="0" y="0"/>
+                      <a:ext cx="1257014" cy="2124075"/>
+                    </a:xfrm>
+                    <a:prstGeom prst="rect">
+                      <a:avLst/>
+                    </a:prstGeom>
+                  </pic:spPr>
+                </pic:pic>
+              </a:graphicData>
+            </a:graphic>
+          </wp:anchor>
+        </w:drawing>
+      </w:r>
+    </w:p>
+    <w:p>
+      <w:pPr>
+        <w:tabs>
+          <w:tab w:val="left" w:pos="1275"/>
+        </w:tabs>
+        <w:rPr>
+          <w:sz w:val="24"/>
+          <w:szCs w:val="24"/>
+        </w:rPr>
+      </w:pPr>
+    </w:p>
+    <w:p>
+      <w:pPr>
+        <w:tabs>
+          <w:tab w:val="left" w:pos="1275"/>
+        </w:tabs>
+        <w:rPr>
+          <w:sz w:val="24"/>
+          <w:szCs w:val="24"/>
+        </w:rPr>
+      </w:pPr>
+    </w:p>
+    <w:p>
+      <w:pPr>
+        <w:tabs>
+          <w:tab w:val="left" w:pos="1275"/>
+        </w:tabs>
+        <w:rPr>
+          <w:sz w:val="24"/>
+          <w:szCs w:val="24"/>
+        </w:rPr>
+      </w:pPr>
+    </w:p>
+    <w:p>
+      <w:pPr>
+        <w:tabs>
+          <w:tab w:val="left" w:pos="1275"/>
+        </w:tabs>
+        <w:rPr>
+          <w:sz w:val="24"/>
+          <w:szCs w:val="24"/>
+        </w:rPr>
+      </w:pPr>
+    </w:p>
+    <w:p>
+      <w:pPr>
+        <w:tabs>
+          <w:tab w:val="left" w:pos="1275"/>
+        </w:tabs>
+        <w:rPr>
+          <w:sz w:val="24"/>
+          <w:szCs w:val="24"/>
+        </w:rPr>
+      </w:pPr>
+    </w:p>
+    <w:p>
+      <w:pPr>
+        <w:tabs>
+          <w:tab w:val="left" w:pos="1275"/>
+        </w:tabs>
+        <w:rPr>
+          <w:sz w:val="24"/>
+          <w:szCs w:val="24"/>
+        </w:rPr>
+      </w:pPr>
+    </w:p>
+    <w:p>
+      <w:pPr>
+        <w:tabs>
+          <w:tab w:val="left" w:pos="1275"/>
+        </w:tabs>
+        <w:rPr>
+          <w:sz w:val="24"/>
+          <w:szCs w:val="24"/>
+        </w:rPr>
+      </w:pPr>
+    </w:p>
+    <w:p>
+      <w:pPr>
+        <w:tabs>
+          <w:tab w:val="left" w:pos="1275"/>
+        </w:tabs>
+        <w:rPr>
+          <w:sz w:val="24"/>
+          <w:szCs w:val="24"/>
+        </w:rPr>
+      </w:pPr>
+    </w:p>
+    <w:p>
+      <w:pPr>
+        <w:tabs>
+          <w:tab w:val="left" w:pos="1275"/>
+        </w:tabs>
+        <w:rPr>
+          <w:sz w:val="24"/>
+          <w:szCs w:val="24"/>
+        </w:rPr>
+      </w:pPr>
+      <w:r>
+        <w:rPr>
+          <w:noProof/>
+          <w:sz w:val="24"/>
+          <w:szCs w:val="24"/>
+        </w:rPr>
+        <mc:AlternateContent>
+          <mc:Choice Requires="wps">
+            <w:drawing>
+              <wp:anchor distT="0" distB="0" distL="114300" distR="114300" simplePos="0" relativeHeight="251722752" behindDoc="0" locked="0" layoutInCell="1" allowOverlap="1">
+                <wp:simplePos x="0" y="0"/>
+                <wp:positionH relativeFrom="column">
+                  <wp:posOffset>434340</wp:posOffset>
+                </wp:positionH>
+                <wp:positionV relativeFrom="paragraph">
+                  <wp:posOffset>389890</wp:posOffset>
+                </wp:positionV>
+                <wp:extent cx="19050" cy="1485900"/>
+                <wp:effectExtent l="57150" t="0" r="57150" b="57150"/>
+                <wp:wrapNone/>
+                <wp:docPr id="192" name="Conector de Seta Reta 192"/>
+                <wp:cNvGraphicFramePr/>
+                <a:graphic xmlns:a="http://schemas.openxmlformats.org/drawingml/2006/main">
+                  <a:graphicData uri="http://schemas.microsoft.com/office/word/2010/wordprocessingShape">
+                    <wps:wsp>
+                      <wps:cNvCnPr/>
+                      <wps:spPr>
+                        <a:xfrm>
+                          <a:off x="0" y="0"/>
+                          <a:ext cx="19050" cy="1485900"/>
+                        </a:xfrm>
+                        <a:prstGeom prst="straightConnector1">
+                          <a:avLst/>
+                        </a:prstGeom>
+                        <a:ln>
+                          <a:tailEnd type="triangle"/>
+                        </a:ln>
+                      </wps:spPr>
+                      <wps:style>
+                        <a:lnRef idx="1">
+                          <a:schemeClr val="accent1"/>
+                        </a:lnRef>
+                        <a:fillRef idx="0">
+                          <a:schemeClr val="accent1"/>
+                        </a:fillRef>
+                        <a:effectRef idx="0">
+                          <a:schemeClr val="accent1"/>
+                        </a:effectRef>
+                        <a:fontRef idx="minor">
+                          <a:schemeClr val="tx1"/>
+                        </a:fontRef>
+                      </wps:style>
+                      <wps:bodyPr/>
+                    </wps:wsp>
+                  </a:graphicData>
+                </a:graphic>
+              </wp:anchor>
+            </w:drawing>
+          </mc:Choice>
+          <mc:Fallback>
+            <w:pict>
+              <v:shapetype w14:anchorId="6720972A" id="_x0000_t32" coordsize="21600,21600" o:spt="32" o:oned="t" path="m,l21600,21600e" filled="f">
+                <v:path arrowok="t" fillok="f" o:connecttype="none"/>
+                <o:lock v:ext="edit" shapetype="t"/>
+              </v:shapetype>
+              <v:shape id="Conector de Seta Reta 192" o:spid="_x0000_s1026" type="#_x0000_t32" style="position:absolute;margin-left:34.2pt;margin-top:30.7pt;width:1.5pt;height:117pt;z-index:251722752;visibility:visible;mso-wrap-style:square;mso-wrap-distance-left:9pt;mso-wrap-distance-top:0;mso-wrap-distance-right:9pt;mso-wrap-distance-bottom:0;mso-position-horizontal:absolute;mso-position-horizontal-relative:text;mso-position-vertical:absolute;mso-position-vertical-relative:text" o:gfxdata="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" strokecolor="#4472c4 [3204]" strokeweight=".5pt">
+                <v:stroke endarrow="block" joinstyle="miter"/>
+              </v:shape>
+            </w:pict>
+          </mc:Fallback>
+        </mc:AlternateContent>
+      </w:r>
+      <w:r>
+        <w:rPr>
+          <w:sz w:val="24"/>
+          <w:szCs w:val="24"/>
+        </w:rPr>
+        <w:t xml:space="preserve">100 – Para colocar o menu a baixo do logo utilizamos </w:t>
+      </w:r>
+      <w:r>
+        <w:rPr>
+          <w:sz w:val="24"/>
+          <w:szCs w:val="24"/>
+        </w:rPr>
+        <w:t xml:space="preserve">o position: </w:t>
+      </w:r>
+      <w:proofErr w:type="spellStart"/>
+      <w:r>
+        <w:rPr>
+          <w:sz w:val="24"/>
+          <w:szCs w:val="24"/>
+        </w:rPr>
+        <w:t>static</w:t>
+      </w:r>
+      <w:proofErr w:type="spellEnd"/>
+      <w:r>
+        <w:rPr>
+          <w:sz w:val="24"/>
+          <w:szCs w:val="24"/>
+        </w:rPr>
+        <w:t xml:space="preserve"> conforme o código:</w:t>
+      </w:r>
+    </w:p>
+    <w:p>
+      <w:pPr>
+        <w:tabs>
+          <w:tab w:val="left" w:pos="1275"/>
+        </w:tabs>
+        <w:rPr>
+          <w:sz w:val="24"/>
+          <w:szCs w:val="24"/>
+        </w:rPr>
+      </w:pPr>
+      <w:r>
+        <w:rPr>
+          <w:noProof/>
+          <w:sz w:val="24"/>
+          <w:szCs w:val="24"/>
+        </w:rPr>
+        <w:drawing>
+          <wp:inline distT="0" distB="0" distL="0" distR="0" wp14:anchorId="3B786616" wp14:editId="6B019D45">
+            <wp:extent cx="5400040" cy="2039620"/>
+            <wp:effectExtent l="0" t="0" r="0" b="0"/>
+            <wp:docPr id="191" name="Imagem 191"/>
+            <wp:cNvGraphicFramePr>
+              <a:graphicFrameLocks xmlns:a="http://schemas.openxmlformats.org/drawingml/2006/main" noChangeAspect="1"/>
+            </wp:cNvGraphicFramePr>
+            <a:graphic xmlns:a="http://schemas.openxmlformats.org/drawingml/2006/main">
+              <a:graphicData uri="http://schemas.openxmlformats.org/drawingml/2006/picture">
+                <pic:pic xmlns:pic="http://schemas.openxmlformats.org/drawingml/2006/picture">
+                  <pic:nvPicPr>
+                    <pic:cNvPr id="1" name=""/>
+                    <pic:cNvPicPr/>
+                  </pic:nvPicPr>
+                  <pic:blipFill>
+                    <a:blip r:embed="rId151"/>
+                    <a:stretch>
+                      <a:fillRect/>
+                    </a:stretch>
+                  </pic:blipFill>
+                  <pic:spPr>
+                    <a:xfrm>
+                      <a:off x="0" y="0"/>
+                      <a:ext cx="5400040" cy="2039620"/>
+                    </a:xfrm>
+                    <a:prstGeom prst="rect">
+                      <a:avLst/>
+                    </a:prstGeom>
+                  </pic:spPr>
+                </pic:pic>
+              </a:graphicData>
+            </a:graphic>
+          </wp:inline>
+        </w:drawing>
+      </w:r>
+    </w:p>
+    <w:p>
+      <w:pPr>
+        <w:tabs>
+          <w:tab w:val="left" w:pos="1275"/>
+        </w:tabs>
+        <w:rPr>
+          <w:sz w:val="24"/>
+          <w:szCs w:val="24"/>
+        </w:rPr>
+      </w:pPr>
+      <w:r>
+        <w:rPr>
+          <w:noProof/>
+          <w:sz w:val="24"/>
+          <w:szCs w:val="24"/>
+        </w:rPr>
+        <w:drawing>
+          <wp:anchor distT="0" distB="0" distL="114300" distR="114300" simplePos="0" relativeHeight="251723776" behindDoc="0" locked="0" layoutInCell="1" allowOverlap="1" wp14:anchorId="52A5DD43">
+            <wp:simplePos x="0" y="0"/>
+            <wp:positionH relativeFrom="margin">
+              <wp:posOffset>-76200</wp:posOffset>
+            </wp:positionH>
+            <wp:positionV relativeFrom="paragraph">
+              <wp:posOffset>445135</wp:posOffset>
+            </wp:positionV>
+            <wp:extent cx="4095750" cy="1657350"/>
+            <wp:effectExtent l="0" t="0" r="0" b="0"/>
+            <wp:wrapNone/>
+            <wp:docPr id="193" name="Imagem 193"/>
+            <wp:cNvGraphicFramePr>
+              <a:graphicFrameLocks xmlns:a="http://schemas.openxmlformats.org/drawingml/2006/main" noChangeAspect="1"/>
+            </wp:cNvGraphicFramePr>
+            <a:graphic xmlns:a="http://schemas.openxmlformats.org/drawingml/2006/main">
+              <a:graphicData uri="http://schemas.openxmlformats.org/drawingml/2006/picture">
+                <pic:pic xmlns:pic="http://schemas.openxmlformats.org/drawingml/2006/picture">
+                  <pic:nvPicPr>
+                    <pic:cNvPr id="1" name=""/>
+                    <pic:cNvPicPr/>
+                  </pic:nvPicPr>
+                  <pic:blipFill>
+                    <a:blip r:embed="rId152">
+                      <a:extLst>
+                        <a:ext uri="{28A0092B-C50C-407E-A947-70E740481C1C}">
+                          <a14:useLocalDpi xmlns:a14="http://schemas.microsoft.com/office/drawing/2010/main" val="0"/>
+                        </a:ext>
+                      </a:extLst>
+                    </a:blip>
+                    <a:stretch>
+                      <a:fillRect/>
+                    </a:stretch>
+                  </pic:blipFill>
+                  <pic:spPr>
+                    <a:xfrm>
+                      <a:off x="0" y="0"/>
+                      <a:ext cx="4095750" cy="1657350"/>
+                    </a:xfrm>
+                    <a:prstGeom prst="rect">
+                      <a:avLst/>
+                    </a:prstGeom>
+                  </pic:spPr>
+                </pic:pic>
+              </a:graphicData>
+            </a:graphic>
+            <wp14:sizeRelH relativeFrom="margin">
+              <wp14:pctWidth>0</wp14:pctWidth>
+            </wp14:sizeRelH>
+            <wp14:sizeRelV relativeFrom="margin">
+              <wp14:pctHeight>0</wp14:pctHeight>
+            </wp14:sizeRelV>
+          </wp:anchor>
+        </w:drawing>
+      </w:r>
+      <w:r>
+        <w:rPr>
+          <w:sz w:val="24"/>
+          <w:szCs w:val="24"/>
+        </w:rPr>
+        <w:t xml:space="preserve">101 </w:t>
+      </w:r>
+      <w:r>
+        <w:rPr>
+          <w:sz w:val="24"/>
+          <w:szCs w:val="24"/>
+        </w:rPr>
+        <w:t>–</w:t>
+      </w:r>
+      <w:r>
+        <w:rPr>
+          <w:sz w:val="24"/>
+          <w:szCs w:val="24"/>
+        </w:rPr>
+        <w:t xml:space="preserve"> </w:t>
+      </w:r>
+      <w:r>
+        <w:rPr>
+          <w:sz w:val="24"/>
+          <w:szCs w:val="24"/>
+        </w:rPr>
+        <w:t xml:space="preserve">Colocamos a lista e a imagem um em baixo do </w:t>
+      </w:r>
+      <w:proofErr w:type="gramStart"/>
+      <w:r>
+        <w:rPr>
+          <w:sz w:val="24"/>
+          <w:szCs w:val="24"/>
+        </w:rPr>
+        <w:t>outro  para</w:t>
+      </w:r>
+      <w:proofErr w:type="gramEnd"/>
+      <w:r>
+        <w:rPr>
+          <w:sz w:val="24"/>
+          <w:szCs w:val="24"/>
+        </w:rPr>
+        <w:t xml:space="preserve"> ficar melhor ao ver pelo celular :</w:t>
+      </w:r>
+    </w:p>
+    <w:p>
+      <w:pPr>
+        <w:tabs>
+          <w:tab w:val="left" w:pos="1275"/>
+        </w:tabs>
+        <w:rPr>
+          <w:sz w:val="24"/>
+          <w:szCs w:val="24"/>
+        </w:rPr>
+      </w:pPr>
+    </w:p>
+    <w:p>
+      <w:pPr>
+        <w:tabs>
+          <w:tab w:val="left" w:pos="1275"/>
+        </w:tabs>
+        <w:rPr>
+          <w:sz w:val="24"/>
+          <w:szCs w:val="24"/>
+        </w:rPr>
+      </w:pPr>
+    </w:p>
+    <w:p>
+      <w:pPr>
+        <w:tabs>
+          <w:tab w:val="left" w:pos="1275"/>
+        </w:tabs>
+        <w:rPr>
+          <w:sz w:val="24"/>
+          <w:szCs w:val="24"/>
+        </w:rPr>
+      </w:pPr>
+    </w:p>
+    <w:p>
+      <w:pPr>
+        <w:tabs>
+          <w:tab w:val="left" w:pos="1275"/>
+        </w:tabs>
+        <w:rPr>
+          <w:sz w:val="24"/>
+          <w:szCs w:val="24"/>
+        </w:rPr>
+      </w:pPr>
+      <w:r>
+        <w:rPr>
+          <w:sz w:val="24"/>
+          <w:szCs w:val="24"/>
+        </w:rPr>
+        <w:lastRenderedPageBreak/>
+        <w:t xml:space="preserve">102 </w:t>
+      </w:r>
+      <w:r>
+        <w:rPr>
+          <w:sz w:val="24"/>
+          <w:szCs w:val="24"/>
+        </w:rPr>
+        <w:t>–</w:t>
+      </w:r>
+      <w:r>
+        <w:rPr>
+          <w:sz w:val="24"/>
+          <w:szCs w:val="24"/>
+        </w:rPr>
+        <w:t xml:space="preserve"> </w:t>
+      </w:r>
+      <w:r>
+        <w:rPr>
+          <w:sz w:val="24"/>
+          <w:szCs w:val="24"/>
+        </w:rPr>
+        <w:t>Da mesma forma que realizamos no arquivo s</w:t>
+      </w:r>
+      <w:r>
+        <w:rPr>
+          <w:sz w:val="24"/>
+          <w:szCs w:val="24"/>
+        </w:rPr>
+        <w:t>t</w:t>
+      </w:r>
+      <w:r>
+        <w:rPr>
+          <w:sz w:val="24"/>
+          <w:szCs w:val="24"/>
+        </w:rPr>
+        <w:t>yle.css</w:t>
+      </w:r>
+      <w:r>
+        <w:rPr>
+          <w:sz w:val="24"/>
+          <w:szCs w:val="24"/>
+        </w:rPr>
+        <w:t xml:space="preserve"> para deixar a pagina responsiva vamos fazer o mesmo código conforme imagem a baixo para deixar a pagina produto pronta para ser visualizada pelo celular:</w:t>
+      </w:r>
+    </w:p>
+    <w:p>
+      <w:pPr>
+        <w:tabs>
+          <w:tab w:val="left" w:pos="1275"/>
+        </w:tabs>
+        <w:rPr>
+          <w:sz w:val="24"/>
+          <w:szCs w:val="24"/>
+        </w:rPr>
+      </w:pPr>
+      <w:r>
+        <w:rPr>
+          <w:sz w:val="24"/>
+          <w:szCs w:val="24"/>
+        </w:rPr>
+        <w:drawing>
+          <wp:inline distT="0" distB="0" distL="0" distR="0" wp14:anchorId="7CC96042" wp14:editId="41DF4CA3">
+            <wp:extent cx="2838846" cy="562053"/>
+            <wp:effectExtent l="0" t="0" r="0" b="9525"/>
+            <wp:docPr id="188" name="Imagem 188"/>
+            <wp:cNvGraphicFramePr>
+              <a:graphicFrameLocks xmlns:a="http://schemas.openxmlformats.org/drawingml/2006/main" noChangeAspect="1"/>
+            </wp:cNvGraphicFramePr>
+            <a:graphic xmlns:a="http://schemas.openxmlformats.org/drawingml/2006/main">
+              <a:graphicData uri="http://schemas.openxmlformats.org/drawingml/2006/picture">
+                <pic:pic xmlns:pic="http://schemas.openxmlformats.org/drawingml/2006/picture">
+                  <pic:nvPicPr>
+                    <pic:cNvPr id="1" name=""/>
+                    <pic:cNvPicPr/>
+                  </pic:nvPicPr>
+                  <pic:blipFill>
+                    <a:blip r:embed="rId153"/>
+                    <a:stretch>
+                      <a:fillRect/>
+                    </a:stretch>
+                  </pic:blipFill>
+                  <pic:spPr>
+                    <a:xfrm>
+                      <a:off x="0" y="0"/>
+                      <a:ext cx="2838846" cy="562053"/>
+                    </a:xfrm>
+                    <a:prstGeom prst="rect">
+                      <a:avLst/>
+                    </a:prstGeom>
+                  </pic:spPr>
+                </pic:pic>
+              </a:graphicData>
+            </a:graphic>
+          </wp:inline>
+        </w:drawing>
+      </w:r>
+    </w:p>
+    <w:p>
+      <w:pPr>
+        <w:tabs>
+          <w:tab w:val="left" w:pos="1275"/>
+        </w:tabs>
+        <w:rPr>
+          <w:sz w:val="24"/>
+          <w:szCs w:val="24"/>
+        </w:rPr>
+      </w:pPr>
+      <w:r>
+        <w:rPr>
+          <w:sz w:val="24"/>
+          <w:szCs w:val="24"/>
+        </w:rPr>
+        <w:t xml:space="preserve">103 – Como o menu e mesmo para as </w:t>
+      </w:r>
+      <w:r>
+        <w:rPr>
+          <w:sz w:val="24"/>
+          <w:szCs w:val="24"/>
+        </w:rPr>
+        <w:t>três páginas o código para o menu responsivo se repete.</w:t>
+      </w:r>
+    </w:p>
+    <w:p>
+      <w:pPr>
+        <w:tabs>
+          <w:tab w:val="left" w:pos="1275"/>
+        </w:tabs>
+        <w:rPr>
+          <w:sz w:val="24"/>
+          <w:szCs w:val="24"/>
+        </w:rPr>
+      </w:pPr>
+      <w:r>
+        <w:rPr>
+          <w:sz w:val="24"/>
+          <w:szCs w:val="24"/>
+        </w:rPr>
+        <w:drawing>
+          <wp:inline distT="0" distB="0" distL="0" distR="0" wp14:anchorId="1A9F87C1" wp14:editId="603B8B07">
+            <wp:extent cx="2848373" cy="1686160"/>
+            <wp:effectExtent l="0" t="0" r="9525" b="0"/>
+            <wp:docPr id="194" name="Imagem 194"/>
+            <wp:cNvGraphicFramePr>
+              <a:graphicFrameLocks xmlns:a="http://schemas.openxmlformats.org/drawingml/2006/main" noChangeAspect="1"/>
+            </wp:cNvGraphicFramePr>
+            <a:graphic xmlns:a="http://schemas.openxmlformats.org/drawingml/2006/main">
+              <a:graphicData uri="http://schemas.openxmlformats.org/drawingml/2006/picture">
+                <pic:pic xmlns:pic="http://schemas.openxmlformats.org/drawingml/2006/picture">
+                  <pic:nvPicPr>
+                    <pic:cNvPr id="1" name=""/>
+                    <pic:cNvPicPr/>
+                  </pic:nvPicPr>
+                  <pic:blipFill>
+                    <a:blip r:embed="rId154"/>
+                    <a:stretch>
+                      <a:fillRect/>
+                    </a:stretch>
+                  </pic:blipFill>
+                  <pic:spPr>
+                    <a:xfrm>
+                      <a:off x="0" y="0"/>
+                      <a:ext cx="2848373" cy="1686160"/>
+                    </a:xfrm>
+                    <a:prstGeom prst="rect">
+                      <a:avLst/>
+                    </a:prstGeom>
+                  </pic:spPr>
+                </pic:pic>
+              </a:graphicData>
+            </a:graphic>
+          </wp:inline>
+        </w:drawing>
+      </w:r>
+    </w:p>
+    <w:p>
+      <w:pPr>
+        <w:tabs>
+          <w:tab w:val="left" w:pos="1275"/>
+        </w:tabs>
+        <w:rPr>
+          <w:sz w:val="24"/>
+          <w:szCs w:val="24"/>
+        </w:rPr>
+      </w:pPr>
+      <w:r>
+        <w:rPr>
+          <w:sz w:val="24"/>
+          <w:szCs w:val="24"/>
+        </w:rPr>
+        <w:t xml:space="preserve">104 </w:t>
+      </w:r>
+      <w:r>
+        <w:rPr>
+          <w:sz w:val="24"/>
+          <w:szCs w:val="24"/>
+        </w:rPr>
+        <w:t>–</w:t>
+      </w:r>
+      <w:r>
+        <w:rPr>
+          <w:sz w:val="24"/>
+          <w:szCs w:val="24"/>
+        </w:rPr>
+        <w:t xml:space="preserve">Na </w:t>
+      </w:r>
+      <w:proofErr w:type="spellStart"/>
+      <w:proofErr w:type="gramStart"/>
+      <w:r>
+        <w:rPr>
+          <w:sz w:val="24"/>
+          <w:szCs w:val="24"/>
+        </w:rPr>
+        <w:t>class</w:t>
+      </w:r>
+      <w:proofErr w:type="spellEnd"/>
+      <w:r>
+        <w:rPr>
+          <w:sz w:val="24"/>
+          <w:szCs w:val="24"/>
+        </w:rPr>
+        <w:t xml:space="preserve"> </w:t>
+      </w:r>
+      <w:r>
+        <w:rPr>
+          <w:sz w:val="24"/>
+          <w:szCs w:val="24"/>
+        </w:rPr>
+        <w:t>.produtos</w:t>
+      </w:r>
+      <w:proofErr w:type="gramEnd"/>
+      <w:r>
+        <w:rPr>
+          <w:sz w:val="24"/>
+          <w:szCs w:val="24"/>
+        </w:rPr>
+        <w:t xml:space="preserve"> colocamos os seguintes códigos </w:t>
+      </w:r>
+    </w:p>
+    <w:p>
+      <w:pPr>
+        <w:pStyle w:val="PargrafodaLista"/>
+        <w:numPr>
+          <w:ilvl w:val="0"/>
+          <w:numId w:val="5"/>
+        </w:numPr>
+        <w:tabs>
+          <w:tab w:val="left" w:pos="1275"/>
+        </w:tabs>
+        <w:rPr>
+          <w:sz w:val="24"/>
+          <w:szCs w:val="24"/>
+        </w:rPr>
+      </w:pPr>
+      <w:r>
+        <w:rPr>
+          <w:sz w:val="24"/>
+          <w:szCs w:val="24"/>
+        </w:rPr>
+        <w:t>Produtos aparecer 100% da tela em largura</w:t>
+      </w:r>
+    </w:p>
+    <w:p>
+      <w:pPr>
+        <w:pStyle w:val="PargrafodaLista"/>
+        <w:numPr>
+          <w:ilvl w:val="0"/>
+          <w:numId w:val="5"/>
+        </w:numPr>
+        <w:tabs>
+          <w:tab w:val="left" w:pos="1275"/>
+        </w:tabs>
+        <w:rPr>
+          <w:sz w:val="24"/>
+          <w:szCs w:val="24"/>
+        </w:rPr>
+      </w:pPr>
+      <w:r>
+        <w:rPr>
+          <w:sz w:val="24"/>
+          <w:szCs w:val="24"/>
+        </w:rPr>
+        <w:t xml:space="preserve">Aumentamos o espaço interno 10px para todos os lados </w:t>
+      </w:r>
+    </w:p>
+    <w:p>
+      <w:pPr>
+        <w:pStyle w:val="PargrafodaLista"/>
+        <w:numPr>
+          <w:ilvl w:val="0"/>
+          <w:numId w:val="5"/>
+        </w:numPr>
+        <w:tabs>
+          <w:tab w:val="left" w:pos="1275"/>
+        </w:tabs>
+        <w:rPr>
+          <w:sz w:val="24"/>
+          <w:szCs w:val="24"/>
+        </w:rPr>
+      </w:pPr>
+      <w:r>
+        <w:rPr>
+          <w:sz w:val="24"/>
+          <w:szCs w:val="24"/>
+        </w:rPr>
+        <w:t>Ao colocar box-</w:t>
+      </w:r>
+      <w:proofErr w:type="spellStart"/>
+      <w:proofErr w:type="gramStart"/>
+      <w:r>
+        <w:rPr>
+          <w:sz w:val="24"/>
+          <w:szCs w:val="24"/>
+        </w:rPr>
+        <w:t>sizing</w:t>
+      </w:r>
+      <w:proofErr w:type="spellEnd"/>
+      <w:r>
+        <w:rPr>
+          <w:sz w:val="24"/>
+          <w:szCs w:val="24"/>
+        </w:rPr>
+        <w:t xml:space="preserve"> :</w:t>
+      </w:r>
+      <w:proofErr w:type="gramEnd"/>
+      <w:r>
+        <w:rPr>
+          <w:sz w:val="24"/>
+          <w:szCs w:val="24"/>
+        </w:rPr>
+        <w:t xml:space="preserve"> não contamos o tamanho da borda</w:t>
+      </w:r>
+    </w:p>
+    <w:p>
+      <w:pPr>
+        <w:tabs>
+          <w:tab w:val="left" w:pos="1275"/>
+        </w:tabs>
+        <w:rPr>
+          <w:sz w:val="24"/>
+          <w:szCs w:val="24"/>
+        </w:rPr>
+      </w:pPr>
+      <w:r>
+        <w:rPr>
+          <w:sz w:val="24"/>
+          <w:szCs w:val="24"/>
+        </w:rPr>
+        <w:drawing>
+          <wp:inline distT="0" distB="0" distL="0" distR="0" wp14:anchorId="0F884E60" wp14:editId="5685D3F1">
+            <wp:extent cx="2229161" cy="866896"/>
+            <wp:effectExtent l="0" t="0" r="0" b="9525"/>
+            <wp:docPr id="196" name="Imagem 196"/>
+            <wp:cNvGraphicFramePr>
+              <a:graphicFrameLocks xmlns:a="http://schemas.openxmlformats.org/drawingml/2006/main" noChangeAspect="1"/>
+            </wp:cNvGraphicFramePr>
+            <a:graphic xmlns:a="http://schemas.openxmlformats.org/drawingml/2006/main">
+              <a:graphicData uri="http://schemas.openxmlformats.org/drawingml/2006/picture">
+                <pic:pic xmlns:pic="http://schemas.openxmlformats.org/drawingml/2006/picture">
+                  <pic:nvPicPr>
+                    <pic:cNvPr id="1" name=""/>
+                    <pic:cNvPicPr/>
+                  </pic:nvPicPr>
+                  <pic:blipFill>
+                    <a:blip r:embed="rId155"/>
+                    <a:stretch>
+                      <a:fillRect/>
+                    </a:stretch>
+                  </pic:blipFill>
+                  <pic:spPr>
+                    <a:xfrm>
+                      <a:off x="0" y="0"/>
+                      <a:ext cx="2229161" cy="866896"/>
+                    </a:xfrm>
+                    <a:prstGeom prst="rect">
+                      <a:avLst/>
+                    </a:prstGeom>
+                  </pic:spPr>
+                </pic:pic>
+              </a:graphicData>
+            </a:graphic>
+          </wp:inline>
+        </w:drawing>
+      </w:r>
+    </w:p>
+    <w:p>
+      <w:pPr>
+        <w:tabs>
+          <w:tab w:val="left" w:pos="1275"/>
+        </w:tabs>
+        <w:rPr>
+          <w:sz w:val="24"/>
+          <w:szCs w:val="24"/>
+        </w:rPr>
+      </w:pPr>
+      <w:r>
+        <w:rPr>
+          <w:sz w:val="24"/>
+          <w:szCs w:val="24"/>
+        </w:rPr>
+        <w:t xml:space="preserve">105 – Na </w:t>
+      </w:r>
+      <w:proofErr w:type="spellStart"/>
+      <w:proofErr w:type="gramStart"/>
+      <w:r>
+        <w:rPr>
+          <w:sz w:val="24"/>
+          <w:szCs w:val="24"/>
+        </w:rPr>
+        <w:t>class</w:t>
+      </w:r>
+      <w:proofErr w:type="spellEnd"/>
+      <w:r>
+        <w:rPr>
+          <w:sz w:val="24"/>
+          <w:szCs w:val="24"/>
+        </w:rPr>
+        <w:t xml:space="preserve"> .produtos</w:t>
+      </w:r>
+      <w:proofErr w:type="gramEnd"/>
+      <w:r>
+        <w:rPr>
+          <w:sz w:val="24"/>
+          <w:szCs w:val="24"/>
+        </w:rPr>
+        <w:t xml:space="preserve"> li deixamos </w:t>
+      </w:r>
+    </w:p>
+    <w:p>
+      <w:pPr>
+        <w:pStyle w:val="PargrafodaLista"/>
+        <w:numPr>
+          <w:ilvl w:val="0"/>
+          <w:numId w:val="6"/>
+        </w:numPr>
+        <w:tabs>
+          <w:tab w:val="left" w:pos="1275"/>
+        </w:tabs>
+        <w:rPr>
+          <w:sz w:val="24"/>
+          <w:szCs w:val="24"/>
+        </w:rPr>
+      </w:pPr>
+      <w:r>
+        <w:rPr>
+          <w:sz w:val="24"/>
+          <w:szCs w:val="24"/>
+        </w:rPr>
+        <w:t xml:space="preserve">Cada item de produtos ficar um em baixo do outro </w:t>
+      </w:r>
+    </w:p>
+    <w:p>
+      <w:pPr>
+        <w:pStyle w:val="PargrafodaLista"/>
+        <w:numPr>
+          <w:ilvl w:val="0"/>
+          <w:numId w:val="6"/>
+        </w:numPr>
+        <w:tabs>
+          <w:tab w:val="left" w:pos="1275"/>
+        </w:tabs>
+        <w:rPr>
+          <w:sz w:val="24"/>
+          <w:szCs w:val="24"/>
+        </w:rPr>
+      </w:pPr>
+      <w:r>
+        <w:rPr>
+          <w:sz w:val="24"/>
+          <w:szCs w:val="24"/>
+        </w:rPr>
+        <w:t>Cada item do produto aparecer na tela do celular com 100% de largura</w:t>
+      </w:r>
+    </w:p>
+    <w:p>
+      <w:pPr>
+        <w:pStyle w:val="PargrafodaLista"/>
+        <w:numPr>
+          <w:ilvl w:val="0"/>
+          <w:numId w:val="6"/>
+        </w:numPr>
+        <w:tabs>
+          <w:tab w:val="left" w:pos="1275"/>
+        </w:tabs>
+        <w:rPr>
+          <w:sz w:val="24"/>
+          <w:szCs w:val="24"/>
+        </w:rPr>
+      </w:pPr>
+      <w:r>
+        <w:rPr>
+          <w:sz w:val="24"/>
+          <w:szCs w:val="24"/>
+        </w:rPr>
+        <w:t>Demos um espaço externo tanto para cima como para baixo de 10px</w:t>
+      </w:r>
+    </w:p>
+    <w:p>
+      <w:pPr>
+        <w:pStyle w:val="PargrafodaLista"/>
+        <w:numPr>
+          <w:ilvl w:val="0"/>
+          <w:numId w:val="6"/>
+        </w:numPr>
+        <w:tabs>
+          <w:tab w:val="left" w:pos="1275"/>
+        </w:tabs>
+        <w:rPr>
+          <w:sz w:val="24"/>
+          <w:szCs w:val="24"/>
+        </w:rPr>
+      </w:pPr>
+      <w:r>
+        <w:rPr>
+          <w:sz w:val="24"/>
+          <w:szCs w:val="24"/>
+        </w:rPr>
+        <w:t>E utilizamos box-</w:t>
+      </w:r>
+      <w:proofErr w:type="spellStart"/>
+      <w:r>
+        <w:rPr>
+          <w:sz w:val="24"/>
+          <w:szCs w:val="24"/>
+        </w:rPr>
+        <w:t>sizing</w:t>
+      </w:r>
+      <w:proofErr w:type="spellEnd"/>
+      <w:r>
+        <w:rPr>
+          <w:sz w:val="24"/>
+          <w:szCs w:val="24"/>
+        </w:rPr>
+        <w:t xml:space="preserve"> para não contar o valor da borda </w:t>
+      </w:r>
+    </w:p>
+    <w:p>
+      <w:pPr>
+        <w:tabs>
+          <w:tab w:val="left" w:pos="1275"/>
+        </w:tabs>
+        <w:rPr>
+          <w:sz w:val="24"/>
+          <w:szCs w:val="24"/>
+        </w:rPr>
+      </w:pPr>
+      <w:r>
+        <w:rPr>
+          <w:sz w:val="24"/>
+          <w:szCs w:val="24"/>
+        </w:rPr>
+        <w:drawing>
+          <wp:inline distT="0" distB="0" distL="0" distR="0" wp14:anchorId="122A0D56" wp14:editId="764EDE10">
+            <wp:extent cx="1933845" cy="1124107"/>
+            <wp:effectExtent l="0" t="0" r="9525" b="0"/>
+            <wp:docPr id="197" name="Imagem 197"/>
+            <wp:cNvGraphicFramePr>
+              <a:graphicFrameLocks xmlns:a="http://schemas.openxmlformats.org/drawingml/2006/main" noChangeAspect="1"/>
+            </wp:cNvGraphicFramePr>
+            <a:graphic xmlns:a="http://schemas.openxmlformats.org/drawingml/2006/main">
+              <a:graphicData uri="http://schemas.openxmlformats.org/drawingml/2006/picture">
+                <pic:pic xmlns:pic="http://schemas.openxmlformats.org/drawingml/2006/picture">
+                  <pic:nvPicPr>
+                    <pic:cNvPr id="1" name=""/>
+                    <pic:cNvPicPr/>
+                  </pic:nvPicPr>
+                  <pic:blipFill>
+                    <a:blip r:embed="rId156"/>
+                    <a:stretch>
+                      <a:fillRect/>
+                    </a:stretch>
+                  </pic:blipFill>
+                  <pic:spPr>
+                    <a:xfrm>
+                      <a:off x="0" y="0"/>
+                      <a:ext cx="1933845" cy="1124107"/>
+                    </a:xfrm>
+                    <a:prstGeom prst="rect">
+                      <a:avLst/>
+                    </a:prstGeom>
+                  </pic:spPr>
+                </pic:pic>
+              </a:graphicData>
+            </a:graphic>
+          </wp:inline>
+        </w:drawing>
+      </w:r>
+    </w:p>
+    <w:p>
+      <w:pPr>
+        <w:tabs>
+          <w:tab w:val="left" w:pos="1275"/>
+        </w:tabs>
+        <w:rPr>
+          <w:sz w:val="24"/>
+          <w:szCs w:val="24"/>
+        </w:rPr>
+      </w:pPr>
+    </w:p>
+    <w:p>
+      <w:pPr>
+        <w:tabs>
+          <w:tab w:val="left" w:pos="1275"/>
+        </w:tabs>
+        <w:rPr>
+          <w:sz w:val="24"/>
+          <w:szCs w:val="24"/>
+        </w:rPr>
+      </w:pPr>
+    </w:p>
+    <w:p>
+      <w:pPr>
+        <w:tabs>
+          <w:tab w:val="left" w:pos="1275"/>
+        </w:tabs>
+        <w:rPr>
+          <w:sz w:val="24"/>
+          <w:szCs w:val="24"/>
+        </w:rPr>
+      </w:pPr>
+      <w:r>
+        <w:rPr>
+          <w:sz w:val="24"/>
+          <w:szCs w:val="24"/>
+        </w:rPr>
+        <w:lastRenderedPageBreak/>
+        <w:t xml:space="preserve">106 </w:t>
+      </w:r>
+      <w:r>
+        <w:rPr>
+          <w:sz w:val="24"/>
+          <w:szCs w:val="24"/>
+        </w:rPr>
+        <w:t>–</w:t>
+      </w:r>
+      <w:r>
+        <w:rPr>
+          <w:sz w:val="24"/>
+          <w:szCs w:val="24"/>
+        </w:rPr>
+        <w:t xml:space="preserve"> </w:t>
+      </w:r>
+      <w:r>
+        <w:rPr>
+          <w:sz w:val="24"/>
+          <w:szCs w:val="24"/>
+        </w:rPr>
+        <w:t>Na página dos contatos para deixar responsiva colocamos os seguintes códigos:</w:t>
+      </w:r>
+    </w:p>
+    <w:p>
+      <w:pPr>
+        <w:pStyle w:val="PargrafodaLista"/>
+        <w:numPr>
+          <w:ilvl w:val="0"/>
+          <w:numId w:val="7"/>
+        </w:numPr>
+        <w:tabs>
+          <w:tab w:val="left" w:pos="1275"/>
+        </w:tabs>
+        <w:rPr>
+          <w:sz w:val="24"/>
+          <w:szCs w:val="24"/>
+        </w:rPr>
+      </w:pPr>
+      <w:r>
+        <w:rPr>
+          <w:sz w:val="24"/>
+          <w:szCs w:val="24"/>
+        </w:rPr>
+        <w:t>Deixamos o menu responsivo utilizando o código anterior das páginas index.html e produtos.html</w:t>
+      </w:r>
+    </w:p>
+    <w:p>
+      <w:pPr>
+        <w:tabs>
+          <w:tab w:val="left" w:pos="1275"/>
+        </w:tabs>
+        <w:rPr>
+          <w:sz w:val="24"/>
+          <w:szCs w:val="24"/>
+        </w:rPr>
+      </w:pPr>
+      <w:r>
+        <w:rPr>
+          <w:sz w:val="24"/>
+          <w:szCs w:val="24"/>
+        </w:rPr>
+        <w:drawing>
+          <wp:inline distT="0" distB="0" distL="0" distR="0" wp14:anchorId="6F019FF8" wp14:editId="1CF5AD33">
+            <wp:extent cx="2848373" cy="1819529"/>
+            <wp:effectExtent l="0" t="0" r="9525" b="9525"/>
+            <wp:docPr id="199" name="Imagem 199"/>
+            <wp:cNvGraphicFramePr>
+              <a:graphicFrameLocks xmlns:a="http://schemas.openxmlformats.org/drawingml/2006/main" noChangeAspect="1"/>
+            </wp:cNvGraphicFramePr>
+            <a:graphic xmlns:a="http://schemas.openxmlformats.org/drawingml/2006/main">
+              <a:graphicData uri="http://schemas.openxmlformats.org/drawingml/2006/picture">
+                <pic:pic xmlns:pic="http://schemas.openxmlformats.org/drawingml/2006/picture">
+                  <pic:nvPicPr>
+                    <pic:cNvPr id="1" name=""/>
+                    <pic:cNvPicPr/>
+                  </pic:nvPicPr>
+                  <pic:blipFill>
+                    <a:blip r:embed="rId157"/>
+                    <a:stretch>
+                      <a:fillRect/>
+                    </a:stretch>
+                  </pic:blipFill>
+                  <pic:spPr>
+                    <a:xfrm>
+                      <a:off x="0" y="0"/>
+                      <a:ext cx="2848373" cy="1819529"/>
+                    </a:xfrm>
+                    <a:prstGeom prst="rect">
+                      <a:avLst/>
+                    </a:prstGeom>
+                  </pic:spPr>
+                </pic:pic>
+              </a:graphicData>
+            </a:graphic>
+          </wp:inline>
+        </w:drawing>
+      </w:r>
+    </w:p>
+    <w:p>
+      <w:pPr>
+        <w:tabs>
+          <w:tab w:val="left" w:pos="1275"/>
+        </w:tabs>
+        <w:rPr>
+          <w:sz w:val="24"/>
+          <w:szCs w:val="24"/>
+        </w:rPr>
+      </w:pPr>
+      <w:r>
+        <w:rPr>
+          <w:sz w:val="24"/>
+          <w:szCs w:val="24"/>
+        </w:rPr>
+        <w:t xml:space="preserve">107 – No </w:t>
+      </w:r>
+      <w:proofErr w:type="spellStart"/>
+      <w:r>
+        <w:rPr>
+          <w:sz w:val="24"/>
+          <w:szCs w:val="24"/>
+        </w:rPr>
+        <w:t>main</w:t>
+      </w:r>
+      <w:proofErr w:type="spellEnd"/>
+      <w:r>
+        <w:rPr>
+          <w:sz w:val="24"/>
+          <w:szCs w:val="24"/>
+        </w:rPr>
+        <w:t xml:space="preserve"> onde se encontra o formulário deixamos que a largura seja automática e demos um espaço interno para esquerda conforme o código:</w:t>
+      </w:r>
+    </w:p>
+    <w:p>
+      <w:pPr>
+        <w:tabs>
+          <w:tab w:val="left" w:pos="1275"/>
+        </w:tabs>
+        <w:rPr>
+          <w:sz w:val="24"/>
+          <w:szCs w:val="24"/>
+        </w:rPr>
+      </w:pPr>
+      <w:r>
+        <w:rPr>
+          <w:sz w:val="24"/>
+          <w:szCs w:val="24"/>
+        </w:rPr>
+        <w:drawing>
+          <wp:inline distT="0" distB="0" distL="0" distR="0" wp14:anchorId="7955B7E1" wp14:editId="7FAF99D0">
+            <wp:extent cx="1924319" cy="743054"/>
+            <wp:effectExtent l="0" t="0" r="0" b="0"/>
+            <wp:docPr id="200" name="Imagem 200"/>
+            <wp:cNvGraphicFramePr>
+              <a:graphicFrameLocks xmlns:a="http://schemas.openxmlformats.org/drawingml/2006/main" noChangeAspect="1"/>
+            </wp:cNvGraphicFramePr>
+            <a:graphic xmlns:a="http://schemas.openxmlformats.org/drawingml/2006/main">
+              <a:graphicData uri="http://schemas.openxmlformats.org/drawingml/2006/picture">
+                <pic:pic xmlns:pic="http://schemas.openxmlformats.org/drawingml/2006/picture">
+                  <pic:nvPicPr>
+                    <pic:cNvPr id="1" name=""/>
+                    <pic:cNvPicPr/>
+                  </pic:nvPicPr>
+                  <pic:blipFill>
+                    <a:blip r:embed="rId158"/>
+                    <a:stretch>
+                      <a:fillRect/>
+                    </a:stretch>
+                  </pic:blipFill>
+                  <pic:spPr>
+                    <a:xfrm>
+                      <a:off x="0" y="0"/>
+                      <a:ext cx="1924319" cy="743054"/>
+                    </a:xfrm>
+                    <a:prstGeom prst="rect">
+                      <a:avLst/>
+                    </a:prstGeom>
+                  </pic:spPr>
+                </pic:pic>
+              </a:graphicData>
+            </a:graphic>
+          </wp:inline>
+        </w:drawing>
+      </w:r>
+    </w:p>
+    <w:p>
+      <w:pPr>
+        <w:tabs>
+          <w:tab w:val="left" w:pos="1275"/>
+        </w:tabs>
+        <w:rPr>
+          <w:sz w:val="24"/>
+          <w:szCs w:val="24"/>
+        </w:rPr>
+      </w:pPr>
+      <w:r>
+        <w:rPr>
+          <w:sz w:val="24"/>
+          <w:szCs w:val="24"/>
+        </w:rPr>
+        <w:t xml:space="preserve">108 – No input deixamos da seguinte </w:t>
+      </w:r>
+      <w:r>
+        <w:rPr>
+          <w:sz w:val="24"/>
+          <w:szCs w:val="24"/>
+        </w:rPr>
+        <w:t xml:space="preserve">forma </w:t>
+      </w:r>
+    </w:p>
+    <w:p>
+      <w:pPr>
+        <w:pStyle w:val="PargrafodaLista"/>
+        <w:numPr>
+          <w:ilvl w:val="0"/>
+          <w:numId w:val="7"/>
+        </w:numPr>
+        <w:tabs>
+          <w:tab w:val="left" w:pos="1275"/>
+        </w:tabs>
+        <w:rPr>
+          <w:sz w:val="24"/>
+          <w:szCs w:val="24"/>
+        </w:rPr>
+      </w:pPr>
+      <w:r>
+        <w:rPr>
+          <w:sz w:val="24"/>
+          <w:szCs w:val="24"/>
+        </w:rPr>
+        <w:t>Para cada item do inputs-padrão ocupasse 90% de largura</w:t>
+      </w:r>
+    </w:p>
+    <w:p>
+      <w:pPr>
+        <w:pStyle w:val="PargrafodaLista"/>
+        <w:numPr>
+          <w:ilvl w:val="0"/>
+          <w:numId w:val="7"/>
+        </w:numPr>
+        <w:tabs>
+          <w:tab w:val="left" w:pos="1275"/>
+        </w:tabs>
+        <w:rPr>
+          <w:sz w:val="24"/>
+          <w:szCs w:val="24"/>
+        </w:rPr>
+      </w:pPr>
+      <w:r>
+        <w:rPr>
+          <w:sz w:val="24"/>
+          <w:szCs w:val="24"/>
+        </w:rPr>
+        <w:t>E demos um espaço inte</w:t>
+      </w:r>
+      <w:r>
+        <w:rPr>
+          <w:sz w:val="24"/>
+          <w:szCs w:val="24"/>
+        </w:rPr>
+        <w:t>rno para todos os lados de 10px</w:t>
+      </w:r>
+    </w:p>
+    <w:p>
+      <w:pPr>
+        <w:tabs>
+          <w:tab w:val="left" w:pos="1275"/>
+        </w:tabs>
+        <w:rPr>
+          <w:sz w:val="24"/>
+          <w:szCs w:val="24"/>
+        </w:rPr>
+      </w:pPr>
+      <w:r>
+        <w:rPr>
+          <w:sz w:val="24"/>
+          <w:szCs w:val="24"/>
+        </w:rPr>
+        <w:drawing>
+          <wp:inline distT="0" distB="0" distL="0" distR="0" wp14:anchorId="76307163" wp14:editId="041A9FDF">
+            <wp:extent cx="1762371" cy="752580"/>
+            <wp:effectExtent l="0" t="0" r="9525" b="9525"/>
+            <wp:docPr id="201" name="Imagem 201"/>
+            <wp:cNvGraphicFramePr>
+              <a:graphicFrameLocks xmlns:a="http://schemas.openxmlformats.org/drawingml/2006/main" noChangeAspect="1"/>
+            </wp:cNvGraphicFramePr>
+            <a:graphic xmlns:a="http://schemas.openxmlformats.org/drawingml/2006/main">
+              <a:graphicData uri="http://schemas.openxmlformats.org/drawingml/2006/picture">
+                <pic:pic xmlns:pic="http://schemas.openxmlformats.org/drawingml/2006/picture">
+                  <pic:nvPicPr>
+                    <pic:cNvPr id="1" name=""/>
+                    <pic:cNvPicPr/>
+                  </pic:nvPicPr>
+                  <pic:blipFill>
+                    <a:blip r:embed="rId159"/>
+                    <a:stretch>
+                      <a:fillRect/>
+                    </a:stretch>
+                  </pic:blipFill>
+                  <pic:spPr>
+                    <a:xfrm>
+                      <a:off x="0" y="0"/>
+                      <a:ext cx="1762371" cy="752580"/>
+                    </a:xfrm>
+                    <a:prstGeom prst="rect">
+                      <a:avLst/>
+                    </a:prstGeom>
+                  </pic:spPr>
+                </pic:pic>
+              </a:graphicData>
+            </a:graphic>
+          </wp:inline>
+        </w:drawing>
+      </w:r>
+    </w:p>
+    <w:p>
+      <w:pPr>
+        <w:tabs>
+          <w:tab w:val="left" w:pos="1275"/>
+        </w:tabs>
+        <w:rPr>
+          <w:sz w:val="24"/>
+          <w:szCs w:val="24"/>
+        </w:rPr>
+      </w:pPr>
+      <w:r>
+        <w:rPr>
+          <w:sz w:val="24"/>
+          <w:szCs w:val="24"/>
+        </w:rPr>
+        <w:t xml:space="preserve">109 – No botão enviar ficou da seguinte forma </w:t>
+      </w:r>
+    </w:p>
+    <w:p>
+      <w:pPr>
+        <w:pStyle w:val="PargrafodaLista"/>
+        <w:numPr>
+          <w:ilvl w:val="0"/>
+          <w:numId w:val="8"/>
+        </w:numPr>
+        <w:tabs>
+          <w:tab w:val="left" w:pos="1275"/>
+        </w:tabs>
+        <w:rPr>
+          <w:sz w:val="24"/>
+          <w:szCs w:val="24"/>
+        </w:rPr>
+      </w:pPr>
+      <w:r>
+        <w:rPr>
+          <w:sz w:val="24"/>
+          <w:szCs w:val="24"/>
+        </w:rPr>
+        <w:t>Demos uma largura para o botão de 80%</w:t>
+      </w:r>
+    </w:p>
+    <w:p>
+      <w:pPr>
+        <w:pStyle w:val="PargrafodaLista"/>
+        <w:numPr>
+          <w:ilvl w:val="0"/>
+          <w:numId w:val="8"/>
+        </w:numPr>
+        <w:tabs>
+          <w:tab w:val="left" w:pos="1275"/>
+        </w:tabs>
+        <w:rPr>
+          <w:sz w:val="24"/>
+          <w:szCs w:val="24"/>
+        </w:rPr>
+      </w:pPr>
+      <w:r>
+        <w:rPr>
+          <w:sz w:val="24"/>
+          <w:szCs w:val="24"/>
+        </w:rPr>
+        <w:t xml:space="preserve">Aumentamos o espaço interno de 15px para todos os lados </w:t>
+      </w:r>
+    </w:p>
+    <w:p>
+      <w:pPr>
+        <w:pStyle w:val="PargrafodaLista"/>
+        <w:numPr>
+          <w:ilvl w:val="0"/>
+          <w:numId w:val="8"/>
+        </w:numPr>
+        <w:tabs>
+          <w:tab w:val="left" w:pos="1275"/>
+        </w:tabs>
+        <w:rPr>
+          <w:sz w:val="24"/>
+          <w:szCs w:val="24"/>
+        </w:rPr>
+      </w:pPr>
+      <w:r>
+        <w:rPr>
+          <w:sz w:val="24"/>
+          <w:szCs w:val="24"/>
+        </w:rPr>
+        <w:t>Aumentamos o tamanho da fonte para 16px</w:t>
+      </w:r>
       <w:bookmarkStart w:id="0" w:name="_GoBack"/>
       <w:bookmarkEnd w:id="0"/>
+    </w:p>
+    <w:p>
+      <w:pPr>
+        <w:tabs>
+          <w:tab w:val="left" w:pos="1275"/>
+        </w:tabs>
+        <w:rPr>
+          <w:sz w:val="24"/>
+          <w:szCs w:val="24"/>
+        </w:rPr>
+      </w:pPr>
+      <w:r>
+        <w:rPr>
+          <w:sz w:val="24"/>
+          <w:szCs w:val="24"/>
+        </w:rPr>
+        <w:drawing>
+          <wp:inline distT="0" distB="0" distL="0" distR="0" wp14:anchorId="568DD327" wp14:editId="0788A3A2">
+            <wp:extent cx="1514686" cy="876422"/>
+            <wp:effectExtent l="0" t="0" r="9525" b="0"/>
+            <wp:docPr id="202" name="Imagem 202"/>
+            <wp:cNvGraphicFramePr>
+              <a:graphicFrameLocks xmlns:a="http://schemas.openxmlformats.org/drawingml/2006/main" noChangeAspect="1"/>
+            </wp:cNvGraphicFramePr>
+            <a:graphic xmlns:a="http://schemas.openxmlformats.org/drawingml/2006/main">
+              <a:graphicData uri="http://schemas.openxmlformats.org/drawingml/2006/picture">
+                <pic:pic xmlns:pic="http://schemas.openxmlformats.org/drawingml/2006/picture">
+                  <pic:nvPicPr>
+                    <pic:cNvPr id="1" name=""/>
+                    <pic:cNvPicPr/>
+                  </pic:nvPicPr>
+                  <pic:blipFill>
+                    <a:blip r:embed="rId160"/>
+                    <a:stretch>
+                      <a:fillRect/>
+                    </a:stretch>
+                  </pic:blipFill>
+                  <pic:spPr>
+                    <a:xfrm>
+                      <a:off x="0" y="0"/>
+                      <a:ext cx="1514686" cy="876422"/>
+                    </a:xfrm>
+                    <a:prstGeom prst="rect">
+                      <a:avLst/>
+                    </a:prstGeom>
+                  </pic:spPr>
+                </pic:pic>
+              </a:graphicData>
+            </a:graphic>
+          </wp:inline>
+        </w:drawing>
+      </w:r>
     </w:p>
     <w:sectPr>
       <w:pgSz w:w="11906" w:h="16838"/>
@@ -18914,6 +23251,119 @@
 <file path=word/numbering.xml><?xml version="1.0" encoding="utf-8"?>
 <w:numbering xmlns:wpc="http://schemas.microsoft.com/office/word/2010/wordprocessingCanvas" xmlns:cx="http://schemas.microsoft.com/office/drawing/2014/chartex" xmlns:cx1="http://schemas.microsoft.com/office/drawing/2015/9/8/chartex" xmlns:cx2="http://schemas.microsoft.com/office/drawing/2015/10/21/chartex" xmlns:cx3="http://schemas.microsoft.com/office/drawing/2016/5/9/chartex" xmlns:cx4="http://schemas.microsoft.com/office/drawing/2016/5/10/chartex" xmlns:cx5="http://schemas.microsoft.com/office/drawing/2016/5/11/chartex" xmlns:cx6="http://schemas.microsoft.com/office/drawing/2016/5/12/chartex" xmlns:cx7="http://schemas.microsoft.com/office/drawing/2016/5/13/chartex" xmlns:cx8="http://schemas.microsoft.com/office/drawing/2016/5/14/chartex" xmlns:mc="http://schemas.openxmlformats.org/markup-compatibility/2006" xmlns:aink="http://schemas.microsoft.com/office/drawing/2016/ink" xmlns:am3d="http://schemas.microsoft.com/office/drawing/2017/model3d" xmlns:o="urn:schemas-microsoft-com:office:office" xmlns:r="http://schemas.openxmlformats.org/officeDocument/2006/relationships" xmlns:m="http://schemas.openxmlformats.org/officeDocument/2006/math" xmlns:v="urn:schemas-microsoft-com:vml" xmlns:wp14="http://schemas.microsoft.com/office/word/2010/wordprocessingDrawing" xmlns:wp="http://schemas.openxmlformats.org/drawingml/2006/wordprocessingDrawing" xmlns:w10="urn:schemas-microsoft-com:office:word" xmlns:w="http://schemas.openxmlformats.org/wordprocessingml/2006/main" xmlns:w14="http://schemas.microsoft.com/office/word/2010/wordml" xmlns:w15="http://schemas.microsoft.com/office/word/2012/wordml" xmlns:w16cid="http://schemas.microsoft.com/office/word/2016/wordml/cid" xmlns:w16se="http://schemas.microsoft.com/office/word/2015/wordml/symex" xmlns:wpg="http://schemas.microsoft.com/office/word/2010/wordprocessingGroup" xmlns:wpi="http://schemas.microsoft.com/office/word/2010/wordprocessingInk" xmlns:wne="http://schemas.microsoft.com/office/word/2006/wordml" xmlns:wps="http://schemas.microsoft.com/office/word/2010/wordprocessingShape" mc:Ignorable="w14 w15 w16se w16cid wp14">
   <w:abstractNum w:abstractNumId="0" w15:restartNumberingAfterBreak="0">
+    <w:nsid w:val="1FFA5F25"/>
+    <w:multiLevelType w:val="hybridMultilevel"/>
+    <w:tmpl w:val="9C16A8E2"/>
+    <w:lvl w:ilvl="0" w:tplc="04160001">
+      <w:start w:val="1"/>
+      <w:numFmt w:val="bullet"/>
+      <w:lvlText w:val=""/>
+      <w:lvlJc w:val="left"/>
+      <w:pPr>
+        <w:ind w:left="720" w:hanging="360"/>
+      </w:pPr>
+      <w:rPr>
+        <w:rFonts w:ascii="Symbol" w:hAnsi="Symbol" w:hint="default"/>
+      </w:rPr>
+    </w:lvl>
+    <w:lvl w:ilvl="1" w:tplc="04160003" w:tentative="1">
+      <w:start w:val="1"/>
+      <w:numFmt w:val="bullet"/>
+      <w:lvlText w:val="o"/>
+      <w:lvlJc w:val="left"/>
+      <w:pPr>
+        <w:ind w:left="1440" w:hanging="360"/>
+      </w:pPr>
+      <w:rPr>
+        <w:rFonts w:ascii="Courier New" w:hAnsi="Courier New" w:cs="Courier New" w:hint="default"/>
+      </w:rPr>
+    </w:lvl>
+    <w:lvl w:ilvl="2" w:tplc="04160005" w:tentative="1">
+      <w:start w:val="1"/>
+      <w:numFmt w:val="bullet"/>
+      <w:lvlText w:val=""/>
+      <w:lvlJc w:val="left"/>
+      <w:pPr>
+        <w:ind w:left="2160" w:hanging="360"/>
+      </w:pPr>
+      <w:rPr>
+        <w:rFonts w:ascii="Wingdings" w:hAnsi="Wingdings" w:hint="default"/>
+      </w:rPr>
+    </w:lvl>
+    <w:lvl w:ilvl="3" w:tplc="04160001" w:tentative="1">
+      <w:start w:val="1"/>
+      <w:numFmt w:val="bullet"/>
+      <w:lvlText w:val=""/>
+      <w:lvlJc w:val="left"/>
+      <w:pPr>
+        <w:ind w:left="2880" w:hanging="360"/>
+      </w:pPr>
+      <w:rPr>
+        <w:rFonts w:ascii="Symbol" w:hAnsi="Symbol" w:hint="default"/>
+      </w:rPr>
+    </w:lvl>
+    <w:lvl w:ilvl="4" w:tplc="04160003" w:tentative="1">
+      <w:start w:val="1"/>
+      <w:numFmt w:val="bullet"/>
+      <w:lvlText w:val="o"/>
+      <w:lvlJc w:val="left"/>
+      <w:pPr>
+        <w:ind w:left="3600" w:hanging="360"/>
+      </w:pPr>
+      <w:rPr>
+        <w:rFonts w:ascii="Courier New" w:hAnsi="Courier New" w:cs="Courier New" w:hint="default"/>
+      </w:rPr>
+    </w:lvl>
+    <w:lvl w:ilvl="5" w:tplc="04160005" w:tentative="1">
+      <w:start w:val="1"/>
+      <w:numFmt w:val="bullet"/>
+      <w:lvlText w:val=""/>
+      <w:lvlJc w:val="left"/>
+      <w:pPr>
+        <w:ind w:left="4320" w:hanging="360"/>
+      </w:pPr>
+      <w:rPr>
+        <w:rFonts w:ascii="Wingdings" w:hAnsi="Wingdings" w:hint="default"/>
+      </w:rPr>
+    </w:lvl>
+    <w:lvl w:ilvl="6" w:tplc="04160001" w:tentative="1">
+      <w:start w:val="1"/>
+      <w:numFmt w:val="bullet"/>
+      <w:lvlText w:val=""/>
+      <w:lvlJc w:val="left"/>
+      <w:pPr>
+        <w:ind w:left="5040" w:hanging="360"/>
+      </w:pPr>
+      <w:rPr>
+        <w:rFonts w:ascii="Symbol" w:hAnsi="Symbol" w:hint="default"/>
+      </w:rPr>
+    </w:lvl>
+    <w:lvl w:ilvl="7" w:tplc="04160003" w:tentative="1">
+      <w:start w:val="1"/>
+      <w:numFmt w:val="bullet"/>
+      <w:lvlText w:val="o"/>
+      <w:lvlJc w:val="left"/>
+      <w:pPr>
+        <w:ind w:left="5760" w:hanging="360"/>
+      </w:pPr>
+      <w:rPr>
+        <w:rFonts w:ascii="Courier New" w:hAnsi="Courier New" w:cs="Courier New" w:hint="default"/>
+      </w:rPr>
+    </w:lvl>
+    <w:lvl w:ilvl="8" w:tplc="04160005" w:tentative="1">
+      <w:start w:val="1"/>
+      <w:numFmt w:val="bullet"/>
+      <w:lvlText w:val=""/>
+      <w:lvlJc w:val="left"/>
+      <w:pPr>
+        <w:ind w:left="6480" w:hanging="360"/>
+      </w:pPr>
+      <w:rPr>
+        <w:rFonts w:ascii="Wingdings" w:hAnsi="Wingdings" w:hint="default"/>
+      </w:rPr>
+    </w:lvl>
+  </w:abstractNum>
+  <w:abstractNum w:abstractNumId="1" w15:restartNumberingAfterBreak="0">
     <w:nsid w:val="27D53EA7"/>
     <w:multiLevelType w:val="hybridMultilevel"/>
     <w:tmpl w:val="5CCA194C"/>
@@ -19026,7 +23476,7 @@
       </w:rPr>
     </w:lvl>
   </w:abstractNum>
-  <w:abstractNum w:abstractNumId="1" w15:restartNumberingAfterBreak="0">
+  <w:abstractNum w:abstractNumId="2" w15:restartNumberingAfterBreak="0">
     <w:nsid w:val="2A983B07"/>
     <w:multiLevelType w:val="hybridMultilevel"/>
     <w:tmpl w:val="6C381386"/>
@@ -19139,10 +23589,10 @@
       </w:rPr>
     </w:lvl>
   </w:abstractNum>
-  <w:abstractNum w:abstractNumId="2" w15:restartNumberingAfterBreak="0">
-    <w:nsid w:val="73775E98"/>
+  <w:abstractNum w:abstractNumId="3" w15:restartNumberingAfterBreak="0">
+    <w:nsid w:val="4F553F70"/>
     <w:multiLevelType w:val="hybridMultilevel"/>
-    <w:tmpl w:val="6CAC59DE"/>
+    <w:tmpl w:val="B1464F8A"/>
     <w:lvl w:ilvl="0" w:tplc="04160001">
       <w:start w:val="1"/>
       <w:numFmt w:val="bullet"/>
@@ -19252,7 +23702,346 @@
       </w:rPr>
     </w:lvl>
   </w:abstractNum>
-  <w:abstractNum w:abstractNumId="3" w15:restartNumberingAfterBreak="0">
+  <w:abstractNum w:abstractNumId="4" w15:restartNumberingAfterBreak="0">
+    <w:nsid w:val="5A3C7A7A"/>
+    <w:multiLevelType w:val="hybridMultilevel"/>
+    <w:tmpl w:val="EF60E448"/>
+    <w:lvl w:ilvl="0" w:tplc="04160001">
+      <w:start w:val="1"/>
+      <w:numFmt w:val="bullet"/>
+      <w:lvlText w:val=""/>
+      <w:lvlJc w:val="left"/>
+      <w:pPr>
+        <w:ind w:left="720" w:hanging="360"/>
+      </w:pPr>
+      <w:rPr>
+        <w:rFonts w:ascii="Symbol" w:hAnsi="Symbol" w:hint="default"/>
+      </w:rPr>
+    </w:lvl>
+    <w:lvl w:ilvl="1" w:tplc="04160003" w:tentative="1">
+      <w:start w:val="1"/>
+      <w:numFmt w:val="bullet"/>
+      <w:lvlText w:val="o"/>
+      <w:lvlJc w:val="left"/>
+      <w:pPr>
+        <w:ind w:left="1440" w:hanging="360"/>
+      </w:pPr>
+      <w:rPr>
+        <w:rFonts w:ascii="Courier New" w:hAnsi="Courier New" w:cs="Courier New" w:hint="default"/>
+      </w:rPr>
+    </w:lvl>
+    <w:lvl w:ilvl="2" w:tplc="04160005" w:tentative="1">
+      <w:start w:val="1"/>
+      <w:numFmt w:val="bullet"/>
+      <w:lvlText w:val=""/>
+      <w:lvlJc w:val="left"/>
+      <w:pPr>
+        <w:ind w:left="2160" w:hanging="360"/>
+      </w:pPr>
+      <w:rPr>
+        <w:rFonts w:ascii="Wingdings" w:hAnsi="Wingdings" w:hint="default"/>
+      </w:rPr>
+    </w:lvl>
+    <w:lvl w:ilvl="3" w:tplc="04160001" w:tentative="1">
+      <w:start w:val="1"/>
+      <w:numFmt w:val="bullet"/>
+      <w:lvlText w:val=""/>
+      <w:lvlJc w:val="left"/>
+      <w:pPr>
+        <w:ind w:left="2880" w:hanging="360"/>
+      </w:pPr>
+      <w:rPr>
+        <w:rFonts w:ascii="Symbol" w:hAnsi="Symbol" w:hint="default"/>
+      </w:rPr>
+    </w:lvl>
+    <w:lvl w:ilvl="4" w:tplc="04160003" w:tentative="1">
+      <w:start w:val="1"/>
+      <w:numFmt w:val="bullet"/>
+      <w:lvlText w:val="o"/>
+      <w:lvlJc w:val="left"/>
+      <w:pPr>
+        <w:ind w:left="3600" w:hanging="360"/>
+      </w:pPr>
+      <w:rPr>
+        <w:rFonts w:ascii="Courier New" w:hAnsi="Courier New" w:cs="Courier New" w:hint="default"/>
+      </w:rPr>
+    </w:lvl>
+    <w:lvl w:ilvl="5" w:tplc="04160005" w:tentative="1">
+      <w:start w:val="1"/>
+      <w:numFmt w:val="bullet"/>
+      <w:lvlText w:val=""/>
+      <w:lvlJc w:val="left"/>
+      <w:pPr>
+        <w:ind w:left="4320" w:hanging="360"/>
+      </w:pPr>
+      <w:rPr>
+        <w:rFonts w:ascii="Wingdings" w:hAnsi="Wingdings" w:hint="default"/>
+      </w:rPr>
+    </w:lvl>
+    <w:lvl w:ilvl="6" w:tplc="04160001" w:tentative="1">
+      <w:start w:val="1"/>
+      <w:numFmt w:val="bullet"/>
+      <w:lvlText w:val=""/>
+      <w:lvlJc w:val="left"/>
+      <w:pPr>
+        <w:ind w:left="5040" w:hanging="360"/>
+      </w:pPr>
+      <w:rPr>
+        <w:rFonts w:ascii="Symbol" w:hAnsi="Symbol" w:hint="default"/>
+      </w:rPr>
+    </w:lvl>
+    <w:lvl w:ilvl="7" w:tplc="04160003" w:tentative="1">
+      <w:start w:val="1"/>
+      <w:numFmt w:val="bullet"/>
+      <w:lvlText w:val="o"/>
+      <w:lvlJc w:val="left"/>
+      <w:pPr>
+        <w:ind w:left="5760" w:hanging="360"/>
+      </w:pPr>
+      <w:rPr>
+        <w:rFonts w:ascii="Courier New" w:hAnsi="Courier New" w:cs="Courier New" w:hint="default"/>
+      </w:rPr>
+    </w:lvl>
+    <w:lvl w:ilvl="8" w:tplc="04160005" w:tentative="1">
+      <w:start w:val="1"/>
+      <w:numFmt w:val="bullet"/>
+      <w:lvlText w:val=""/>
+      <w:lvlJc w:val="left"/>
+      <w:pPr>
+        <w:ind w:left="6480" w:hanging="360"/>
+      </w:pPr>
+      <w:rPr>
+        <w:rFonts w:ascii="Wingdings" w:hAnsi="Wingdings" w:hint="default"/>
+      </w:rPr>
+    </w:lvl>
+  </w:abstractNum>
+  <w:abstractNum w:abstractNumId="5" w15:restartNumberingAfterBreak="0">
+    <w:nsid w:val="671F688D"/>
+    <w:multiLevelType w:val="hybridMultilevel"/>
+    <w:tmpl w:val="8E282EA4"/>
+    <w:lvl w:ilvl="0" w:tplc="04160001">
+      <w:start w:val="1"/>
+      <w:numFmt w:val="bullet"/>
+      <w:lvlText w:val=""/>
+      <w:lvlJc w:val="left"/>
+      <w:pPr>
+        <w:ind w:left="720" w:hanging="360"/>
+      </w:pPr>
+      <w:rPr>
+        <w:rFonts w:ascii="Symbol" w:hAnsi="Symbol" w:hint="default"/>
+      </w:rPr>
+    </w:lvl>
+    <w:lvl w:ilvl="1" w:tplc="04160003" w:tentative="1">
+      <w:start w:val="1"/>
+      <w:numFmt w:val="bullet"/>
+      <w:lvlText w:val="o"/>
+      <w:lvlJc w:val="left"/>
+      <w:pPr>
+        <w:ind w:left="1440" w:hanging="360"/>
+      </w:pPr>
+      <w:rPr>
+        <w:rFonts w:ascii="Courier New" w:hAnsi="Courier New" w:cs="Courier New" w:hint="default"/>
+      </w:rPr>
+    </w:lvl>
+    <w:lvl w:ilvl="2" w:tplc="04160005" w:tentative="1">
+      <w:start w:val="1"/>
+      <w:numFmt w:val="bullet"/>
+      <w:lvlText w:val=""/>
+      <w:lvlJc w:val="left"/>
+      <w:pPr>
+        <w:ind w:left="2160" w:hanging="360"/>
+      </w:pPr>
+      <w:rPr>
+        <w:rFonts w:ascii="Wingdings" w:hAnsi="Wingdings" w:hint="default"/>
+      </w:rPr>
+    </w:lvl>
+    <w:lvl w:ilvl="3" w:tplc="04160001" w:tentative="1">
+      <w:start w:val="1"/>
+      <w:numFmt w:val="bullet"/>
+      <w:lvlText w:val=""/>
+      <w:lvlJc w:val="left"/>
+      <w:pPr>
+        <w:ind w:left="2880" w:hanging="360"/>
+      </w:pPr>
+      <w:rPr>
+        <w:rFonts w:ascii="Symbol" w:hAnsi="Symbol" w:hint="default"/>
+      </w:rPr>
+    </w:lvl>
+    <w:lvl w:ilvl="4" w:tplc="04160003" w:tentative="1">
+      <w:start w:val="1"/>
+      <w:numFmt w:val="bullet"/>
+      <w:lvlText w:val="o"/>
+      <w:lvlJc w:val="left"/>
+      <w:pPr>
+        <w:ind w:left="3600" w:hanging="360"/>
+      </w:pPr>
+      <w:rPr>
+        <w:rFonts w:ascii="Courier New" w:hAnsi="Courier New" w:cs="Courier New" w:hint="default"/>
+      </w:rPr>
+    </w:lvl>
+    <w:lvl w:ilvl="5" w:tplc="04160005" w:tentative="1">
+      <w:start w:val="1"/>
+      <w:numFmt w:val="bullet"/>
+      <w:lvlText w:val=""/>
+      <w:lvlJc w:val="left"/>
+      <w:pPr>
+        <w:ind w:left="4320" w:hanging="360"/>
+      </w:pPr>
+      <w:rPr>
+        <w:rFonts w:ascii="Wingdings" w:hAnsi="Wingdings" w:hint="default"/>
+      </w:rPr>
+    </w:lvl>
+    <w:lvl w:ilvl="6" w:tplc="04160001" w:tentative="1">
+      <w:start w:val="1"/>
+      <w:numFmt w:val="bullet"/>
+      <w:lvlText w:val=""/>
+      <w:lvlJc w:val="left"/>
+      <w:pPr>
+        <w:ind w:left="5040" w:hanging="360"/>
+      </w:pPr>
+      <w:rPr>
+        <w:rFonts w:ascii="Symbol" w:hAnsi="Symbol" w:hint="default"/>
+      </w:rPr>
+    </w:lvl>
+    <w:lvl w:ilvl="7" w:tplc="04160003" w:tentative="1">
+      <w:start w:val="1"/>
+      <w:numFmt w:val="bullet"/>
+      <w:lvlText w:val="o"/>
+      <w:lvlJc w:val="left"/>
+      <w:pPr>
+        <w:ind w:left="5760" w:hanging="360"/>
+      </w:pPr>
+      <w:rPr>
+        <w:rFonts w:ascii="Courier New" w:hAnsi="Courier New" w:cs="Courier New" w:hint="default"/>
+      </w:rPr>
+    </w:lvl>
+    <w:lvl w:ilvl="8" w:tplc="04160005" w:tentative="1">
+      <w:start w:val="1"/>
+      <w:numFmt w:val="bullet"/>
+      <w:lvlText w:val=""/>
+      <w:lvlJc w:val="left"/>
+      <w:pPr>
+        <w:ind w:left="6480" w:hanging="360"/>
+      </w:pPr>
+      <w:rPr>
+        <w:rFonts w:ascii="Wingdings" w:hAnsi="Wingdings" w:hint="default"/>
+      </w:rPr>
+    </w:lvl>
+  </w:abstractNum>
+  <w:abstractNum w:abstractNumId="6" w15:restartNumberingAfterBreak="0">
+    <w:nsid w:val="73775E98"/>
+    <w:multiLevelType w:val="hybridMultilevel"/>
+    <w:tmpl w:val="6CAC59DE"/>
+    <w:lvl w:ilvl="0" w:tplc="04160001">
+      <w:start w:val="1"/>
+      <w:numFmt w:val="bullet"/>
+      <w:lvlText w:val=""/>
+      <w:lvlJc w:val="left"/>
+      <w:pPr>
+        <w:ind w:left="720" w:hanging="360"/>
+      </w:pPr>
+      <w:rPr>
+        <w:rFonts w:ascii="Symbol" w:hAnsi="Symbol" w:hint="default"/>
+      </w:rPr>
+    </w:lvl>
+    <w:lvl w:ilvl="1" w:tplc="04160003" w:tentative="1">
+      <w:start w:val="1"/>
+      <w:numFmt w:val="bullet"/>
+      <w:lvlText w:val="o"/>
+      <w:lvlJc w:val="left"/>
+      <w:pPr>
+        <w:ind w:left="1440" w:hanging="360"/>
+      </w:pPr>
+      <w:rPr>
+        <w:rFonts w:ascii="Courier New" w:hAnsi="Courier New" w:cs="Courier New" w:hint="default"/>
+      </w:rPr>
+    </w:lvl>
+    <w:lvl w:ilvl="2" w:tplc="04160005" w:tentative="1">
+      <w:start w:val="1"/>
+      <w:numFmt w:val="bullet"/>
+      <w:lvlText w:val=""/>
+      <w:lvlJc w:val="left"/>
+      <w:pPr>
+        <w:ind w:left="2160" w:hanging="360"/>
+      </w:pPr>
+      <w:rPr>
+        <w:rFonts w:ascii="Wingdings" w:hAnsi="Wingdings" w:hint="default"/>
+      </w:rPr>
+    </w:lvl>
+    <w:lvl w:ilvl="3" w:tplc="04160001" w:tentative="1">
+      <w:start w:val="1"/>
+      <w:numFmt w:val="bullet"/>
+      <w:lvlText w:val=""/>
+      <w:lvlJc w:val="left"/>
+      <w:pPr>
+        <w:ind w:left="2880" w:hanging="360"/>
+      </w:pPr>
+      <w:rPr>
+        <w:rFonts w:ascii="Symbol" w:hAnsi="Symbol" w:hint="default"/>
+      </w:rPr>
+    </w:lvl>
+    <w:lvl w:ilvl="4" w:tplc="04160003" w:tentative="1">
+      <w:start w:val="1"/>
+      <w:numFmt w:val="bullet"/>
+      <w:lvlText w:val="o"/>
+      <w:lvlJc w:val="left"/>
+      <w:pPr>
+        <w:ind w:left="3600" w:hanging="360"/>
+      </w:pPr>
+      <w:rPr>
+        <w:rFonts w:ascii="Courier New" w:hAnsi="Courier New" w:cs="Courier New" w:hint="default"/>
+      </w:rPr>
+    </w:lvl>
+    <w:lvl w:ilvl="5" w:tplc="04160005" w:tentative="1">
+      <w:start w:val="1"/>
+      <w:numFmt w:val="bullet"/>
+      <w:lvlText w:val=""/>
+      <w:lvlJc w:val="left"/>
+      <w:pPr>
+        <w:ind w:left="4320" w:hanging="360"/>
+      </w:pPr>
+      <w:rPr>
+        <w:rFonts w:ascii="Wingdings" w:hAnsi="Wingdings" w:hint="default"/>
+      </w:rPr>
+    </w:lvl>
+    <w:lvl w:ilvl="6" w:tplc="04160001" w:tentative="1">
+      <w:start w:val="1"/>
+      <w:numFmt w:val="bullet"/>
+      <w:lvlText w:val=""/>
+      <w:lvlJc w:val="left"/>
+      <w:pPr>
+        <w:ind w:left="5040" w:hanging="360"/>
+      </w:pPr>
+      <w:rPr>
+        <w:rFonts w:ascii="Symbol" w:hAnsi="Symbol" w:hint="default"/>
+      </w:rPr>
+    </w:lvl>
+    <w:lvl w:ilvl="7" w:tplc="04160003" w:tentative="1">
+      <w:start w:val="1"/>
+      <w:numFmt w:val="bullet"/>
+      <w:lvlText w:val="o"/>
+      <w:lvlJc w:val="left"/>
+      <w:pPr>
+        <w:ind w:left="5760" w:hanging="360"/>
+      </w:pPr>
+      <w:rPr>
+        <w:rFonts w:ascii="Courier New" w:hAnsi="Courier New" w:cs="Courier New" w:hint="default"/>
+      </w:rPr>
+    </w:lvl>
+    <w:lvl w:ilvl="8" w:tplc="04160005" w:tentative="1">
+      <w:start w:val="1"/>
+      <w:numFmt w:val="bullet"/>
+      <w:lvlText w:val=""/>
+      <w:lvlJc w:val="left"/>
+      <w:pPr>
+        <w:ind w:left="6480" w:hanging="360"/>
+      </w:pPr>
+      <w:rPr>
+        <w:rFonts w:ascii="Wingdings" w:hAnsi="Wingdings" w:hint="default"/>
+      </w:rPr>
+    </w:lvl>
+  </w:abstractNum>
+  <w:abstractNum w:abstractNumId="7" w15:restartNumberingAfterBreak="0">
     <w:nsid w:val="74DD1DF9"/>
     <w:multiLevelType w:val="hybridMultilevel"/>
     <w:tmpl w:val="198C6E64"/>
@@ -19366,16 +24155,28 @@
     </w:lvl>
   </w:abstractNum>
   <w:num w:numId="1">
+    <w:abstractNumId w:val="7"/>
+  </w:num>
+  <w:num w:numId="2">
+    <w:abstractNumId w:val="1"/>
+  </w:num>
+  <w:num w:numId="3">
+    <w:abstractNumId w:val="2"/>
+  </w:num>
+  <w:num w:numId="4">
+    <w:abstractNumId w:val="6"/>
+  </w:num>
+  <w:num w:numId="5">
+    <w:abstractNumId w:val="4"/>
+  </w:num>
+  <w:num w:numId="6">
+    <w:abstractNumId w:val="5"/>
+  </w:num>
+  <w:num w:numId="7">
     <w:abstractNumId w:val="3"/>
   </w:num>
-  <w:num w:numId="2">
+  <w:num w:numId="8">
     <w:abstractNumId w:val="0"/>
-  </w:num>
-  <w:num w:numId="3">
-    <w:abstractNumId w:val="1"/>
-  </w:num>
-  <w:num w:numId="4">
-    <w:abstractNumId w:val="2"/>
   </w:num>
 </w:numbering>
 </file>
@@ -20247,7 +25048,7 @@
 </file>
 
 <file path=customXml/itemProps1.xml><?xml version="1.0" encoding="utf-8"?>
-<ds:datastoreItem xmlns:ds="http://schemas.openxmlformats.org/officeDocument/2006/customXml" ds:itemID="{626459D5-1C0A-49E7-8E50-7FAF20AC32DD}">
+<ds:datastoreItem xmlns:ds="http://schemas.openxmlformats.org/officeDocument/2006/customXml" ds:itemID="{3D44AB08-CFD5-464A-BFCA-58304466DB0F}">
   <ds:schemaRefs>
     <ds:schemaRef ds:uri="http://schemas.openxmlformats.org/officeDocument/2006/bibliography"/>
   </ds:schemaRefs>
